--- a/downloads/teacher/ai-5-week-10.docx
+++ b/downloads/teacher/ai-5-week-10.docx
@@ -2203,6 +2203,396 @@
         <w:t>For your Image-pattern Network Investigation, save the input, procedure, observed result and limitation of this check. Label this worked example as practice; use a different, previously unreviewed case when checking independent understanding.</w:t>
       </w:r>
     </w:p>
+    <w:p>
+      <w:pPr>
+        <w:pStyle w:val="Heading1"/>
+      </w:pPr>
+      <w:r>
+        <w:t>07. Prepare, teach and assess</w:t>
+      </w:r>
+    </w:p>
+    <w:p>
+      <w:r>
+        <w:t>Teaching target: Estimate one partial derivative while other parameters stay fixed</w:t>
+      </w:r>
+    </w:p>
+    <w:p>
+      <w:r>
+        <w:t>Prepare the labelled worked-case picture, the matching workbook, fictional input cards and a place for individual responses. Check a local Python 3 environment before class; have a paper-trace version ready.</w:t>
+      </w:r>
+    </w:p>
+    <w:tbl>
+      <w:tblPr>
+        <w:tblStyle w:val="LightShading-Accent1"/>
+        <w:tblW w:type="auto" w:w="0"/>
+        <w:tblLook w:firstColumn="1" w:firstRow="1" w:lastColumn="0" w:lastRow="0" w:noHBand="0" w:noVBand="1" w:val="04A0"/>
+      </w:tblPr>
+      <w:tblGrid>
+        <w:gridCol w:w="3408"/>
+        <w:gridCol w:w="3408"/>
+        <w:gridCol w:w="3408"/>
+      </w:tblGrid>
+      <w:tr>
+        <w:trPr>
+          <w:tblHeader/>
+        </w:trPr>
+        <w:tc>
+          <w:tcPr>
+            <w:tcW w:type="dxa" w:w="3408"/>
+          </w:tcPr>
+          <w:p>
+            <w:r>
+              <w:t>Session</w:t>
+            </w:r>
+          </w:p>
+        </w:tc>
+        <w:tc>
+          <w:tcPr>
+            <w:tcW w:type="dxa" w:w="3408"/>
+          </w:tcPr>
+          <w:p>
+            <w:r>
+              <w:t>Plan</w:t>
+            </w:r>
+          </w:p>
+        </w:tc>
+        <w:tc>
+          <w:tcPr>
+            <w:tcW w:type="dxa" w:w="3408"/>
+          </w:tcPr>
+          <w:p>
+            <w:r>
+              <w:t>Resources</w:t>
+            </w:r>
+          </w:p>
+        </w:tc>
+      </w:tr>
+      <w:tr>
+        <w:tc>
+          <w:tcPr>
+            <w:tcW w:type="dxa" w:w="3408"/>
+          </w:tcPr>
+          <w:p>
+            <w:r>
+              <w:t>Session 1 · Understand · 45 min</w:t>
+            </w:r>
+          </w:p>
+        </w:tc>
+        <w:tc>
+          <w:tcPr>
+            <w:tcW w:type="dxa" w:w="3408"/>
+          </w:tcPr>
+          <w:p>
+            <w:r>
+              <w:t>0–7: recall and prerequisite; 7–15: inspect the concrete case and predict; 15–30: teacher models the worked trace; 30–40: learners explain a step using the text and visual; 40–45: check the core idea.</w:t>
+            </w:r>
+          </w:p>
+        </w:tc>
+        <w:tc>
+          <w:tcPr>
+            <w:tcW w:type="dxa" w:w="3408"/>
+          </w:tcPr>
+          <w:p>
+            <w:r>
+              <w:t>Sections 1–6; record the brief recall in the workbook.</w:t>
+            </w:r>
+          </w:p>
+        </w:tc>
+      </w:tr>
+      <w:tr>
+        <w:tc>
+          <w:tcPr>
+            <w:tcW w:type="dxa" w:w="3408"/>
+          </w:tcPr>
+          <w:p>
+            <w:r>
+              <w:t>Session 2 · Practise · 45 min</w:t>
+            </w:r>
+          </w:p>
+        </w:tc>
+        <w:tc>
+          <w:tcPr>
+            <w:tcW w:type="dxa" w:w="3408"/>
+          </w:tcPr>
+          <w:p>
+            <w:r>
+              <w:t>0–5: retrieve the procedure; 5–15: W2 completion practice; 15–23: explain and check with a partner; 23–30: each learner answers the misconception check; 30–40: targeted reteaching or a harder variation; 40–45: prepare the investigation.</w:t>
+            </w:r>
+          </w:p>
+        </w:tc>
+        <w:tc>
+          <w:tcPr>
+            <w:tcW w:type="dxa" w:w="3408"/>
+          </w:tcPr>
+          <w:p>
+            <w:r>
+              <w:t>Sections 7–10; use the matching workbook W2 and misconception check.</w:t>
+            </w:r>
+          </w:p>
+        </w:tc>
+      </w:tr>
+      <w:tr>
+        <w:tc>
+          <w:tcPr>
+            <w:tcW w:type="dxa" w:w="3408"/>
+          </w:tcPr>
+          <w:p>
+            <w:r>
+              <w:t>Session 3 · Investigate and transfer · 45 min</w:t>
+            </w:r>
+          </w:p>
+        </w:tc>
+        <w:tc>
+          <w:tcPr>
+            <w:tcW w:type="dxa" w:w="3408"/>
+          </w:tcPr>
+          <w:p>
+            <w:r>
+              <w:t>0–5: retrieve the decision rule; 5–20: investigate or trace; 20–30: start the independent case; 30–38: connect the project; 38–43: act on feedback; 43–45: plan the return check.</w:t>
+            </w:r>
+          </w:p>
+        </w:tc>
+        <w:tc>
+          <w:tcPr>
+            <w:tcW w:type="dxa" w:w="3408"/>
+          </w:tcPr>
+          <w:p>
+            <w:r>
+              <w:t>Sections 9 and 11–14. Give extra time to finish the full task set; use Section 15 when the week includes a coding lab.</w:t>
+            </w:r>
+          </w:p>
+        </w:tc>
+      </w:tr>
+    </w:tbl>
+    <w:p>
+      <w:r>
+        <w:t>Before class, solve the supported practice: A w probe has losses 1.44 and 0.64 at 0.9 and 1.1 with b fixed. A learner divides their difference by 0.1. Correct the result.</w:t>
+      </w:r>
+    </w:p>
+    <w:p>
+      <w:r>
+        <w:t>Reasoned practice answer: Teacher explanation: The interval is 0.2. (0.64 - 1.44) / 0.2 = -4, not -8.</w:t>
+      </w:r>
+    </w:p>
+    <w:p>
+      <w:r>
+        <w:t>Check every learner before discussion: Use the worked case for Gradients with a numerical check. Proposed explanation: “The gradient is one scalar”. Decide whether this explanation is supported. Point to the step or supplied fact that decides; explain your repair if needed.</w:t>
+      </w:r>
+    </w:p>
+    <w:p>
+      <w:r>
+        <w:t>Misconception repair: It has one entry per parameter for a scalar loss, in a stated order.</w:t>
+      </w:r>
+    </w:p>
+    <w:p>
+      <w:r>
+        <w:t>Support: read the exact case aloud, enlarge the labelled picture, supply input cards and model only the first deciding step. Accept a spoken explanation or drawing; retain the reasoning goal.</w:t>
+      </w:r>
+    </w:p>
+    <w:p>
+      <w:r>
+        <w:t>Extension: Swap the two gradient components in the program output. Require a prediction and a reason before comparing. Expected result: The coordinate-wise numerical check exposes the mismatch. Reason: The w perturbation changes y twice as strongly as the same b perturbation.</w:t>
+      </w:r>
+    </w:p>
+    <w:p>
+      <w:r>
+        <w:t>Independent assessment: withhold the reserved answer until the learner has attempted the new case. Record support separately from correctness.</w:t>
+      </w:r>
+    </w:p>
+    <w:tbl>
+      <w:tblPr>
+        <w:tblStyle w:val="LightShading-Accent1"/>
+        <w:tblW w:type="auto" w:w="0"/>
+        <w:tblLook w:firstColumn="1" w:firstRow="1" w:lastColumn="0" w:lastRow="0" w:noHBand="0" w:noVBand="1" w:val="04A0"/>
+      </w:tblPr>
+      <w:tblGrid>
+        <w:gridCol w:w="2556"/>
+        <w:gridCol w:w="2556"/>
+        <w:gridCol w:w="2556"/>
+        <w:gridCol w:w="2556"/>
+      </w:tblGrid>
+      <w:tr>
+        <w:trPr>
+          <w:tblHeader/>
+        </w:trPr>
+        <w:tc>
+          <w:tcPr>
+            <w:tcW w:type="dxa" w:w="2556"/>
+          </w:tcPr>
+          <w:p>
+            <w:r>
+              <w:t>Criterion</w:t>
+            </w:r>
+          </w:p>
+        </w:tc>
+        <w:tc>
+          <w:tcPr>
+            <w:tcW w:type="dxa" w:w="2556"/>
+          </w:tcPr>
+          <w:p>
+            <w:r>
+              <w:t>Not yet</w:t>
+            </w:r>
+          </w:p>
+        </w:tc>
+        <w:tc>
+          <w:tcPr>
+            <w:tcW w:type="dxa" w:w="2556"/>
+          </w:tcPr>
+          <w:p>
+            <w:r>
+              <w:t>With support</w:t>
+            </w:r>
+          </w:p>
+        </w:tc>
+        <w:tc>
+          <w:tcPr>
+            <w:tcW w:type="dxa" w:w="2556"/>
+          </w:tcPr>
+          <w:p>
+            <w:r>
+              <w:t>Independent</w:t>
+            </w:r>
+          </w:p>
+        </w:tc>
+      </w:tr>
+      <w:tr>
+        <w:tc>
+          <w:tcPr>
+            <w:tcW w:type="dxa" w:w="2556"/>
+          </w:tcPr>
+          <w:p>
+            <w:r>
+              <w:t>Explanation</w:t>
+            </w:r>
+          </w:p>
+        </w:tc>
+        <w:tc>
+          <w:tcPr>
+            <w:tcW w:type="dxa" w:w="2556"/>
+          </w:tcPr>
+          <w:p>
+            <w:r>
+              <w:t>Names an answer without a deciding fact</w:t>
+            </w:r>
+          </w:p>
+        </w:tc>
+        <w:tc>
+          <w:tcPr>
+            <w:tcW w:type="dxa" w:w="2556"/>
+          </w:tcPr>
+          <w:p>
+            <w:r>
+              <w:t>Uses a hint to link fact and decision</w:t>
+            </w:r>
+          </w:p>
+        </w:tc>
+        <w:tc>
+          <w:tcPr>
+            <w:tcW w:type="dxa" w:w="2556"/>
+          </w:tcPr>
+          <w:p>
+            <w:r>
+              <w:t>Explains the deciding fact in own words</w:t>
+            </w:r>
+          </w:p>
+        </w:tc>
+      </w:tr>
+      <w:tr>
+        <w:tc>
+          <w:tcPr>
+            <w:tcW w:type="dxa" w:w="2556"/>
+          </w:tcPr>
+          <w:p>
+            <w:r>
+              <w:t>Trace or test</w:t>
+            </w:r>
+          </w:p>
+        </w:tc>
+        <w:tc>
+          <w:tcPr>
+            <w:tcW w:type="dxa" w:w="2556"/>
+          </w:tcPr>
+          <w:p>
+            <w:r>
+              <w:t>Cannot connect input and result</w:t>
+            </w:r>
+          </w:p>
+        </w:tc>
+        <w:tc>
+          <w:tcPr>
+            <w:tcW w:type="dxa" w:w="2556"/>
+          </w:tcPr>
+          <w:p>
+            <w:r>
+              <w:t>Completes steps with prompts</w:t>
+            </w:r>
+          </w:p>
+        </w:tc>
+        <w:tc>
+          <w:tcPr>
+            <w:tcW w:type="dxa" w:w="2556"/>
+          </w:tcPr>
+          <w:p>
+            <w:r>
+              <w:t>Traces or tests a changed case accurately</w:t>
+            </w:r>
+          </w:p>
+        </w:tc>
+      </w:tr>
+      <w:tr>
+        <w:tc>
+          <w:tcPr>
+            <w:tcW w:type="dxa" w:w="2556"/>
+          </w:tcPr>
+          <w:p>
+            <w:r>
+              <w:t>Limits and revision</w:t>
+            </w:r>
+          </w:p>
+        </w:tc>
+        <w:tc>
+          <w:tcPr>
+            <w:tcW w:type="dxa" w:w="2556"/>
+          </w:tcPr>
+          <w:p>
+            <w:r>
+              <w:t>Claims more than evidence supports</w:t>
+            </w:r>
+          </w:p>
+        </w:tc>
+        <w:tc>
+          <w:tcPr>
+            <w:tcW w:type="dxa" w:w="2556"/>
+          </w:tcPr>
+          <w:p>
+            <w:r>
+              <w:t>Names a limit after a prompt</w:t>
+            </w:r>
+          </w:p>
+        </w:tc>
+        <w:tc>
+          <w:tcPr>
+            <w:tcW w:type="dxa" w:w="2556"/>
+          </w:tcPr>
+          <w:p>
+            <w:r>
+              <w:t>States a defensible limit and useful next test</w:t>
+            </w:r>
+          </w:p>
+        </w:tc>
+      </w:tr>
+    </w:tbl>
+    <w:p>
+      <w:r>
+        <w:t>Project checkpoint: Make a transparent first version. Keep a trace of how one input becomes an output; explain the rule or learned component.</w:t>
+      </w:r>
+    </w:p>
+    <w:p>
+      <w:r>
+        <w:t>Use the weekly teacher answer for topic-specific reasoning. A saved progress tick is an activity record; judge mastery from the learner’s explanation and evidence.</w:t>
+      </w:r>
+    </w:p>
     <w:sectPr>
       <w:pgSz w:w="12240" w:h="15840"/>
       <w:pgMar w:top="936" w:right="1008" w:bottom="936" w:left="1008" w:header="720" w:footer="720" w:gutter="0"/>

--- a/downloads/teacher/ai-5-week-10.docx
+++ b/downloads/teacher/ai-5-week-10.docx
@@ -2593,6 +2593,39 @@
         <w:t>Use the weekly teacher answer for topic-specific reasoning. A saved progress tick is an activity record; judge mastery from the learner’s explanation and evidence.</w:t>
       </w:r>
     </w:p>
+    <w:p>
+      <w:pPr>
+        <w:pStyle w:val="Heading1"/>
+      </w:pPr>
+      <w:r>
+        <w:t>08. Use feedback, labs and repair paths</w:t>
+      </w:r>
+    </w:p>
+    <w:p>
+      <w:r>
+        <w:t>Use the two formative questions as supported practice, not as independent mastery scores. Discuss the deciding evidence rather than accepting a guessed selection.</w:t>
+      </w:r>
+    </w:p>
+    <w:p>
+      <w:r>
+        <w:t>The feedback comes from the reviewed public worked case. Do not reveal the separately reserved independent teacher answer until the learner has attempted that case.</w:t>
+      </w:r>
+    </w:p>
+    <w:p>
+      <w:r>
+        <w:t>Ask students to predict before running code. Preserve errors and actual outputs; collect a changed test and an explanation. The branch-boundary and indexing lessons deliberately include failure cases.</w:t>
+      </w:r>
+    </w:p>
+    <w:p>
+      <w:r>
+        <w:t>Use the earlier worked-explanation links to address a specific missing building block, then return to the current question. Adapt this suggestion after observing the learner; it is not an automatic diagnosis.</w:t>
+      </w:r>
+    </w:p>
+    <w:p>
+      <w:r>
+        <w:t>Collect the completed-work portfolio as evidence. Record support separately from correctness, and assess explanation, trace/test and limitations. Progress ticks and quiz selections alone do not establish mastery.</w:t>
+      </w:r>
+    </w:p>
     <w:sectPr>
       <w:pgSz w:w="12240" w:h="15840"/>
       <w:pgMar w:top="936" w:right="1008" w:bottom="936" w:left="1008" w:header="720" w:footer="720" w:gutter="0"/>

--- a/downloads/teacher/ai-5-week-10.docx
+++ b/downloads/teacher/ai-5-week-10.docx
@@ -29,16 +29,39 @@
       </w:r>
     </w:p>
     <w:p>
-      <w:pPr>
-        <w:pStyle w:val="Heading3"/>
-      </w:pPr>
-      <w:r>
-        <w:t>Teach the learning cycle</w:t>
+      <w:r>
+        <w:t>Prepare Gradients with a numerical check: check the target, prerequisites, resources and adaptable teaching schedule.</w:t>
       </w:r>
     </w:p>
     <w:p>
-      <w:r>
-        <w:t>Primary target: Estimate one partial derivative while other parameters stay fixed</w:t>
+      <w:pPr>
+        <w:pStyle w:val="Heading3"/>
+      </w:pPr>
+      <w:r>
+        <w:t>Teach the learning cycle</w:t>
+      </w:r>
+    </w:p>
+    <w:p>
+      <w:pPr>
+        <w:spacing w:line="336" w:lineRule="auto" w:after="180"/>
+      </w:pPr>
+      <w:r>
+        <w:rPr>
+          <w:b w:val="0"/>
+        </w:rPr>
+        <w:t xml:space="preserve">Primary target: Estimate one </w:t>
+      </w:r>
+      <w:r>
+        <w:rPr>
+          <w:b/>
+        </w:rPr>
+        <w:t>partial derivative</w:t>
+      </w:r>
+      <w:r>
+        <w:rPr>
+          <w:b w:val="0"/>
+        </w:rPr>
+        <w:t xml:space="preserve"> while other parameters stay fixed</w:t>
       </w:r>
     </w:p>
     <w:tbl>
@@ -185,16 +208,37 @@
       </w:tr>
     </w:tbl>
     <w:p>
-      <w:r>
-        <w:t>This is a starting allocation of 135 minutes, not a validated duration. Preserve all named topics. Schedule extra time for connected examples, the full investigation, independent cases and project building. Repeated copies of a case share one recorded attempt; they are not new evidence.</w:t>
+      <w:pPr>
+        <w:spacing w:line="336" w:lineRule="auto" w:after="180"/>
+      </w:pPr>
+      <w:r>
+        <w:rPr>
+          <w:b w:val="0"/>
+        </w:rPr>
+        <w:t>This is a starting allocation of 135 minutes, not a validated duration. Preserve all named topics. Schedule extra time for connected examples, the full investigation, independent cases and project building.</w:t>
       </w:r>
     </w:p>
     <w:p>
       <w:pPr>
-        <w:pStyle w:val="Heading3"/>
-      </w:pPr>
-      <w:r>
-        <w:t>Retrieval answer guidance</w:t>
+        <w:spacing w:line="336" w:lineRule="auto" w:after="180"/>
+      </w:pPr>
+      <w:r>
+        <w:rPr>
+          <w:b w:val="0"/>
+        </w:rPr>
+        <w:t xml:space="preserve">Repeated copies of a case share one recorded attempt; they are not new </w:t>
+      </w:r>
+      <w:r>
+        <w:rPr>
+          <w:b/>
+        </w:rPr>
+        <w:t>evidence</w:t>
+      </w:r>
+      <w:r>
+        <w:rPr>
+          <w:b w:val="0"/>
+        </w:rPr>
+        <w:t>.</w:t>
       </w:r>
     </w:p>
     <w:p>
@@ -202,132 +246,288 @@
         <w:pStyle w:val="Heading3"/>
       </w:pPr>
       <w:r>
-        <w:t>Slopes and local change</w:t>
+        <w:t>Retrieval answer guidance</w:t>
       </w:r>
     </w:p>
     <w:p>
-      <w:r>
-        <w:t>Without opening the old lesson, explain one key idea from Slopes and local change. Give an example and a mistake that the idea helps you avoid.</w:t>
+      <w:pPr>
+        <w:pStyle w:val="Heading3"/>
+      </w:pPr>
+      <w:r>
+        <w:t>Slopes and local change</w:t>
       </w:r>
     </w:p>
     <w:p>
-      <w:r>
-        <w:t>Look for: Calculate an average rate of change over a stated interval</w:t>
+      <w:pPr>
+        <w:spacing w:line="336" w:lineRule="auto" w:after="180"/>
+      </w:pPr>
+      <w:r>
+        <w:rPr>
+          <w:b w:val="0"/>
+        </w:rPr>
+        <w:t>Without opening the old lesson, explain one key idea from Slopes and local change. Give an example and a mistake that the idea helps you avoid.</w:t>
       </w:r>
     </w:p>
     <w:p>
-      <w:r>
-        <w:t>Reference example, not the only acceptable wording: Teacher explanation: Average slope is (0 - 4) / 2 = -2. The local slope at 2 is zero. They describe different locations or intervals.</w:t>
+      <w:pPr>
+        <w:spacing w:line="336" w:lineRule="auto" w:after="180"/>
+      </w:pPr>
+      <w:r>
+        <w:rPr>
+          <w:b w:val="0"/>
+        </w:rPr>
+        <w:t>Look for: Calculate an average rate of change over a stated interval</w:t>
       </w:r>
     </w:p>
     <w:p>
       <w:pPr>
-        <w:pStyle w:val="Heading3"/>
-      </w:pPr>
-      <w:r>
-        <w:t>Parameters and architecture</w:t>
+        <w:spacing w:line="336" w:lineRule="auto" w:after="180"/>
+      </w:pPr>
+      <w:r>
+        <w:rPr>
+          <w:b w:val="0"/>
+        </w:rPr>
+        <w:t>Reference example, not the only acceptable wording: Teacher explanation: Average slope is (0 - 4) / 2 = -2. The local slope at 2 is zero. They describe different locations or intervals.</w:t>
       </w:r>
     </w:p>
     <w:p>
-      <w:r>
-        <w:t>Without opening the old lesson, explain one key idea from Parameters and architecture. Give an example and a mistake that the idea helps you avoid.</w:t>
+      <w:pPr>
+        <w:pStyle w:val="Heading3"/>
+      </w:pPr>
+      <w:r>
+        <w:t>Parameters and architecture</w:t>
       </w:r>
     </w:p>
     <w:p>
-      <w:r>
-        <w:t>Look for: Distinguish architectural choices from parameter values</w:t>
+      <w:pPr>
+        <w:spacing w:line="336" w:lineRule="auto" w:after="180"/>
+      </w:pPr>
+      <w:r>
+        <w:rPr>
+          <w:b w:val="0"/>
+        </w:rPr>
+        <w:t>Without opening the old lesson, explain one key idea from Parameters and architecture. Give an example and a mistake that the idea helps you avoid.</w:t>
       </w:r>
     </w:p>
     <w:p>
-      <w:r>
-        <w:t>Reference example, not the only acceptable wording: Teacher explanation: There are 8 weights and 2 biases, total 10.</w:t>
+      <w:pPr>
+        <w:spacing w:line="336" w:lineRule="auto" w:after="180"/>
+      </w:pPr>
+      <w:r>
+        <w:rPr>
+          <w:b w:val="0"/>
+        </w:rPr>
+        <w:t>Look for: Distinguish architectural choices from parameter values</w:t>
       </w:r>
     </w:p>
     <w:p>
       <w:pPr>
-        <w:pStyle w:val="Heading3"/>
-      </w:pPr>
-      <w:r>
-        <w:t>Activation functions</w:t>
+        <w:spacing w:line="336" w:lineRule="auto" w:after="180"/>
+      </w:pPr>
+      <w:r>
+        <w:rPr>
+          <w:b w:val="0"/>
+        </w:rPr>
+        <w:t>Reference example, not the only acceptable wording: Teacher explanation: There are 8 weights and 2 biases, total 10.</w:t>
       </w:r>
     </w:p>
     <w:p>
-      <w:r>
-        <w:t>Without opening the old lesson, explain one key idea from Activation functions. Give an example and a mistake that the idea helps you avoid.</w:t>
+      <w:pPr>
+        <w:pStyle w:val="Heading3"/>
+      </w:pPr>
+      <w:r>
+        <w:t>Activation functions</w:t>
       </w:r>
     </w:p>
     <w:p>
-      <w:r>
-        <w:t>Look for: Trace identity ReLU and sigmoid on a numerical score</w:t>
+      <w:pPr>
+        <w:spacing w:line="336" w:lineRule="auto" w:after="180"/>
+      </w:pPr>
+      <w:r>
+        <w:rPr>
+          <w:b w:val="0"/>
+        </w:rPr>
+        <w:t>Without opening the old lesson, explain one key idea from Activation functions. Give an example and a mistake that the idea helps you avoid.</w:t>
       </w:r>
     </w:p>
     <w:p>
-      <w:r>
-        <w:t>Reference example, not the only acceptable wording: Teacher explanation: Identity gives -2, 0, 2; ReLU gives 0, 0, 2. ReLU retains the positive score itself; it is not a step classifier.</w:t>
+      <w:pPr>
+        <w:spacing w:line="336" w:lineRule="auto" w:after="180"/>
+      </w:pPr>
+      <w:r>
+        <w:rPr>
+          <w:b w:val="0"/>
+        </w:rPr>
+        <w:t>Look for: Trace identity ReLU and sigmoid on a numerical score</w:t>
       </w:r>
     </w:p>
     <w:p>
-      <w:r>
-        <w:t>Use two 45-minute sessions to separate coordinate probes from combined changes. The first gradient check is deliberately an affine model with squared loss, avoiding hidden-layer calculus. Introduce the chain-rule reasoning in words before showing the compact formula.</w:t>
+      <w:pPr>
+        <w:spacing w:line="336" w:lineRule="auto" w:after="180"/>
+      </w:pPr>
+      <w:r>
+        <w:rPr>
+          <w:b w:val="0"/>
+        </w:rPr>
+        <w:t>Reference example, not the only acceptable wording: Teacher explanation: Identity gives -2, 0, 2; ReLU gives 0, 0, 2. ReLU retains the positive score itself; it is not a step classifier.</w:t>
       </w:r>
     </w:p>
     <w:p>
       <w:pPr>
-        <w:pStyle w:val="Heading3"/>
-      </w:pPr>
-      <w:r>
-        <w:t>Outcomes</w:t>
+        <w:spacing w:line="336" w:lineRule="auto" w:after="180"/>
+      </w:pPr>
+      <w:r>
+        <w:rPr>
+          <w:b w:val="0"/>
+        </w:rPr>
+        <w:t xml:space="preserve">Use two 45-minute sessions to separate coordinate probes from combined changes. The first </w:t>
+      </w:r>
+      <w:r>
+        <w:rPr>
+          <w:b/>
+        </w:rPr>
+        <w:t>gradient</w:t>
+      </w:r>
+      <w:r>
+        <w:rPr>
+          <w:b w:val="0"/>
+        </w:rPr>
+        <w:t xml:space="preserve"> check is deliberately an affine model with squared loss, avoiding hidden-layer calculus.</w:t>
       </w:r>
     </w:p>
     <w:p>
-      <w:r>
-        <w:t>Estimate one partial derivative while other parameters stay fixed</w:t>
+      <w:pPr>
+        <w:spacing w:line="336" w:lineRule="auto" w:after="180"/>
+      </w:pPr>
+      <w:r>
+        <w:rPr>
+          <w:b w:val="0"/>
+        </w:rPr>
+        <w:t>Introduce the chain-rule reasoning in words before showing the compact formula.</w:t>
       </w:r>
     </w:p>
     <w:p>
-      <w:r>
-        <w:t>Assemble a gradient in a declared parameter order</w:t>
+      <w:pPr>
+        <w:pStyle w:val="Heading3"/>
+      </w:pPr>
+      <w:r>
+        <w:t>Outcomes</w:t>
       </w:r>
     </w:p>
     <w:p>
-      <w:r>
-        <w:t>Compare numerical and formula based gradients with a tolerance</w:t>
+      <w:pPr>
+        <w:spacing w:line="336" w:lineRule="auto" w:after="180"/>
+      </w:pPr>
+      <w:r>
+        <w:rPr>
+          <w:b w:val="0"/>
+        </w:rPr>
+        <w:t xml:space="preserve">Estimate one </w:t>
+      </w:r>
+      <w:r>
+        <w:rPr>
+          <w:b/>
+        </w:rPr>
+        <w:t>partial derivative</w:t>
+      </w:r>
+      <w:r>
+        <w:rPr>
+          <w:b w:val="0"/>
+        </w:rPr>
+        <w:t xml:space="preserve"> while other parameters stay fixed</w:t>
       </w:r>
     </w:p>
     <w:p>
       <w:pPr>
-        <w:pStyle w:val="Heading3"/>
-      </w:pPr>
-      <w:r>
-        <w:t>Preparation</w:t>
+        <w:spacing w:line="336" w:lineRule="auto" w:after="180"/>
+      </w:pPr>
+      <w:r>
+        <w:rPr>
+          <w:b w:val="0"/>
+        </w:rPr>
+        <w:t xml:space="preserve">Assemble a </w:t>
+      </w:r>
+      <w:r>
+        <w:rPr>
+          <w:b/>
+        </w:rPr>
+        <w:t>gradient</w:t>
+      </w:r>
+      <w:r>
+        <w:rPr>
+          <w:b w:val="0"/>
+        </w:rPr>
+        <w:t xml:space="preserve"> in a declared parameter order</w:t>
       </w:r>
     </w:p>
     <w:p>
-      <w:r>
-        <w:t>Printed lesson and workbook; paper and pencil</w:t>
+      <w:pPr>
+        <w:spacing w:line="336" w:lineRule="auto" w:after="180"/>
+      </w:pPr>
+      <w:r>
+        <w:rPr>
+          <w:b w:val="0"/>
+        </w:rPr>
+        <w:t xml:space="preserve">Compare numerical and formula based </w:t>
+      </w:r>
+      <w:r>
+        <w:rPr>
+          <w:b/>
+        </w:rPr>
+        <w:t>gradient</w:t>
+      </w:r>
+      <w:r>
+        <w:rPr>
+          <w:b w:val="0"/>
+        </w:rPr>
+        <w:t xml:space="preserve">s with a </w:t>
+      </w:r>
+      <w:r>
+        <w:rPr>
+          <w:b/>
+        </w:rPr>
+        <w:t>tolerance</w:t>
       </w:r>
     </w:p>
     <w:p>
-      <w:r>
-        <w:t>Calculator and optional local Python 3 editor; no packages or AI accounts needed</w:t>
+      <w:pPr>
+        <w:pStyle w:val="Heading3"/>
+      </w:pPr>
+      <w:r>
+        <w:t>Preparation</w:t>
       </w:r>
     </w:p>
     <w:p>
-      <w:r>
-        <w:t>Use the fictional examples supplied; prepare the fresh retry before class</w:t>
+      <w:pPr>
+        <w:spacing w:line="336" w:lineRule="auto" w:after="180"/>
+      </w:pPr>
+      <w:r>
+        <w:rPr>
+          <w:b w:val="0"/>
+        </w:rPr>
+        <w:t>Printed lesson and workbook; paper and pencil</w:t>
       </w:r>
     </w:p>
     <w:p>
       <w:pPr>
-        <w:pStyle w:val="Heading3"/>
-      </w:pPr>
-      <w:r>
-        <w:t>Prerequisite answer</w:t>
+        <w:spacing w:line="336" w:lineRule="auto" w:after="180"/>
+      </w:pPr>
+      <w:r>
+        <w:rPr>
+          <w:b w:val="0"/>
+        </w:rPr>
+        <w:t>Calculator and optional local Python 3 editor; no packages or AI accounts needed</w:t>
       </w:r>
     </w:p>
     <w:p>
-      <w:r>
-        <w:t>The two evaluation points lie one step on either side of the centre, so their separation is two steps.</w:t>
+      <w:pPr>
+        <w:spacing w:line="336" w:lineRule="auto" w:after="180"/>
+      </w:pPr>
+      <w:r>
+        <w:rPr>
+          <w:b w:val="0"/>
+        </w:rPr>
+        <w:t>Use the fictional examples supplied; prepare the fresh retry before class</w:t>
       </w:r>
     </w:p>
     <w:p>
@@ -335,50 +535,300 @@
         <w:pStyle w:val="Heading3"/>
       </w:pPr>
       <w:r>
-        <w:t>End goal for the pictorial case</w:t>
+        <w:t>Prerequisite answer</w:t>
       </w:r>
     </w:p>
     <w:p>
-      <w:r>
-        <w:t>By the end, I can explain gradients with a numerical check using a traced example and a stated limitation.</w:t>
+      <w:pPr>
+        <w:spacing w:line="336" w:lineRule="auto" w:after="180"/>
+      </w:pPr>
+      <w:r>
+        <w:rPr>
+          <w:b w:val="0"/>
+        </w:rPr>
+        <w:t>The two evaluation points lie one step on either side of the centre, so their separation is two steps.</w:t>
       </w:r>
     </w:p>
     <w:p>
-      <w:r>
-        <w:t>This added worked case illustrates the week’s main idea. Retain all original and connected topics; schedule its practice within the teaching cycle.</w:t>
+      <w:pPr>
+        <w:pStyle w:val="Heading3"/>
+      </w:pPr>
+      <w:r>
+        <w:t>End goal for the pictorial case</w:t>
       </w:r>
     </w:p>
     <w:p>
       <w:pPr>
-        <w:pStyle w:val="Heading1"/>
-      </w:pPr>
-      <w:r>
-        <w:t>02. Explain and model the mechanism</w:t>
+        <w:spacing w:line="336" w:lineRule="auto" w:after="180"/>
+      </w:pPr>
+      <w:r>
+        <w:rPr>
+          <w:b w:val="0"/>
+        </w:rPr>
+        <w:t xml:space="preserve">By the end, I can explain </w:t>
+      </w:r>
+      <w:r>
+        <w:rPr>
+          <w:b/>
+        </w:rPr>
+        <w:t>gradient</w:t>
+      </w:r>
+      <w:r>
+        <w:rPr>
+          <w:b w:val="0"/>
+        </w:rPr>
+        <w:t>s with a numerical check using a traced example and a stated limitation.</w:t>
       </w:r>
     </w:p>
     <w:p>
-      <w:r>
-        <w:t>Use one example with input x = 2 and target t = 3. The model predicts y = wx + b, and loss L(w, b) = (2w + b - 3) squared. At w = 1, b = 0, prediction is 2, residual is -1 and loss is 1. There are two parameters in order [w, b].</w:t>
+      <w:pPr>
+        <w:spacing w:line="336" w:lineRule="auto" w:after="180"/>
+      </w:pPr>
+      <w:r>
+        <w:rPr>
+          <w:b w:val="0"/>
+        </w:rPr>
+        <w:t>This added worked case illustrates the week’s main idea. Retain all original and connected topics; schedule its practice within the teaching cycle.</w:t>
       </w:r>
     </w:p>
     <w:p>
-      <w:r>
-        <w:t>To estimate the partial slope for w, change w only and keep b = 0. To estimate the partial slope for b, change b only and keep w = 1. Moving both at once measures change along a combined direction; it does not isolate either partial derivative.</w:t>
+      <w:pPr>
+        <w:pStyle w:val="Heading1"/>
+      </w:pPr>
+      <w:r>
+        <w:t>02. Explain and model the mechanism</w:t>
       </w:r>
     </w:p>
     <w:p>
       <w:r>
-        <w:t>The gradient is [-4, -2] in order [w, b]. Both entries refer to the same original parameter vector, not to a partially updated model.</w:t>
+        <w:t>Model Gradients with a numerical check using the supplied case, labelled mechanism and reasoning. Make the scope of each conclusion explicit.</w:t>
       </w:r>
     </w:p>
     <w:p>
-      <w:r>
-        <w:t>The helper assumes finite numerical inputs and a positive nonzero step. The formula follows the squared-loss rule: local loss change is twice the residual times the prediction sensitivity. Changing w by a small amount changes prediction twice as much here; changing b changes prediction by the same amount.</w:t>
+      <w:pPr>
+        <w:spacing w:line="336" w:lineRule="auto" w:after="180"/>
+      </w:pPr>
+      <w:r>
+        <w:rPr>
+          <w:b w:val="0"/>
+        </w:rPr>
+        <w:t xml:space="preserve">Use one example with </w:t>
+      </w:r>
+      <w:r>
+        <w:rPr>
+          <w:b/>
+        </w:rPr>
+        <w:t>input</w:t>
+      </w:r>
+      <w:r>
+        <w:rPr>
+          <w:b w:val="0"/>
+        </w:rPr>
+        <w:t xml:space="preserve"> x = 2 and target t = 3. The model predicts y = wx + b, and loss L(w, b) = (2w + b - 3) squared. At w = 1, b = 0, </w:t>
+      </w:r>
+      <w:r>
+        <w:rPr>
+          <w:b/>
+        </w:rPr>
+        <w:t>prediction</w:t>
+      </w:r>
+      <w:r>
+        <w:rPr>
+          <w:b w:val="0"/>
+        </w:rPr>
+        <w:t xml:space="preserve"> is 2, residual is -1 and loss is 1.</w:t>
       </w:r>
     </w:p>
     <w:p>
-      <w:r>
-        <w:t>Exact floating-point equality is not required. Record the step and a tolerance, then try more than one parameter setting. A passing numerical check supports agreement for those tested points; it does not prove all possible inputs.</w:t>
+      <w:pPr>
+        <w:spacing w:line="336" w:lineRule="auto" w:after="180"/>
+      </w:pPr>
+      <w:r>
+        <w:rPr>
+          <w:b w:val="0"/>
+        </w:rPr>
+        <w:t>There are two parameters in order [w, b].</w:t>
+      </w:r>
+    </w:p>
+    <w:p>
+      <w:pPr>
+        <w:spacing w:line="336" w:lineRule="auto" w:after="180"/>
+      </w:pPr>
+      <w:r>
+        <w:rPr>
+          <w:b w:val="0"/>
+        </w:rPr>
+        <w:t>To estimate the partial slope for w, change w only and keep b = 0. To estimate the partial slope for b, change b only and keep w = 1.</w:t>
+      </w:r>
+    </w:p>
+    <w:p>
+      <w:pPr>
+        <w:spacing w:line="336" w:lineRule="auto" w:after="180"/>
+      </w:pPr>
+      <w:r>
+        <w:rPr>
+          <w:b w:val="0"/>
+        </w:rPr>
+        <w:t xml:space="preserve">Moving both at once measures change along a combined direction; it does not isolate either </w:t>
+      </w:r>
+      <w:r>
+        <w:rPr>
+          <w:b/>
+        </w:rPr>
+        <w:t>partial derivative</w:t>
+      </w:r>
+      <w:r>
+        <w:rPr>
+          <w:b w:val="0"/>
+        </w:rPr>
+        <w:t>.</w:t>
+      </w:r>
+    </w:p>
+    <w:p>
+      <w:pPr>
+        <w:spacing w:line="336" w:lineRule="auto" w:after="180"/>
+      </w:pPr>
+      <w:r>
+        <w:rPr>
+          <w:b w:val="0"/>
+        </w:rPr>
+        <w:t xml:space="preserve">The </w:t>
+      </w:r>
+      <w:r>
+        <w:rPr>
+          <w:b/>
+        </w:rPr>
+        <w:t>gradient</w:t>
+      </w:r>
+      <w:r>
+        <w:rPr>
+          <w:b w:val="0"/>
+        </w:rPr>
+        <w:t xml:space="preserve"> is [-4, -2] in order [w, b]. Both entries refer to the same original parameter vector, not to a partially updated model.</w:t>
+      </w:r>
+    </w:p>
+    <w:p>
+      <w:pPr>
+        <w:pStyle w:val="Heading3"/>
+      </w:pPr>
+      <w:r>
+        <w:t>Explain Gradients with a numerical check · 1</w:t>
+      </w:r>
+    </w:p>
+    <w:p>
+      <w:pPr>
+        <w:spacing w:line="336" w:lineRule="auto" w:after="180"/>
+      </w:pPr>
+      <w:r>
+        <w:rPr>
+          <w:b w:val="0"/>
+        </w:rPr>
+        <w:t xml:space="preserve">The helper assumes finite numerical </w:t>
+      </w:r>
+      <w:r>
+        <w:rPr>
+          <w:b/>
+        </w:rPr>
+        <w:t>input</w:t>
+      </w:r>
+      <w:r>
+        <w:rPr>
+          <w:b w:val="0"/>
+        </w:rPr>
+        <w:t xml:space="preserve">s and a positive nonzero step. The formula follows the squared-loss rule: local loss change is twice the residual times the </w:t>
+      </w:r>
+      <w:r>
+        <w:rPr>
+          <w:b/>
+        </w:rPr>
+        <w:t>prediction</w:t>
+      </w:r>
+      <w:r>
+        <w:rPr>
+          <w:b w:val="0"/>
+        </w:rPr>
+        <w:t xml:space="preserve"> sensitivity.</w:t>
+      </w:r>
+    </w:p>
+    <w:p>
+      <w:pPr>
+        <w:spacing w:line="336" w:lineRule="auto" w:after="180"/>
+      </w:pPr>
+      <w:r>
+        <w:rPr>
+          <w:b w:val="0"/>
+        </w:rPr>
+        <w:t xml:space="preserve">Changing w by a small amount changes </w:t>
+      </w:r>
+      <w:r>
+        <w:rPr>
+          <w:b/>
+        </w:rPr>
+        <w:t>prediction</w:t>
+      </w:r>
+      <w:r>
+        <w:rPr>
+          <w:b w:val="0"/>
+        </w:rPr>
+        <w:t xml:space="preserve"> twice as much here; changing b changes </w:t>
+      </w:r>
+      <w:r>
+        <w:rPr>
+          <w:b/>
+        </w:rPr>
+        <w:t>prediction</w:t>
+      </w:r>
+      <w:r>
+        <w:rPr>
+          <w:b w:val="0"/>
+        </w:rPr>
+        <w:t xml:space="preserve"> by the same amount.</w:t>
+      </w:r>
+    </w:p>
+    <w:p>
+      <w:pPr>
+        <w:spacing w:line="336" w:lineRule="auto" w:after="180"/>
+      </w:pPr>
+      <w:r>
+        <w:rPr>
+          <w:b w:val="0"/>
+        </w:rPr>
+        <w:t xml:space="preserve">Exact floating-point equality is not required. Record the step and a </w:t>
+      </w:r>
+      <w:r>
+        <w:rPr>
+          <w:b/>
+        </w:rPr>
+        <w:t>tolerance</w:t>
+      </w:r>
+      <w:r>
+        <w:rPr>
+          <w:b w:val="0"/>
+        </w:rPr>
+        <w:t>, then try more than one parameter setting.</w:t>
+      </w:r>
+    </w:p>
+    <w:p>
+      <w:pPr>
+        <w:spacing w:line="336" w:lineRule="auto" w:after="180"/>
+      </w:pPr>
+      <w:r>
+        <w:rPr>
+          <w:b w:val="0"/>
+        </w:rPr>
+        <w:t xml:space="preserve">A passing numerical check supports agreement for those tested points; it does not prove all possible </w:t>
+      </w:r>
+      <w:r>
+        <w:rPr>
+          <w:b/>
+        </w:rPr>
+        <w:t>input</w:t>
+      </w:r>
+      <w:r>
+        <w:rPr>
+          <w:b w:val="0"/>
+        </w:rPr>
+        <w:t>s.</w:t>
       </w:r>
     </w:p>
     <w:tbl>
@@ -662,8 +1112,38 @@
       </w:r>
     </w:p>
     <w:p>
-      <w:r>
-        <w:t>Guided: prediction 1, residual -2, loss 4, gradient [-8, -4]. Exit: changing both parameters measures a directional change; each partial must vary just its own coordinate while holding the others fixed.</w:t>
+      <w:pPr>
+        <w:spacing w:line="336" w:lineRule="auto" w:after="180"/>
+      </w:pPr>
+      <w:r>
+        <w:rPr>
+          <w:b w:val="0"/>
+        </w:rPr>
+        <w:t xml:space="preserve">Guided: </w:t>
+      </w:r>
+      <w:r>
+        <w:rPr>
+          <w:b/>
+        </w:rPr>
+        <w:t>prediction</w:t>
+      </w:r>
+      <w:r>
+        <w:rPr>
+          <w:b w:val="0"/>
+        </w:rPr>
+        <w:t xml:space="preserve"> 1, residual -2, loss 4, </w:t>
+      </w:r>
+      <w:r>
+        <w:rPr>
+          <w:b/>
+        </w:rPr>
+        <w:t>gradient</w:t>
+      </w:r>
+      <w:r>
+        <w:rPr>
+          <w:b w:val="0"/>
+        </w:rPr>
+        <w:t xml:space="preserve"> [-8, -4]. Exit: changing both parameters measures a directional change; each partial must vary just its own coordinate while holding the others fixed.</w:t>
       </w:r>
     </w:p>
     <w:p>
@@ -675,8 +1155,37 @@
       </w:r>
     </w:p>
     <w:p>
-      <w:r>
-        <w:t>Use the complete worked example below before asking learners to complete W2. Reveal a small part, invite a prediction, then explain the deciding step. These teacher notes contain solutions; do not reveal the independent case answer during modelling.</w:t>
+      <w:pPr>
+        <w:spacing w:line="336" w:lineRule="auto" w:after="180"/>
+      </w:pPr>
+      <w:r>
+        <w:rPr>
+          <w:b w:val="0"/>
+        </w:rPr>
+        <w:t xml:space="preserve">Use the complete worked example below before asking learners to complete W2. Reveal a small part, invite a </w:t>
+      </w:r>
+      <w:r>
+        <w:rPr>
+          <w:b/>
+        </w:rPr>
+        <w:t>prediction</w:t>
+      </w:r>
+      <w:r>
+        <w:rPr>
+          <w:b w:val="0"/>
+        </w:rPr>
+        <w:t>, then explain the deciding step.</w:t>
+      </w:r>
+    </w:p>
+    <w:p>
+      <w:pPr>
+        <w:spacing w:line="336" w:lineRule="auto" w:after="180"/>
+      </w:pPr>
+      <w:r>
+        <w:rPr>
+          <w:b w:val="0"/>
+        </w:rPr>
+        <w:t>These teacher notes contain solutions; do not reveal the independent case answer during modelling.</w:t>
       </w:r>
     </w:p>
     <w:p>
@@ -966,7 +1475,13 @@
       </w:tr>
     </w:tbl>
     <w:p>
-      <w:r>
+      <w:pPr>
+        <w:spacing w:line="336" w:lineRule="auto" w:after="180"/>
+      </w:pPr>
+      <w:r>
+        <w:rPr>
+          <w:b w:val="0"/>
+        </w:rPr>
         <w:t>Use the diagram and verbal explanation together. Ask learners to match a sentence to a specific visual step; do not assign learners fixed visual or auditory learning styles.</w:t>
       </w:r>
     </w:p>
@@ -979,8 +1494,26 @@
       </w:r>
     </w:p>
     <w:p>
-      <w:r>
-        <w:t>Check each coordinate of a gradient while holding the other parameter fixed.</w:t>
+      <w:pPr>
+        <w:spacing w:line="336" w:lineRule="auto" w:after="180"/>
+      </w:pPr>
+      <w:r>
+        <w:rPr>
+          <w:b w:val="0"/>
+        </w:rPr>
+        <w:t xml:space="preserve">Check each coordinate of a </w:t>
+      </w:r>
+      <w:r>
+        <w:rPr>
+          <w:b/>
+        </w:rPr>
+        <w:t>gradient</w:t>
+      </w:r>
+      <w:r>
+        <w:rPr>
+          <w:b w:val="0"/>
+        </w:rPr>
+        <w:t xml:space="preserve"> while holding the other parameter fixed.</w:t>
       </w:r>
     </w:p>
     <w:p>
@@ -992,13 +1525,55 @@
       </w:r>
     </w:p>
     <w:p>
-      <w:r>
-        <w:t>Model y=2w+b, target 3. At [w, b]=[1, 0], y = 2, residual y-target=-1; loss is residual².</w:t>
+      <w:pPr>
+        <w:pStyle w:val="Heading3"/>
+      </w:pPr>
+      <w:r>
+        <w:t>Supplied facts</w:t>
       </w:r>
     </w:p>
     <w:p>
-      <w:r>
-        <w:t>All inputs and outcomes in this worked example are invented classroom data; no real model run is claimed.</w:t>
+      <w:pPr>
+        <w:spacing w:line="336" w:lineRule="auto" w:after="180"/>
+        <w:shd w:fill="F1F6FC"/>
+      </w:pPr>
+      <w:r>
+        <w:rPr>
+          <w:b w:val="0"/>
+        </w:rPr>
+        <w:t>Model y=2w+b, target 3. At [w, b]=[1, 0], y = 2, residual y-target=-1; loss is residual².</w:t>
+      </w:r>
+    </w:p>
+    <w:p>
+      <w:pPr>
+        <w:pStyle w:val="Heading3"/>
+      </w:pPr>
+      <w:r>
+        <w:t>Supplied facts</w:t>
+      </w:r>
+    </w:p>
+    <w:p>
+      <w:pPr>
+        <w:spacing w:line="336" w:lineRule="auto" w:after="180"/>
+        <w:shd w:fill="F1F6FC"/>
+      </w:pPr>
+      <w:r>
+        <w:rPr>
+          <w:b w:val="0"/>
+        </w:rPr>
+        <w:t xml:space="preserve">All </w:t>
+      </w:r>
+      <w:r>
+        <w:rPr>
+          <w:b/>
+        </w:rPr>
+        <w:t>input</w:t>
+      </w:r>
+      <w:r>
+        <w:rPr>
+          <w:b w:val="0"/>
+        </w:rPr>
+        <w:t>s and outcomes in this worked example are invented classroom data; no real model run is claimed.</w:t>
       </w:r>
     </w:p>
     <w:p>
@@ -1161,21 +1736,59 @@
       </w:r>
     </w:p>
     <w:p>
-      <w:r>
-        <w:t>A gradient lists the slope for each parameter, in a declared order. Changing w by a small amount changes the prediction twice as much as changing b by the same amount. That explains the different derivative magnitudes. Perturb one coordinate while holding the other fixed, then compare the numerical slope with its analytic counterpart.</w:t>
+      <w:pPr>
+        <w:pStyle w:val="Heading3"/>
+      </w:pPr>
+      <w:r>
+        <w:t>Why the result follows</w:t>
       </w:r>
     </w:p>
     <w:p>
       <w:pPr>
-        <w:pStyle w:val="Heading3"/>
-      </w:pPr>
-      <w:r>
-        <w:t>What this example does not establish</w:t>
+        <w:spacing w:line="336" w:lineRule="auto" w:after="180"/>
+        <w:shd w:fill="F1F6FC"/>
+      </w:pPr>
+      <w:r>
+        <w:rPr>
+          <w:b w:val="0"/>
+        </w:rPr>
+        <w:t xml:space="preserve">A </w:t>
+      </w:r>
+      <w:r>
+        <w:rPr>
+          <w:b/>
+        </w:rPr>
+        <w:t>gradient</w:t>
+      </w:r>
+      <w:r>
+        <w:rPr>
+          <w:b w:val="0"/>
+        </w:rPr>
+        <w:t xml:space="preserve"> lists the slope for each parameter, in a declared order. Changing w by a small amount changes the </w:t>
+      </w:r>
+      <w:r>
+        <w:rPr>
+          <w:b/>
+        </w:rPr>
+        <w:t>prediction</w:t>
+      </w:r>
+      <w:r>
+        <w:rPr>
+          <w:b w:val="0"/>
+        </w:rPr>
+        <w:t xml:space="preserve"> twice as much as changing b by the same amount. That explains the different derivative magnitudes.</w:t>
       </w:r>
     </w:p>
     <w:p>
-      <w:r>
-        <w:t>The exact agreement occurs for this quadratic toy case; finite differences in larger models involve rounding and step-size limits.</w:t>
+      <w:pPr>
+        <w:spacing w:line="336" w:lineRule="auto" w:after="180"/>
+        <w:shd w:fill="F1F6FC"/>
+      </w:pPr>
+      <w:r>
+        <w:rPr>
+          <w:b w:val="0"/>
+        </w:rPr>
+        <w:t>Perturb one coordinate while holding the other fixed, then compare the numerical slope with its analytic counterpart.</w:t>
       </w:r>
     </w:p>
     <w:p>
@@ -1183,22 +1796,47 @@
         <w:pStyle w:val="Heading3"/>
       </w:pPr>
       <w:r>
-        <w:t>Change one thing in the pictured case</w:t>
+        <w:t>What this example does not establish</w:t>
       </w:r>
     </w:p>
     <w:p>
-      <w:r>
-        <w:t>Change: Swap the two gradient components in the program output.</w:t>
+      <w:pPr>
+        <w:pStyle w:val="Heading3"/>
+      </w:pPr>
+      <w:r>
+        <w:t>Keep the stated limit</w:t>
       </w:r>
     </w:p>
     <w:p>
-      <w:r>
-        <w:t>Prediction: The coordinate-wise numerical check exposes the mismatch.</w:t>
+      <w:pPr>
+        <w:spacing w:line="336" w:lineRule="auto" w:after="180"/>
+        <w:shd w:fill="FFF5E6"/>
+      </w:pPr>
+      <w:r>
+        <w:rPr>
+          <w:b w:val="0"/>
+        </w:rPr>
+        <w:t xml:space="preserve">The exact agreement occurs for this quadratic toy case; </w:t>
+      </w:r>
+      <w:r>
+        <w:rPr>
+          <w:b/>
+        </w:rPr>
+        <w:t>finite difference</w:t>
+      </w:r>
+      <w:r>
+        <w:rPr>
+          <w:b w:val="0"/>
+        </w:rPr>
+        <w:t>s in larger models involve rounding and step-size limits.</w:t>
       </w:r>
     </w:p>
     <w:p>
-      <w:r>
-        <w:t>Reason: The w perturbation changes y twice as strongly as the same b perturbation.</w:t>
+      <w:pPr>
+        <w:pStyle w:val="Heading3"/>
+      </w:pPr>
+      <w:r>
+        <w:t>Change one thing in the pictured case</w:t>
       </w:r>
     </w:p>
     <w:p>
@@ -1206,20 +1844,164 @@
         <w:pStyle w:val="Heading3"/>
       </w:pPr>
       <w:r>
-        <w:t>Ask while showing the picture</w:t>
+        <w:t>Change one thing</w:t>
       </w:r>
     </w:p>
     <w:p>
-      <w:r>
-        <w:t>Cover the result. Ask learners to name the inputs and predict the next step. Uncover one step, connect the icon to the actual procedure, and explain its evidence. Then change the supplied condition and compare. The picture is a representation; it does not document execution of a real AI model.</w:t>
+      <w:pPr>
+        <w:spacing w:line="336" w:lineRule="auto" w:after="180"/>
+        <w:shd w:fill="F5F1FB"/>
+      </w:pPr>
+      <w:r>
+        <w:rPr>
+          <w:b w:val="0"/>
+        </w:rPr>
+        <w:t xml:space="preserve">Change: Swap the two </w:t>
+      </w:r>
+      <w:r>
+        <w:rPr>
+          <w:b/>
+        </w:rPr>
+        <w:t>gradient</w:t>
+      </w:r>
+      <w:r>
+        <w:rPr>
+          <w:b w:val="0"/>
+        </w:rPr>
+        <w:t xml:space="preserve"> components in the program </w:t>
+      </w:r>
+      <w:r>
+        <w:rPr>
+          <w:b/>
+        </w:rPr>
+        <w:t>output</w:t>
+      </w:r>
+      <w:r>
+        <w:rPr>
+          <w:b w:val="0"/>
+        </w:rPr>
+        <w:t>.</w:t>
       </w:r>
     </w:p>
     <w:p>
       <w:pPr>
+        <w:pStyle w:val="Heading3"/>
+      </w:pPr>
+      <w:r>
+        <w:t>Predicted result</w:t>
+      </w:r>
+    </w:p>
+    <w:p>
+      <w:pPr>
+        <w:spacing w:line="336" w:lineRule="auto" w:after="180"/>
+        <w:shd w:fill="F1F6FC"/>
+      </w:pPr>
+      <w:r>
+        <w:rPr>
+          <w:b/>
+        </w:rPr>
+        <w:t>Prediction</w:t>
+      </w:r>
+      <w:r>
+        <w:rPr>
+          <w:b w:val="0"/>
+        </w:rPr>
+        <w:t>: The coordinate-wise numerical check exposes the mismatch.</w:t>
+      </w:r>
+    </w:p>
+    <w:p>
+      <w:pPr>
+        <w:pStyle w:val="Heading3"/>
+      </w:pPr>
+      <w:r>
+        <w:t>Why the result follows</w:t>
+      </w:r>
+    </w:p>
+    <w:p>
+      <w:pPr>
+        <w:spacing w:line="336" w:lineRule="auto" w:after="180"/>
+        <w:shd w:fill="F1F6FC"/>
+      </w:pPr>
+      <w:r>
+        <w:rPr>
+          <w:b w:val="0"/>
+        </w:rPr>
+        <w:t>Reason: The w perturbation changes y twice as strongly as the same b perturbation.</w:t>
+      </w:r>
+    </w:p>
+    <w:p>
+      <w:pPr>
+        <w:pStyle w:val="Heading3"/>
+      </w:pPr>
+      <w:r>
+        <w:t>Ask while showing the picture</w:t>
+      </w:r>
+    </w:p>
+    <w:p>
+      <w:pPr>
+        <w:pStyle w:val="Heading3"/>
+      </w:pPr>
+      <w:r>
+        <w:t>Ask while showing the picture · 2</w:t>
+      </w:r>
+    </w:p>
+    <w:p>
+      <w:pPr>
+        <w:spacing w:line="336" w:lineRule="auto" w:after="180"/>
+      </w:pPr>
+      <w:r>
+        <w:rPr>
+          <w:b w:val="0"/>
+        </w:rPr>
+        <w:t xml:space="preserve">Cover the result. Ask learners to name the </w:t>
+      </w:r>
+      <w:r>
+        <w:rPr>
+          <w:b/>
+        </w:rPr>
+        <w:t>input</w:t>
+      </w:r>
+      <w:r>
+        <w:rPr>
+          <w:b w:val="0"/>
+        </w:rPr>
+        <w:t xml:space="preserve">s and predict the next step. Uncover one step, connect the icon to the actual procedure, and explain its </w:t>
+      </w:r>
+      <w:r>
+        <w:rPr>
+          <w:b/>
+        </w:rPr>
+        <w:t>evidence</w:t>
+      </w:r>
+      <w:r>
+        <w:rPr>
+          <w:b w:val="0"/>
+        </w:rPr>
+        <w:t>. Then change the supplied condition and compare.</w:t>
+      </w:r>
+    </w:p>
+    <w:p>
+      <w:pPr>
+        <w:spacing w:line="336" w:lineRule="auto" w:after="180"/>
+      </w:pPr>
+      <w:r>
+        <w:rPr>
+          <w:b w:val="0"/>
+        </w:rPr>
+        <w:t>The picture is a representation; it does not document execution of a real AI model.</w:t>
+      </w:r>
+    </w:p>
+    <w:p>
+      <w:pPr>
         <w:pStyle w:val="Heading1"/>
       </w:pPr>
       <w:r>
         <w:t>03. Demonstrate and guide practice</w:t>
+      </w:r>
+    </w:p>
+    <w:p>
+      <w:r>
+        <w:t>Demonstrate Gradients with a numerical check, reduce support deliberately and check individual reasoning before discussing answers.</w:t>
       </w:r>
     </w:p>
     <w:tbl>
@@ -1435,13 +2217,49 @@
       </w:tr>
     </w:tbl>
     <w:p>
-      <w:r>
-        <w:t>Use the worked example in Sections 3 and 6. Collect a prediction before revealing its result; ask the learner to point to each intermediate fact.</w:t>
+      <w:pPr>
+        <w:spacing w:line="336" w:lineRule="auto" w:after="180"/>
+      </w:pPr>
+      <w:r>
+        <w:rPr>
+          <w:b w:val="0"/>
+        </w:rPr>
+        <w:t xml:space="preserve">Use the worked example in Sections 3 and 6. Collect a </w:t>
+      </w:r>
+      <w:r>
+        <w:rPr>
+          <w:b/>
+        </w:rPr>
+        <w:t>prediction</w:t>
+      </w:r>
+      <w:r>
+        <w:rPr>
+          <w:b w:val="0"/>
+        </w:rPr>
+        <w:t xml:space="preserve"> before revealing its result; ask the learner to point to each intermediate fact.</w:t>
       </w:r>
     </w:p>
     <w:p>
-      <w:r>
-        <w:t>Provide separate w-probe and b-probe tables. Extension: at the lesson model [1, 0], test steps 0.1, 0.01 and 0.001 and report absolute disagreements from [-4, -2], without claiming universal tolerance guarantees.</w:t>
+      <w:pPr>
+        <w:spacing w:line="336" w:lineRule="auto" w:after="180"/>
+      </w:pPr>
+      <w:r>
+        <w:rPr>
+          <w:b w:val="0"/>
+        </w:rPr>
+        <w:t xml:space="preserve">Provide separate w-probe and b-probe tables. Extension: at the lesson model [1, 0], test steps 0.1, 0.01 and 0.001 and report absolute disagreements from [-4, -2], without claiming universal </w:t>
+      </w:r>
+      <w:r>
+        <w:rPr>
+          <w:b/>
+        </w:rPr>
+        <w:t>tolerance</w:t>
+      </w:r>
+      <w:r>
+        <w:rPr>
+          <w:b w:val="0"/>
+        </w:rPr>
+        <w:t xml:space="preserve"> guarantees.</w:t>
       </w:r>
     </w:p>
     <w:p>
@@ -1453,54 +2271,131 @@
       </w:r>
     </w:p>
     <w:p>
-      <w:r>
-        <w:t>Completion task: A w probe has losses 1.44 and 0.64 at 0.9 and 1.1 with b fixed. A learner divides their difference by 0.1. Correct the result.</w:t>
+      <w:pPr>
+        <w:pStyle w:val="Heading3"/>
+      </w:pPr>
+      <w:r>
+        <w:t>Completion practice</w:t>
       </w:r>
     </w:p>
     <w:p>
-      <w:r>
-        <w:t>Teacher check: Teacher explanation: The interval is 0.2. (0.64 - 1.44) / 0.2 = -4, not -8.</w:t>
+      <w:pPr>
+        <w:spacing w:line="336" w:lineRule="auto" w:after="180"/>
+        <w:shd w:fill="F5F1FB"/>
+      </w:pPr>
+      <w:r>
+        <w:rPr>
+          <w:b w:val="0"/>
+        </w:rPr>
+        <w:t>Completion task: A w probe has losses 1.44 and 0.64 at 0.9 and 1.1 with b fixed. A learner divides their difference by 0.1. Correct the result.</w:t>
       </w:r>
     </w:p>
     <w:p>
-      <w:r>
-        <w:t>Start by identifying the given inputs together. Leave the intermediate steps blank. If needed, model one step, then withdraw that help on the next step. Move to a full trace only when the partial trace is understood. For partners, alternate explainer and checker; collect a response from every learner before discussion.</w:t>
+      <w:pPr>
+        <w:pStyle w:val="Heading3"/>
+      </w:pPr>
+      <w:r>
+        <w:t>Reasoning to listen for</w:t>
       </w:r>
     </w:p>
     <w:p>
       <w:pPr>
-        <w:pStyle w:val="Heading3"/>
-      </w:pPr>
-      <w:r>
-        <w:t>Individual reasoning check</w:t>
+        <w:spacing w:line="336" w:lineRule="auto" w:after="180"/>
+        <w:shd w:fill="F1F6FC"/>
+      </w:pPr>
+      <w:r>
+        <w:rPr>
+          <w:b w:val="0"/>
+        </w:rPr>
+        <w:t>Teacher check: Teacher explanation: The interval is 0.2. (0.64 - 1.44) / 0.2 = -4, not -8.</w:t>
       </w:r>
     </w:p>
     <w:p>
-      <w:r>
-        <w:t>Use the worked case for Gradients with a numerical check. Proposed explanation: “The gradient is one scalar”. Decide whether this explanation is supported. Point to the step or supplied fact that decides; explain your repair if needed.</w:t>
+      <w:pPr>
+        <w:spacing w:line="336" w:lineRule="auto" w:after="180"/>
+      </w:pPr>
+      <w:r>
+        <w:rPr>
+          <w:b w:val="0"/>
+        </w:rPr>
+        <w:t xml:space="preserve">Start by identifying the given </w:t>
+      </w:r>
+      <w:r>
+        <w:rPr>
+          <w:b/>
+        </w:rPr>
+        <w:t>input</w:t>
+      </w:r>
+      <w:r>
+        <w:rPr>
+          <w:b w:val="0"/>
+        </w:rPr>
+        <w:t>s together. Leave the intermediate steps blank. If needed, model one step, then withdraw that help on the next step. Move to a full trace only when the partial trace is understood.</w:t>
       </w:r>
     </w:p>
     <w:p>
-      <w:r>
-        <w:t>Expected correction: It has one entry per parameter for a scalar loss, in a stated order.</w:t>
+      <w:pPr>
+        <w:spacing w:line="336" w:lineRule="auto" w:after="180"/>
+      </w:pPr>
+      <w:r>
+        <w:rPr>
+          <w:b w:val="0"/>
+        </w:rPr>
+        <w:t>For partners, alternate explainer and checker; collect a response from every learner before discussion.</w:t>
       </w:r>
     </w:p>
     <w:p>
-      <w:r>
-        <w:t>Collect explanations, not only yes/no votes. If a misunderstanding is common, re-model the relevant step for the class. If it affects a few learners, give a short targeted group explanation while others solve a more demanding variation.</w:t>
+      <w:pPr>
+        <w:pStyle w:val="Heading3"/>
+      </w:pPr>
+      <w:r>
+        <w:t>Individual reasoning check</w:t>
       </w:r>
     </w:p>
     <w:p>
       <w:pPr>
-        <w:pStyle w:val="Heading3"/>
-      </w:pPr>
-      <w:r>
-        <w:t>Pictorial practice question</w:t>
+        <w:spacing w:line="336" w:lineRule="auto" w:after="180"/>
+      </w:pPr>
+      <w:r>
+        <w:rPr>
+          <w:b w:val="0"/>
+        </w:rPr>
+        <w:t xml:space="preserve">Use the worked case for </w:t>
+      </w:r>
+      <w:r>
+        <w:rPr>
+          <w:b/>
+        </w:rPr>
+        <w:t>Gradient</w:t>
+      </w:r>
+      <w:r>
+        <w:rPr>
+          <w:b w:val="0"/>
+        </w:rPr>
+        <w:t xml:space="preserve">s with a numerical check. Proposed explanation: “The </w:t>
+      </w:r>
+      <w:r>
+        <w:rPr>
+          <w:b/>
+        </w:rPr>
+        <w:t>gradient</w:t>
+      </w:r>
+      <w:r>
+        <w:rPr>
+          <w:b w:val="0"/>
+        </w:rPr>
+        <w:t xml:space="preserve"> is one scalar”. Decide whether this explanation is supported.</w:t>
       </w:r>
     </w:p>
     <w:p>
-      <w:r>
-        <w:t>Why should the numerical checks perturb one coordinate at a time? Point to the relevant step in the picture, then write the changed result and the rule or evidence that supports it.</w:t>
+      <w:pPr>
+        <w:spacing w:line="336" w:lineRule="auto" w:after="180"/>
+      </w:pPr>
+      <w:r>
+        <w:rPr>
+          <w:b w:val="0"/>
+        </w:rPr>
+        <w:t>Point to the step or supplied fact that decides; explain your repair if needed.</w:t>
       </w:r>
     </w:p>
     <w:p>
@@ -1508,50 +2403,253 @@
         <w:pStyle w:val="Heading3"/>
       </w:pPr>
       <w:r>
-        <w:t>Reasoned teacher answer</w:t>
+        <w:t>Expected repair</w:t>
       </w:r>
     </w:p>
     <w:p>
-      <w:r>
-        <w:t>They estimate a partial derivative. Changing both coordinates would mix their effects and would not independently verify [-4,-2]. Changed-case check: The coordinate-wise numerical check exposes the mismatch. The w perturbation changes y twice as strongly as the same b perturbation.</w:t>
+      <w:pPr>
+        <w:spacing w:line="336" w:lineRule="auto" w:after="180"/>
+        <w:shd w:fill="F1F6FC"/>
+      </w:pPr>
+      <w:r>
+        <w:rPr>
+          <w:b w:val="0"/>
+        </w:rPr>
+        <w:t>Expected correction: It has one entry per parameter for a scalar loss, in a stated order.</w:t>
       </w:r>
     </w:p>
     <w:p>
-      <w:r>
-        <w:t>Changed-case reasoning: The coordinate-wise numerical check exposes the mismatch. The w perturbation changes y twice as strongly as the same b perturbation.</w:t>
+      <w:pPr>
+        <w:spacing w:line="336" w:lineRule="auto" w:after="180"/>
+      </w:pPr>
+      <w:r>
+        <w:rPr>
+          <w:b w:val="0"/>
+        </w:rPr>
+        <w:t>Collect explanations, not only yes/no votes. If a misunderstanding is common, re-model the relevant step for the class.</w:t>
       </w:r>
     </w:p>
     <w:p>
-      <w:r>
-        <w:t>Collect each learner’s explanation before discussion. Use the first missing connection between input, deciding step and result to choose support. This question is worked-case practice, not fresh mastery evidence.</w:t>
+      <w:pPr>
+        <w:spacing w:line="336" w:lineRule="auto" w:after="180"/>
+      </w:pPr>
+      <w:r>
+        <w:rPr>
+          <w:b w:val="0"/>
+        </w:rPr>
+        <w:t>If it affects a few learners, give a short targeted group explanation while others solve a more demanding variation.</w:t>
       </w:r>
     </w:p>
     <w:p>
       <w:pPr>
-        <w:pStyle w:val="Heading1"/>
-      </w:pPr>
-      <w:r>
-        <w:t>04. Run the investigation and diagnose misconceptions</w:t>
+        <w:pStyle w:val="Heading3"/>
+      </w:pPr>
+      <w:r>
+        <w:t>Pictorial practice question</w:t>
       </w:r>
     </w:p>
     <w:p>
-      <w:r>
-        <w:t>The gradient is one scalar: It has one entry per parameter for a scalar loss, in a stated order.</w:t>
+      <w:pPr>
+        <w:spacing w:line="336" w:lineRule="auto" w:after="180"/>
+      </w:pPr>
+      <w:r>
+        <w:rPr>
+          <w:b w:val="0"/>
+        </w:rPr>
+        <w:t xml:space="preserve">Why should the numerical checks perturb one coordinate at a time? Point to the relevant step in the picture, then write the changed result and the rule or </w:t>
+      </w:r>
+      <w:r>
+        <w:rPr>
+          <w:b/>
+        </w:rPr>
+        <w:t>evidence</w:t>
+      </w:r>
+      <w:r>
+        <w:rPr>
+          <w:b w:val="0"/>
+        </w:rPr>
+        <w:t xml:space="preserve"> that supports it.</w:t>
       </w:r>
     </w:p>
     <w:p>
-      <w:r>
-        <w:t>Use the updated weight for the bias probe: Both entries must refer to the same current parameter vector.</w:t>
+      <w:pPr>
+        <w:pStyle w:val="Heading3"/>
+      </w:pPr>
+      <w:r>
+        <w:t>Reasoned teacher answer</w:t>
       </w:r>
     </w:p>
     <w:p>
-      <w:r>
-        <w:t>A symmetric value defines the derivative at any corner: Left and right slopes can differ; the ReLU example exposes this.</w:t>
+      <w:pPr>
+        <w:spacing w:line="336" w:lineRule="auto" w:after="180"/>
+      </w:pPr>
+      <w:r>
+        <w:rPr>
+          <w:b w:val="0"/>
+        </w:rPr>
+        <w:t xml:space="preserve">They estimate a </w:t>
+      </w:r>
+      <w:r>
+        <w:rPr>
+          <w:b/>
+        </w:rPr>
+        <w:t>partial derivative</w:t>
+      </w:r>
+      <w:r>
+        <w:rPr>
+          <w:b w:val="0"/>
+        </w:rPr>
+        <w:t>. Changing both coordinates would mix their effects and would not independently verify [-4,-2]. Changed-case check: The coordinate-wise numerical check exposes the mismatch.</w:t>
       </w:r>
     </w:p>
     <w:p>
-      <w:r>
-        <w:t>Use Section 9 for the evidence ledger. Add a boundary or missing-input case and record the expected response before checking. More successful repeats of one case do not establish wider coverage.</w:t>
+      <w:pPr>
+        <w:spacing w:line="336" w:lineRule="auto" w:after="180"/>
+      </w:pPr>
+      <w:r>
+        <w:rPr>
+          <w:b w:val="0"/>
+        </w:rPr>
+        <w:t>The w perturbation changes y twice as strongly as the same b perturbation.</w:t>
+      </w:r>
+    </w:p>
+    <w:p>
+      <w:pPr>
+        <w:spacing w:line="336" w:lineRule="auto" w:after="180"/>
+      </w:pPr>
+      <w:r>
+        <w:rPr>
+          <w:b w:val="0"/>
+        </w:rPr>
+        <w:t>Changed-case reasoning: The coordinate-wise numerical check exposes the mismatch. The w perturbation changes y twice as strongly as the same b perturbation.</w:t>
+      </w:r>
+    </w:p>
+    <w:p>
+      <w:pPr>
+        <w:spacing w:line="336" w:lineRule="auto" w:after="180"/>
+      </w:pPr>
+      <w:r>
+        <w:rPr>
+          <w:b w:val="0"/>
+        </w:rPr>
+        <w:t xml:space="preserve">Collect each learner’s explanation before discussion. Use the first missing connection between </w:t>
+      </w:r>
+      <w:r>
+        <w:rPr>
+          <w:b/>
+        </w:rPr>
+        <w:t>input</w:t>
+      </w:r>
+      <w:r>
+        <w:rPr>
+          <w:b w:val="0"/>
+        </w:rPr>
+        <w:t xml:space="preserve">, deciding step and result to choose support. This question is worked-case practice, not fresh mastery </w:t>
+      </w:r>
+      <w:r>
+        <w:rPr>
+          <w:b/>
+        </w:rPr>
+        <w:t>evidence</w:t>
+      </w:r>
+      <w:r>
+        <w:rPr>
+          <w:b w:val="0"/>
+        </w:rPr>
+        <w:t>.</w:t>
+      </w:r>
+    </w:p>
+    <w:p>
+      <w:pPr>
+        <w:pStyle w:val="Heading1"/>
+      </w:pPr>
+      <w:r>
+        <w:t>04. Run the investigation and diagnose misconceptions</w:t>
+      </w:r>
+    </w:p>
+    <w:p>
+      <w:r>
+        <w:t>Run the Gradients with a numerical check investigation and use the first unsupported step to choose a teaching response.</w:t>
+      </w:r>
+    </w:p>
+    <w:p>
+      <w:pPr>
+        <w:spacing w:line="336" w:lineRule="auto" w:after="180"/>
+      </w:pPr>
+      <w:r>
+        <w:rPr>
+          <w:b w:val="0"/>
+        </w:rPr>
+        <w:t xml:space="preserve">The </w:t>
+      </w:r>
+      <w:r>
+        <w:rPr>
+          <w:b/>
+        </w:rPr>
+        <w:t>gradient</w:t>
+      </w:r>
+      <w:r>
+        <w:rPr>
+          <w:b w:val="0"/>
+        </w:rPr>
+        <w:t xml:space="preserve"> is one scalar: It has one entry per parameter for a scalar loss, in a stated order.</w:t>
+      </w:r>
+    </w:p>
+    <w:p>
+      <w:pPr>
+        <w:spacing w:line="336" w:lineRule="auto" w:after="180"/>
+      </w:pPr>
+      <w:r>
+        <w:rPr>
+          <w:b w:val="0"/>
+        </w:rPr>
+        <w:t>Use the updated weight for the bias probe: Both entries must refer to the same current parameter vector.</w:t>
+      </w:r>
+    </w:p>
+    <w:p>
+      <w:pPr>
+        <w:spacing w:line="336" w:lineRule="auto" w:after="180"/>
+      </w:pPr>
+      <w:r>
+        <w:rPr>
+          <w:b w:val="0"/>
+        </w:rPr>
+        <w:t>A symmetric value defines the derivative at any corner: Left and right slopes can differ; the ReLU example exposes this.</w:t>
+      </w:r>
+    </w:p>
+    <w:p>
+      <w:pPr>
+        <w:spacing w:line="336" w:lineRule="auto" w:after="180"/>
+      </w:pPr>
+      <w:r>
+        <w:rPr>
+          <w:b w:val="0"/>
+        </w:rPr>
+        <w:t xml:space="preserve">Use Section 9 for the </w:t>
+      </w:r>
+      <w:r>
+        <w:rPr>
+          <w:b/>
+        </w:rPr>
+        <w:t>evidence</w:t>
+      </w:r>
+      <w:r>
+        <w:rPr>
+          <w:b w:val="0"/>
+        </w:rPr>
+        <w:t xml:space="preserve"> ledger. Add a boundary or missing-</w:t>
+      </w:r>
+      <w:r>
+        <w:rPr>
+          <w:b/>
+        </w:rPr>
+        <w:t>input</w:t>
+      </w:r>
+      <w:r>
+        <w:rPr>
+          <w:b w:val="0"/>
+        </w:rPr>
+        <w:t xml:space="preserve"> case and record the expected response before checking. More successful repeats of one case do not establish wider coverage.</w:t>
       </w:r>
     </w:p>
     <w:p>
@@ -1709,29 +2807,38 @@
       </w:tr>
     </w:tbl>
     <w:p>
-      <w:r>
-        <w:t>Offer an oral explanation, drawing, enlarged visual or fewer examples when that removes a reading/writing barrier. Keep the same reasoning goal. Stretch secure learners by changing a boundary or assumption and asking them to defend the effect, not simply by assigning more of the same questions.</w:t>
+      <w:pPr>
+        <w:spacing w:line="336" w:lineRule="auto" w:after="180"/>
+      </w:pPr>
+      <w:r>
+        <w:rPr>
+          <w:b w:val="0"/>
+        </w:rPr>
+        <w:t>Offer an oral explanation, drawing, enlarged visual or fewer examples when that removes a reading/writing barrier. Keep the same reasoning goal.</w:t>
       </w:r>
     </w:p>
     <w:p>
       <w:pPr>
-        <w:pStyle w:val="Heading1"/>
-      </w:pPr>
-      <w:r>
-        <w:t>05. Assess and explain the answers</w:t>
+        <w:spacing w:line="336" w:lineRule="auto" w:after="180"/>
+      </w:pPr>
+      <w:r>
+        <w:rPr>
+          <w:b w:val="0"/>
+        </w:rPr>
+        <w:t>Stretch secure learners by changing a boundary or assumption and asking them to defend the effect, not simply by assigning more of the same questions.</w:t>
       </w:r>
     </w:p>
     <w:p>
       <w:pPr>
-        <w:pStyle w:val="Heading3"/>
-      </w:pPr>
-      <w:r>
-        <w:t>Guided and exit questions</w:t>
+        <w:pStyle w:val="Heading1"/>
+      </w:pPr>
+      <w:r>
+        <w:t>05. Assess and explain the answers</w:t>
       </w:r>
     </w:p>
     <w:p>
       <w:r>
-        <w:t>Guided: prediction 1, residual -2, loss 4, gradient [-8, -4]. Exit: changing both parameters measures a directional change; each partial must vary just its own coordinate while holding the others fixed.</w:t>
+        <w:t>Use the Gradients with a numerical check questions, teacher keys and criteria after the relevant attempts. Previously discussed cases are practice; protect the separately selected independent task.</w:t>
       </w:r>
     </w:p>
     <w:p>
@@ -1739,17 +2846,50 @@
         <w:pStyle w:val="Heading3"/>
       </w:pPr>
       <w:r>
-        <w:t>W1 Recover a gradient</w:t>
+        <w:t>Guided and exit questions</w:t>
       </w:r>
     </w:p>
     <w:p>
-      <w:r>
-        <w:t>For the lesson model at w = 1 and b = 1, calculate prediction, residual, loss and gradient.</w:t>
+      <w:pPr>
+        <w:spacing w:line="336" w:lineRule="auto" w:after="180"/>
+      </w:pPr>
+      <w:r>
+        <w:rPr>
+          <w:b w:val="0"/>
+        </w:rPr>
+        <w:t xml:space="preserve">Guided: </w:t>
+      </w:r>
+      <w:r>
+        <w:rPr>
+          <w:b/>
+        </w:rPr>
+        <w:t>prediction</w:t>
+      </w:r>
+      <w:r>
+        <w:rPr>
+          <w:b w:val="0"/>
+        </w:rPr>
+        <w:t xml:space="preserve"> 1, residual -2, loss 4, </w:t>
+      </w:r>
+      <w:r>
+        <w:rPr>
+          <w:b/>
+        </w:rPr>
+        <w:t>gradient</w:t>
+      </w:r>
+      <w:r>
+        <w:rPr>
+          <w:b w:val="0"/>
+        </w:rPr>
+        <w:t xml:space="preserve"> [-8, -4]. Exit: changing both parameters measures a directional change; each partial must vary just its own coordinate while holding the others fixed.</w:t>
       </w:r>
     </w:p>
     <w:p>
-      <w:r>
-        <w:t>Teacher explanation: Prediction 3, residual 0, loss 0, gradient [0, 0].</w:t>
+      <w:pPr>
+        <w:pStyle w:val="Heading3"/>
+      </w:pPr>
+      <w:r>
+        <w:t>W1 Recover a gradient</w:t>
       </w:r>
     </w:p>
     <w:p>
@@ -1757,53 +2897,135 @@
         <w:pStyle w:val="Heading3"/>
       </w:pPr>
       <w:r>
-        <w:t>W2 Catch a denominator error</w:t>
+        <w:t>Workbook question · W1</w:t>
       </w:r>
     </w:p>
     <w:p>
-      <w:r>
-        <w:t>A w probe has losses 1.44 and 0.64 at 0.9 and 1.1 with b fixed. A learner divides their difference by 0.1. Correct the result.</w:t>
+      <w:pPr>
+        <w:spacing w:line="336" w:lineRule="auto" w:after="180"/>
+        <w:shd w:fill="F5F1FB"/>
+      </w:pPr>
+      <w:r>
+        <w:rPr>
+          <w:b w:val="0"/>
+        </w:rPr>
+        <w:t xml:space="preserve">For the lesson model at w = 1 and b = 1, calculate </w:t>
+      </w:r>
+      <w:r>
+        <w:rPr>
+          <w:b/>
+        </w:rPr>
+        <w:t>prediction</w:t>
+      </w:r>
+      <w:r>
+        <w:rPr>
+          <w:b w:val="0"/>
+        </w:rPr>
+        <w:t xml:space="preserve">, residual, loss and </w:t>
+      </w:r>
+      <w:r>
+        <w:rPr>
+          <w:b/>
+        </w:rPr>
+        <w:t>gradient</w:t>
+      </w:r>
+      <w:r>
+        <w:rPr>
+          <w:b w:val="0"/>
+        </w:rPr>
+        <w:t>.</w:t>
       </w:r>
     </w:p>
     <w:p>
-      <w:r>
-        <w:t>Teacher explanation: The interval is 0.2. (0.64 - 1.44) / 0.2 = -4, not -8.</w:t>
+      <w:pPr>
+        <w:pStyle w:val="Heading3"/>
+      </w:pPr>
+      <w:r>
+        <w:t>Teacher reasoning · W1</w:t>
       </w:r>
     </w:p>
     <w:p>
       <w:pPr>
-        <w:pStyle w:val="Heading3"/>
-      </w:pPr>
-      <w:r>
-        <w:t>W3 Separate a direction from a coordinate</w:t>
+        <w:spacing w:line="336" w:lineRule="auto" w:after="180"/>
+        <w:shd w:fill="F1F6FC"/>
+      </w:pPr>
+      <w:r>
+        <w:rPr>
+          <w:b w:val="0"/>
+        </w:rPr>
+        <w:t xml:space="preserve">Teacher explanation: </w:t>
+      </w:r>
+      <w:r>
+        <w:rPr>
+          <w:b/>
+        </w:rPr>
+        <w:t>Prediction</w:t>
+      </w:r>
+      <w:r>
+        <w:rPr>
+          <w:b w:val="0"/>
+        </w:rPr>
+        <w:t xml:space="preserve"> 3, residual 0, loss 0, </w:t>
+      </w:r>
+      <w:r>
+        <w:rPr>
+          <w:b/>
+        </w:rPr>
+        <w:t>gradient</w:t>
+      </w:r>
+      <w:r>
+        <w:rPr>
+          <w:b w:val="0"/>
+        </w:rPr>
+        <w:t xml:space="preserve"> [0, 0].</w:t>
       </w:r>
     </w:p>
     <w:p>
-      <w:r>
-        <w:t>Starting at [w, b] = [1, 0], both coordinates move by plus or minus 0.1 together. Compute the symmetric slope and explain why it is not either partial derivative.</w:t>
+      <w:pPr>
+        <w:pStyle w:val="Heading3"/>
+      </w:pPr>
+      <w:r>
+        <w:t>W2 Catch a denominator error</w:t>
       </w:r>
     </w:p>
     <w:p>
-      <w:r>
-        <w:t>Teacher explanation: Residuals are -1.3 and -0.7; losses 1.69 and 0.49. Slope is -6. It measures the combined direction [1, 1], equal here to the sum of partials -4 and -2.</w:t>
+      <w:pPr>
+        <w:pStyle w:val="Heading3"/>
+      </w:pPr>
+      <w:r>
+        <w:t>Workbook question · W2</w:t>
       </w:r>
     </w:p>
     <w:p>
       <w:pPr>
-        <w:pStyle w:val="Heading3"/>
-      </w:pPr>
-      <w:r>
-        <w:t>W4 Check a new example independently</w:t>
+        <w:spacing w:line="336" w:lineRule="auto" w:after="180"/>
+        <w:shd w:fill="F5F1FB"/>
+      </w:pPr>
+      <w:r>
+        <w:rPr>
+          <w:b w:val="0"/>
+        </w:rPr>
+        <w:t>A w probe has losses 1.44 and 0.64 at 0.9 and 1.1 with b fixed. A learner divides their difference by 0.1. Correct the result.</w:t>
       </w:r>
     </w:p>
     <w:p>
-      <w:r>
-        <w:t>Use x = 3, target 2 and y = wx + b at w = 0, b = 1. With step 0.1, calculate both numerical partials. Compare with [2 times residual times x, 2 times residual].</w:t>
+      <w:pPr>
+        <w:pStyle w:val="Heading3"/>
+      </w:pPr>
+      <w:r>
+        <w:t>Teacher reasoning · W2</w:t>
       </w:r>
     </w:p>
     <w:p>
-      <w:r>
-        <w:t>Teacher explanation: Residual -1 and loss 1. w probes give predictions 0.7 and 1.3, losses 1.69 and 0.49, partial -6. b probes give predictions 0.9 and 1.1, losses 1.21 and 0.81, partial -2. Formula gradient is [-6, -2].</w:t>
+      <w:pPr>
+        <w:spacing w:line="336" w:lineRule="auto" w:after="180"/>
+        <w:shd w:fill="F1F6FC"/>
+      </w:pPr>
+      <w:r>
+        <w:rPr>
+          <w:b w:val="0"/>
+        </w:rPr>
+        <w:t>Teacher explanation: The interval is 0.2. (0.64 - 1.44) / 0.2 = -4, not -8.</w:t>
       </w:r>
     </w:p>
     <w:p>
@@ -1811,17 +3033,39 @@
         <w:pStyle w:val="Heading3"/>
       </w:pPr>
       <w:r>
-        <w:t>W5 Recognise a corner</w:t>
+        <w:t>W3 Separate a direction from a coordinate</w:t>
       </w:r>
     </w:p>
     <w:p>
-      <w:r>
-        <w:t>Compute the symmetric difference of ReLU at zero with step 0.1. Explain why this does not prove a derivative exists there.</w:t>
+      <w:pPr>
+        <w:pStyle w:val="Heading3"/>
+      </w:pPr>
+      <w:r>
+        <w:t>Workbook question · W3</w:t>
       </w:r>
     </w:p>
     <w:p>
-      <w:r>
-        <w:t>Teacher explanation: The value is 0.5. The left slope is 0 and right slope is 1, so the slopes disagree and the derivative at zero does not exist.</w:t>
+      <w:pPr>
+        <w:spacing w:line="336" w:lineRule="auto" w:after="180"/>
+        <w:shd w:fill="F5F1FB"/>
+      </w:pPr>
+      <w:r>
+        <w:rPr>
+          <w:b w:val="0"/>
+        </w:rPr>
+        <w:t xml:space="preserve">Starting at [w, b] = [1, 0], both coordinates move by plus or minus 0.1 together. Compute the symmetric slope and explain why it is not either </w:t>
+      </w:r>
+      <w:r>
+        <w:rPr>
+          <w:b/>
+        </w:rPr>
+        <w:t>partial derivative</w:t>
+      </w:r>
+      <w:r>
+        <w:rPr>
+          <w:b w:val="0"/>
+        </w:rPr>
+        <w:t>.</w:t>
       </w:r>
     </w:p>
     <w:p>
@@ -1829,12 +3073,19 @@
         <w:pStyle w:val="Heading3"/>
       </w:pPr>
       <w:r>
-        <w:t>Independent assessment and fresh retry</w:t>
+        <w:t>Teacher reasoning · W3</w:t>
       </w:r>
     </w:p>
     <w:p>
-      <w:r>
-        <w:t>W4 requires numerical and formula gradients [-6, -2] with losses shown. Fresh retry: x = 1, target 4, w = 2, b = 1 gives residual -1 and gradient [-2, -2]. Step 0.1 in either coordinate gives losses 1.21 and 0.81. Require the fixed coordinate to be named.</w:t>
+      <w:pPr>
+        <w:spacing w:line="336" w:lineRule="auto" w:after="180"/>
+        <w:shd w:fill="F1F6FC"/>
+      </w:pPr>
+      <w:r>
+        <w:rPr>
+          <w:b w:val="0"/>
+        </w:rPr>
+        <w:t>Teacher explanation: Residuals are -1.3 and -0.7; losses 1.69 and 0.49. Slope is -6. It measures the combined direction [1, 1], equal here to the sum of partials -4 and -2.</w:t>
       </w:r>
     </w:p>
     <w:p>
@@ -1842,25 +3093,287 @@
         <w:pStyle w:val="Heading3"/>
       </w:pPr>
       <w:r>
-        <w:t>Assess independent transfer</w:t>
+        <w:t>W4 Check a new example independently</w:t>
       </w:r>
     </w:p>
     <w:p>
-      <w:r>
-        <w:t>Selected case: Use x = 3, target 2 and y = wx + b at w = 0, b = 1. With step 0.1, calculate both numerical partials. Compare with [2 times residual times x, 2 times residual].</w:t>
+      <w:pPr>
+        <w:pStyle w:val="Heading3"/>
+      </w:pPr>
+      <w:r>
+        <w:t>Workbook question · W4</w:t>
       </w:r>
     </w:p>
     <w:p>
       <w:pPr>
-        <w:pStyle w:val="Heading3"/>
-      </w:pPr>
-      <w:r>
-        <w:t>Selected case answer</w:t>
+        <w:spacing w:line="336" w:lineRule="auto" w:after="180"/>
+        <w:shd w:fill="F5F1FB"/>
+      </w:pPr>
+      <w:r>
+        <w:rPr>
+          <w:b w:val="0"/>
+        </w:rPr>
+        <w:t>Use x = 3, target 2 and y = wx + b at w = 0, b = 1. With step 0.1, calculate both numerical partials. Compare with [2 times residual times x, 2 times residual].</w:t>
       </w:r>
     </w:p>
     <w:p>
-      <w:r>
-        <w:t>Teacher explanation: Residual -1 and loss 1. w probes give predictions 0.7 and 1.3, losses 1.69 and 0.49, partial -6. b probes give predictions 0.9 and 1.1, losses 1.21 and 0.81, partial -2. Formula gradient is [-6, -2].</w:t>
+      <w:pPr>
+        <w:pStyle w:val="Heading3"/>
+      </w:pPr>
+      <w:r>
+        <w:t>Teacher reasoning · W4</w:t>
+      </w:r>
+    </w:p>
+    <w:p>
+      <w:pPr>
+        <w:spacing w:line="336" w:lineRule="auto" w:after="180"/>
+        <w:shd w:fill="F1F6FC"/>
+      </w:pPr>
+      <w:r>
+        <w:rPr>
+          <w:b w:val="0"/>
+        </w:rPr>
+        <w:t xml:space="preserve">Teacher explanation: Residual -1 and loss 1. w probes give </w:t>
+      </w:r>
+      <w:r>
+        <w:rPr>
+          <w:b/>
+        </w:rPr>
+        <w:t>prediction</w:t>
+      </w:r>
+      <w:r>
+        <w:rPr>
+          <w:b w:val="0"/>
+        </w:rPr>
+        <w:t xml:space="preserve">s 0.7 and 1.3, losses 1.69 and 0.49, partial -6. b probes give </w:t>
+      </w:r>
+      <w:r>
+        <w:rPr>
+          <w:b/>
+        </w:rPr>
+        <w:t>prediction</w:t>
+      </w:r>
+      <w:r>
+        <w:rPr>
+          <w:b w:val="0"/>
+        </w:rPr>
+        <w:t xml:space="preserve">s 0.9 and 1.1, losses 1.21 and 0.81, partial -2. Formula </w:t>
+      </w:r>
+      <w:r>
+        <w:rPr>
+          <w:b/>
+        </w:rPr>
+        <w:t>gradient</w:t>
+      </w:r>
+      <w:r>
+        <w:rPr>
+          <w:b w:val="0"/>
+        </w:rPr>
+        <w:t xml:space="preserve"> is [-6, -2].</w:t>
+      </w:r>
+    </w:p>
+    <w:p>
+      <w:pPr>
+        <w:pStyle w:val="Heading3"/>
+      </w:pPr>
+      <w:r>
+        <w:t>W5 Recognise a corner</w:t>
+      </w:r>
+    </w:p>
+    <w:p>
+      <w:pPr>
+        <w:pStyle w:val="Heading3"/>
+      </w:pPr>
+      <w:r>
+        <w:t>Workbook question · W5</w:t>
+      </w:r>
+    </w:p>
+    <w:p>
+      <w:pPr>
+        <w:spacing w:line="336" w:lineRule="auto" w:after="180"/>
+        <w:shd w:fill="F5F1FB"/>
+      </w:pPr>
+      <w:r>
+        <w:rPr>
+          <w:b w:val="0"/>
+        </w:rPr>
+        <w:t>Compute the symmetric difference of ReLU at zero with step 0.1. Explain why this does not prove a derivative exists there.</w:t>
+      </w:r>
+    </w:p>
+    <w:p>
+      <w:pPr>
+        <w:pStyle w:val="Heading3"/>
+      </w:pPr>
+      <w:r>
+        <w:t>Teacher reasoning · W5</w:t>
+      </w:r>
+    </w:p>
+    <w:p>
+      <w:pPr>
+        <w:spacing w:line="336" w:lineRule="auto" w:after="180"/>
+        <w:shd w:fill="F1F6FC"/>
+      </w:pPr>
+      <w:r>
+        <w:rPr>
+          <w:b w:val="0"/>
+        </w:rPr>
+        <w:t>Teacher explanation: The value is 0.5. The left slope is 0 and right slope is 1, so the slopes disagree and the derivative at zero does not exist.</w:t>
+      </w:r>
+    </w:p>
+    <w:p>
+      <w:pPr>
+        <w:pStyle w:val="Heading3"/>
+      </w:pPr>
+      <w:r>
+        <w:t>Independent assessment and fresh retry</w:t>
+      </w:r>
+    </w:p>
+    <w:p>
+      <w:pPr>
+        <w:pStyle w:val="Heading3"/>
+      </w:pPr>
+      <w:r>
+        <w:t>Teacher key · Independent assessment and fresh retry</w:t>
+      </w:r>
+    </w:p>
+    <w:p>
+      <w:pPr>
+        <w:spacing w:line="336" w:lineRule="auto" w:after="180"/>
+        <w:shd w:fill="F1F6FC"/>
+      </w:pPr>
+      <w:r>
+        <w:rPr>
+          <w:b w:val="0"/>
+        </w:rPr>
+        <w:t xml:space="preserve">W4 requires numerical and formula </w:t>
+      </w:r>
+      <w:r>
+        <w:rPr>
+          <w:b/>
+        </w:rPr>
+        <w:t>gradient</w:t>
+      </w:r>
+      <w:r>
+        <w:rPr>
+          <w:b w:val="0"/>
+        </w:rPr>
+        <w:t xml:space="preserve">s [-6, -2] with losses shown. Fresh retry: x = 1, target 4, w = 2, b = 1 gives residual -1 and </w:t>
+      </w:r>
+      <w:r>
+        <w:rPr>
+          <w:b/>
+        </w:rPr>
+        <w:t>gradient</w:t>
+      </w:r>
+      <w:r>
+        <w:rPr>
+          <w:b w:val="0"/>
+        </w:rPr>
+        <w:t xml:space="preserve"> [-2, -2]. Step 0.1 in either coordinate gives losses 1.21 and 0.81.</w:t>
+      </w:r>
+    </w:p>
+    <w:p>
+      <w:pPr>
+        <w:spacing w:line="336" w:lineRule="auto" w:after="180"/>
+        <w:shd w:fill="F1F6FC"/>
+      </w:pPr>
+      <w:r>
+        <w:rPr>
+          <w:b w:val="0"/>
+        </w:rPr>
+        <w:t>Require the fixed coordinate to be named.</w:t>
+      </w:r>
+    </w:p>
+    <w:p>
+      <w:pPr>
+        <w:pStyle w:val="Heading3"/>
+      </w:pPr>
+      <w:r>
+        <w:t>Assess independent transfer</w:t>
+      </w:r>
+    </w:p>
+    <w:p>
+      <w:pPr>
+        <w:pStyle w:val="Heading3"/>
+      </w:pPr>
+      <w:r>
+        <w:t>Independent question · withhold the key</w:t>
+      </w:r>
+    </w:p>
+    <w:p>
+      <w:pPr>
+        <w:spacing w:line="336" w:lineRule="auto" w:after="180"/>
+        <w:shd w:fill="F5F1FB"/>
+      </w:pPr>
+      <w:r>
+        <w:rPr>
+          <w:b w:val="0"/>
+        </w:rPr>
+        <w:t>Selected case: Use x = 3, target 2 and y = wx + b at w = 0, b = 1. With step 0.1, calculate both numerical partials. Compare with [2 times residual times x, 2 times residual].</w:t>
+      </w:r>
+    </w:p>
+    <w:p>
+      <w:pPr>
+        <w:pStyle w:val="Heading3"/>
+      </w:pPr>
+      <w:r>
+        <w:t>Selected case answer</w:t>
+      </w:r>
+    </w:p>
+    <w:p>
+      <w:pPr>
+        <w:pStyle w:val="Heading3"/>
+      </w:pPr>
+      <w:r>
+        <w:t>Teacher key · Selected case answer</w:t>
+      </w:r>
+    </w:p>
+    <w:p>
+      <w:pPr>
+        <w:spacing w:line="336" w:lineRule="auto" w:after="180"/>
+        <w:shd w:fill="F1F6FC"/>
+      </w:pPr>
+      <w:r>
+        <w:rPr>
+          <w:b w:val="0"/>
+        </w:rPr>
+        <w:t xml:space="preserve">Teacher explanation: Residual -1 and loss 1. w probes give </w:t>
+      </w:r>
+      <w:r>
+        <w:rPr>
+          <w:b/>
+        </w:rPr>
+        <w:t>prediction</w:t>
+      </w:r>
+      <w:r>
+        <w:rPr>
+          <w:b w:val="0"/>
+        </w:rPr>
+        <w:t xml:space="preserve">s 0.7 and 1.3, losses 1.69 and 0.49, partial -6. b probes give </w:t>
+      </w:r>
+      <w:r>
+        <w:rPr>
+          <w:b/>
+        </w:rPr>
+        <w:t>prediction</w:t>
+      </w:r>
+      <w:r>
+        <w:rPr>
+          <w:b w:val="0"/>
+        </w:rPr>
+        <w:t xml:space="preserve">s 0.9 and 1.1, losses 1.21 and 0.81, partial -2. Formula </w:t>
+      </w:r>
+      <w:r>
+        <w:rPr>
+          <w:b/>
+        </w:rPr>
+        <w:t>gradient</w:t>
+      </w:r>
+      <w:r>
+        <w:rPr>
+          <w:b w:val="0"/>
+        </w:rPr>
+        <w:t xml:space="preserve"> is [-6, -2].</w:t>
       </w:r>
     </w:p>
     <w:tbl>
@@ -1966,67 +3479,270 @@
       </w:tr>
     </w:tbl>
     <w:p>
-      <w:r>
-        <w:t>Record each dimension as not yet, with support, or independent. Accept a valid alternative procedure with a defensible trace. Do not penalise an honestly recorded model failure if the learner correctly explains its evidence and limits.</w:t>
+      <w:pPr>
+        <w:pStyle w:val="Heading3"/>
+      </w:pPr>
+      <w:r>
+        <w:t>Teacher key · Selected case answer</w:t>
       </w:r>
     </w:p>
     <w:p>
       <w:pPr>
-        <w:pStyle w:val="Heading3"/>
-      </w:pPr>
-      <w:r>
-        <w:t>Feedback that the learner uses</w:t>
+        <w:spacing w:line="336" w:lineRule="auto" w:after="180"/>
+        <w:shd w:fill="F1F6FC"/>
+      </w:pPr>
+      <w:r>
+        <w:rPr>
+          <w:b w:val="0"/>
+        </w:rPr>
+        <w:t>Record each dimension as not yet, with support, or independent. Accept a valid alternative procedure with a defensible trace.</w:t>
       </w:r>
     </w:p>
     <w:p>
-      <w:r>
-        <w:t>Name the earliest unsupported step and give one action to repair it. Have the learner make that repair now and explain why. Then assess the relevant skill on a fresh, fully specified case. Confirm it was not previously practised with feedback; solve and check the new case before assigning it. A follow-up design prompt is a starting brief, not automatically an equivalent test.</w:t>
+      <w:pPr>
+        <w:spacing w:line="336" w:lineRule="auto" w:after="180"/>
+        <w:shd w:fill="F1F6FC"/>
+      </w:pPr>
+      <w:r>
+        <w:rPr>
+          <w:b w:val="0"/>
+        </w:rPr>
+        <w:t xml:space="preserve">Do not penalise an honestly recorded model failure if the learner correctly explains its </w:t>
+      </w:r>
+      <w:r>
+        <w:rPr>
+          <w:b/>
+        </w:rPr>
+        <w:t>evidence</w:t>
+      </w:r>
+      <w:r>
+        <w:rPr>
+          <w:b w:val="0"/>
+        </w:rPr>
+        <w:t xml:space="preserve"> and limits.</w:t>
       </w:r>
     </w:p>
     <w:p>
       <w:pPr>
-        <w:pStyle w:val="Heading1"/>
-      </w:pPr>
-      <w:r>
-        <w:t>06. Connect the project, support and next lesson</w:t>
+        <w:pStyle w:val="Heading3"/>
+      </w:pPr>
+      <w:r>
+        <w:t>Feedback that the learner uses</w:t>
       </w:r>
     </w:p>
     <w:p>
-      <w:r>
-        <w:t>Add a labelled gradients with a numerical check evidence sheet to Image-pattern Network Investigation. Show how you can estimate one partial derivative while other parameters stay fixed. Use the supplied fictional case and keep its inputs, intermediate steps, calculation or prediction, and limitation. Connect this record to last week’s record; a matching answer without a trace is insufficient.</w:t>
+      <w:pPr>
+        <w:spacing w:line="336" w:lineRule="auto" w:after="180"/>
+      </w:pPr>
+      <w:r>
+        <w:rPr>
+          <w:b w:val="0"/>
+        </w:rPr>
+        <w:t>Name the earliest unsupported step and give one action to repair it. Have the learner make that repair now and explain why. Then assess the relevant skill on a fresh, fully specified case.</w:t>
       </w:r>
     </w:p>
     <w:p>
-      <w:r>
-        <w:t>Provide separate w-probe and b-probe tables. Extension: at the lesson model [1, 0], test steps 0.1, 0.01 and 0.001 and report absolute disagreements from [-4, -2], without claiming universal tolerance guarantees.</w:t>
+      <w:pPr>
+        <w:spacing w:line="336" w:lineRule="auto" w:after="180"/>
+      </w:pPr>
+      <w:r>
+        <w:rPr>
+          <w:b w:val="0"/>
+        </w:rPr>
+        <w:t>Confirm it was not previously practised with feedback; solve and check the new case before assigning it. A follow-up design prompt is a starting brief, not automatically an equivalent test.</w:t>
       </w:r>
     </w:p>
     <w:p>
-      <w:r>
-        <w:t>Week 11 applies gradients to simultaneous parameter updates.</w:t>
+      <w:pPr>
+        <w:pStyle w:val="Heading1"/>
+      </w:pPr>
+      <w:r>
+        <w:t>06. Connect the project, support and next lesson</w:t>
       </w:r>
     </w:p>
     <w:p>
       <w:r>
-        <w:t>Retain the project ledger and assess a changed case after support. Check the relevant prerequisite before carrying this component forward.</w:t>
+        <w:t>Connect Gradients with a numerical check to Image-pattern Network Investigation, adapt support and plan a later changed-case check.</w:t>
       </w:r>
     </w:p>
     <w:p>
       <w:pPr>
-        <w:pStyle w:val="Heading3"/>
-      </w:pPr>
-      <w:r>
-        <w:t>Plan the delayed return</w:t>
+        <w:spacing w:line="336" w:lineRule="auto" w:after="180"/>
+      </w:pPr>
+      <w:r>
+        <w:rPr>
+          <w:b w:val="0"/>
+        </w:rPr>
+        <w:t xml:space="preserve">Add a labelled </w:t>
+      </w:r>
+      <w:r>
+        <w:rPr>
+          <w:b/>
+        </w:rPr>
+        <w:t>gradient</w:t>
+      </w:r>
+      <w:r>
+        <w:rPr>
+          <w:b w:val="0"/>
+        </w:rPr>
+        <w:t xml:space="preserve">s with a numerical check </w:t>
+      </w:r>
+      <w:r>
+        <w:rPr>
+          <w:b/>
+        </w:rPr>
+        <w:t>evidence</w:t>
+      </w:r>
+      <w:r>
+        <w:rPr>
+          <w:b w:val="0"/>
+        </w:rPr>
+        <w:t xml:space="preserve"> sheet to Image-pattern Network Investigation. Show how you can estimate one </w:t>
+      </w:r>
+      <w:r>
+        <w:rPr>
+          <w:b/>
+        </w:rPr>
+        <w:t>partial derivative</w:t>
+      </w:r>
+      <w:r>
+        <w:rPr>
+          <w:b w:val="0"/>
+        </w:rPr>
+        <w:t xml:space="preserve"> while other parameters stay fixed.</w:t>
       </w:r>
     </w:p>
     <w:p>
-      <w:r>
-        <w:t>Suggested return points in this level: ai-5/11, ai-5/13, ai-5/16. Use actual classroom dates, adjusting for holidays and gaps. One, three and six teaching weeks are scheduling choices, not a claimed optimal spacing.</w:t>
+      <w:pPr>
+        <w:spacing w:line="336" w:lineRule="auto" w:after="180"/>
+      </w:pPr>
+      <w:r>
+        <w:rPr>
+          <w:b w:val="0"/>
+        </w:rPr>
+        <w:t xml:space="preserve">Use the supplied fictional case and keep its </w:t>
+      </w:r>
+      <w:r>
+        <w:rPr>
+          <w:b/>
+        </w:rPr>
+        <w:t>input</w:t>
+      </w:r>
+      <w:r>
+        <w:rPr>
+          <w:b w:val="0"/>
+        </w:rPr>
+        <w:t xml:space="preserve">s, intermediate steps, calculation or </w:t>
+      </w:r>
+      <w:r>
+        <w:rPr>
+          <w:b/>
+        </w:rPr>
+        <w:t>prediction</w:t>
+      </w:r>
+      <w:r>
+        <w:rPr>
+          <w:b w:val="0"/>
+        </w:rPr>
+        <w:t>, and limitation. Connect this record to last week’s record; a matching answer without a trace is insufficient.</w:t>
       </w:r>
     </w:p>
     <w:p>
-      <w:r>
-        <w:t>At a delayed check, ask for the idea from memory and a changed application. Compare with the earlier independent response and record support used. For a new level, revisit the previous capstone before checking the new prerequisites.</w:t>
+      <w:pPr>
+        <w:spacing w:line="336" w:lineRule="auto" w:after="180"/>
+      </w:pPr>
+      <w:r>
+        <w:rPr>
+          <w:b w:val="0"/>
+        </w:rPr>
+        <w:t xml:space="preserve">Provide separate w-probe and b-probe tables. Extension: at the lesson model [1, 0], test steps 0.1, 0.01 and 0.001 and report absolute disagreements from [-4, -2], without claiming universal </w:t>
+      </w:r>
+      <w:r>
+        <w:rPr>
+          <w:b/>
+        </w:rPr>
+        <w:t>tolerance</w:t>
+      </w:r>
+      <w:r>
+        <w:rPr>
+          <w:b w:val="0"/>
+        </w:rPr>
+        <w:t xml:space="preserve"> guarantees.</w:t>
+      </w:r>
+    </w:p>
+    <w:p>
+      <w:pPr>
+        <w:spacing w:line="336" w:lineRule="auto" w:after="180"/>
+      </w:pPr>
+      <w:r>
+        <w:rPr>
+          <w:b w:val="0"/>
+        </w:rPr>
+        <w:t xml:space="preserve">Week 11 applies </w:t>
+      </w:r>
+      <w:r>
+        <w:rPr>
+          <w:b/>
+        </w:rPr>
+        <w:t>gradient</w:t>
+      </w:r>
+      <w:r>
+        <w:rPr>
+          <w:b w:val="0"/>
+        </w:rPr>
+        <w:t>s to simultaneous parameter updates.</w:t>
+      </w:r>
+    </w:p>
+    <w:p>
+      <w:pPr>
+        <w:spacing w:line="336" w:lineRule="auto" w:after="180"/>
+      </w:pPr>
+      <w:r>
+        <w:rPr>
+          <w:b w:val="0"/>
+        </w:rPr>
+        <w:t>Retain the project ledger and assess a changed case after support. Check the relevant prerequisite before carrying this component forward.</w:t>
+      </w:r>
+    </w:p>
+    <w:p>
+      <w:pPr>
+        <w:pStyle w:val="Heading3"/>
+      </w:pPr>
+      <w:r>
+        <w:t>Plan the delayed return</w:t>
+      </w:r>
+    </w:p>
+    <w:p>
+      <w:pPr>
+        <w:spacing w:line="336" w:lineRule="auto" w:after="180"/>
+      </w:pPr>
+      <w:r>
+        <w:rPr>
+          <w:b w:val="0"/>
+        </w:rPr>
+        <w:t>Suggested return points in this level: ai-5/11, ai-5/13, ai-5/16. Use actual classroom dates, adjusting for holidays and gaps. One, three and six teaching weeks are scheduling choices, not a claimed optimal spacing.</w:t>
+      </w:r>
+    </w:p>
+    <w:p>
+      <w:pPr>
+        <w:spacing w:line="336" w:lineRule="auto" w:after="180"/>
+      </w:pPr>
+      <w:r>
+        <w:rPr>
+          <w:b w:val="0"/>
+        </w:rPr>
+        <w:t>At a delayed check, ask for the idea from memory and a changed application. Compare with the earlier independent response and record support used.</w:t>
+      </w:r>
+    </w:p>
+    <w:p>
+      <w:pPr>
+        <w:spacing w:line="336" w:lineRule="auto" w:after="180"/>
+      </w:pPr>
+      <w:r>
+        <w:rPr>
+          <w:b w:val="0"/>
+        </w:rPr>
+        <w:t>For a new level, revisit the previous capstone before checking the new prerequisites.</w:t>
       </w:r>
     </w:p>
     <w:tbl>
@@ -2186,8 +3902,26 @@
       </w:tr>
     </w:tbl>
     <w:p>
-      <w:r>
-        <w:t>Use the evidence to choose reteaching or the next step. A completed page, confidence rating or attractive project does not by itself demonstrate understanding.</w:t>
+      <w:pPr>
+        <w:spacing w:line="336" w:lineRule="auto" w:after="180"/>
+      </w:pPr>
+      <w:r>
+        <w:rPr>
+          <w:b w:val="0"/>
+        </w:rPr>
+        <w:t xml:space="preserve">Use the </w:t>
+      </w:r>
+      <w:r>
+        <w:rPr>
+          <w:b/>
+        </w:rPr>
+        <w:t>evidence</w:t>
+      </w:r>
+      <w:r>
+        <w:rPr>
+          <w:b w:val="0"/>
+        </w:rPr>
+        <w:t xml:space="preserve"> to choose reteaching or the next step. A completed page, confidence rating or attractive project does not by itself demonstrate understanding.</w:t>
       </w:r>
     </w:p>
     <w:p>
@@ -2199,26 +3933,105 @@
       </w:r>
     </w:p>
     <w:p>
-      <w:r>
-        <w:t>For your Image-pattern Network Investigation, save the input, procedure, observed result and limitation of this check. Label this worked example as practice; use a different, previously unreviewed case when checking independent understanding.</w:t>
+      <w:pPr>
+        <w:spacing w:line="336" w:lineRule="auto" w:after="180"/>
+      </w:pPr>
+      <w:r>
+        <w:rPr>
+          <w:b w:val="0"/>
+        </w:rPr>
+        <w:t xml:space="preserve">For your Image-pattern Network Investigation, save the </w:t>
+      </w:r>
+      <w:r>
+        <w:rPr>
+          <w:b/>
+        </w:rPr>
+        <w:t>input</w:t>
+      </w:r>
+      <w:r>
+        <w:rPr>
+          <w:b w:val="0"/>
+        </w:rPr>
+        <w:t>, procedure, observed result and limitation of this check.</w:t>
       </w:r>
     </w:p>
     <w:p>
       <w:pPr>
-        <w:pStyle w:val="Heading1"/>
-      </w:pPr>
-      <w:r>
-        <w:t>07. Prepare, teach and assess</w:t>
+        <w:spacing w:line="336" w:lineRule="auto" w:after="180"/>
+      </w:pPr>
+      <w:r>
+        <w:rPr>
+          <w:b w:val="0"/>
+        </w:rPr>
+        <w:t>Label this worked example as practice; use a different, previously unreviewed case when checking independent understanding.</w:t>
       </w:r>
     </w:p>
     <w:p>
-      <w:r>
-        <w:t>Teaching target: Estimate one partial derivative while other parameters stay fixed</w:t>
+      <w:pPr>
+        <w:pStyle w:val="Heading1"/>
+      </w:pPr>
+      <w:r>
+        <w:t>07. Prepare, teach and assess</w:t>
       </w:r>
     </w:p>
     <w:p>
       <w:r>
-        <w:t>Prepare the labelled worked-case picture, the matching workbook, fictional input cards and a place for individual responses. Check a local Python 3 environment before class; have a paper-trace version ready.</w:t>
+        <w:t>Use this preparation summary alongside the detailed Gradients with a numerical check lesson; it is a checklist rather than a replacement for the full sequence.</w:t>
+      </w:r>
+    </w:p>
+    <w:p>
+      <w:pPr>
+        <w:pStyle w:val="Heading3"/>
+      </w:pPr>
+      <w:r>
+        <w:t>Teaching target</w:t>
+      </w:r>
+    </w:p>
+    <w:p>
+      <w:pPr>
+        <w:spacing w:line="336" w:lineRule="auto" w:after="180"/>
+        <w:shd w:fill="EDF7F3"/>
+      </w:pPr>
+      <w:r>
+        <w:rPr>
+          <w:b w:val="0"/>
+        </w:rPr>
+        <w:t xml:space="preserve">Teaching target: Estimate one </w:t>
+      </w:r>
+      <w:r>
+        <w:rPr>
+          <w:b/>
+        </w:rPr>
+        <w:t>partial derivative</w:t>
+      </w:r>
+      <w:r>
+        <w:rPr>
+          <w:b w:val="0"/>
+        </w:rPr>
+        <w:t xml:space="preserve"> while other parameters stay fixed</w:t>
+      </w:r>
+    </w:p>
+    <w:p>
+      <w:pPr>
+        <w:spacing w:line="336" w:lineRule="auto" w:after="180"/>
+      </w:pPr>
+      <w:r>
+        <w:rPr>
+          <w:b w:val="0"/>
+        </w:rPr>
+        <w:t xml:space="preserve">Prepare the labelled worked-case picture, the matching workbook, fictional </w:t>
+      </w:r>
+      <w:r>
+        <w:rPr>
+          <w:b/>
+        </w:rPr>
+        <w:t>input</w:t>
+      </w:r>
+      <w:r>
+        <w:rPr>
+          <w:b w:val="0"/>
+        </w:rPr>
+        <w:t xml:space="preserve"> cards and a place for individual responses. Check a local Python 3 environment before class; have a paper-trace version ready.</w:t>
       </w:r>
     </w:p>
     <w:tbl>
@@ -2365,37 +4178,219 @@
       </w:tr>
     </w:tbl>
     <w:p>
-      <w:r>
+      <w:pPr>
+        <w:spacing w:line="336" w:lineRule="auto" w:after="180"/>
+      </w:pPr>
+      <w:r>
+        <w:rPr>
+          <w:b w:val="0"/>
+        </w:rPr>
         <w:t>Before class, solve the supported practice: A w probe has losses 1.44 and 0.64 at 0.9 and 1.1 with b fixed. A learner divides their difference by 0.1. Correct the result.</w:t>
       </w:r>
     </w:p>
     <w:p>
-      <w:r>
-        <w:t>Reasoned practice answer: Teacher explanation: The interval is 0.2. (0.64 - 1.44) / 0.2 = -4, not -8.</w:t>
+      <w:pPr>
+        <w:pStyle w:val="Heading3"/>
+      </w:pPr>
+      <w:r>
+        <w:t>Supported practice answer</w:t>
       </w:r>
     </w:p>
     <w:p>
-      <w:r>
-        <w:t>Check every learner before discussion: Use the worked case for Gradients with a numerical check. Proposed explanation: “The gradient is one scalar”. Decide whether this explanation is supported. Point to the step or supplied fact that decides; explain your repair if needed.</w:t>
+      <w:pPr>
+        <w:spacing w:line="336" w:lineRule="auto" w:after="180"/>
+        <w:shd w:fill="F1F6FC"/>
+      </w:pPr>
+      <w:r>
+        <w:rPr>
+          <w:b w:val="0"/>
+        </w:rPr>
+        <w:t>Reasoned practice answer: Teacher explanation: The interval is 0.2. (0.64 - 1.44) / 0.2 = -4, not -8.</w:t>
       </w:r>
     </w:p>
     <w:p>
-      <w:r>
-        <w:t>Misconception repair: It has one entry per parameter for a scalar loss, in a stated order.</w:t>
+      <w:pPr>
+        <w:spacing w:line="336" w:lineRule="auto" w:after="180"/>
+      </w:pPr>
+      <w:r>
+        <w:rPr>
+          <w:b w:val="0"/>
+        </w:rPr>
+        <w:t xml:space="preserve">Check every learner before discussion: Use the worked case for </w:t>
+      </w:r>
+      <w:r>
+        <w:rPr>
+          <w:b/>
+        </w:rPr>
+        <w:t>Gradient</w:t>
+      </w:r>
+      <w:r>
+        <w:rPr>
+          <w:b w:val="0"/>
+        </w:rPr>
+        <w:t xml:space="preserve">s with a numerical check. Proposed explanation: “The </w:t>
+      </w:r>
+      <w:r>
+        <w:rPr>
+          <w:b/>
+        </w:rPr>
+        <w:t>gradient</w:t>
+      </w:r>
+      <w:r>
+        <w:rPr>
+          <w:b w:val="0"/>
+        </w:rPr>
+        <w:t xml:space="preserve"> is one scalar”. Decide whether this explanation is supported.</w:t>
       </w:r>
     </w:p>
     <w:p>
-      <w:r>
-        <w:t>Support: read the exact case aloud, enlarge the labelled picture, supply input cards and model only the first deciding step. Accept a spoken explanation or drawing; retain the reasoning goal.</w:t>
+      <w:pPr>
+        <w:spacing w:line="336" w:lineRule="auto" w:after="180"/>
+      </w:pPr>
+      <w:r>
+        <w:rPr>
+          <w:b w:val="0"/>
+        </w:rPr>
+        <w:t>Point to the step or supplied fact that decides; explain your repair if needed.</w:t>
       </w:r>
     </w:p>
     <w:p>
-      <w:r>
-        <w:t>Extension: Swap the two gradient components in the program output. Require a prediction and a reason before comparing. Expected result: The coordinate-wise numerical check exposes the mismatch. Reason: The w perturbation changes y twice as strongly as the same b perturbation.</w:t>
+      <w:pPr>
+        <w:pStyle w:val="Heading3"/>
+      </w:pPr>
+      <w:r>
+        <w:t>Repair the misconception</w:t>
       </w:r>
     </w:p>
     <w:p>
-      <w:r>
+      <w:pPr>
+        <w:spacing w:line="336" w:lineRule="auto" w:after="180"/>
+        <w:shd w:fill="FFF5E6"/>
+      </w:pPr>
+      <w:r>
+        <w:rPr>
+          <w:b w:val="0"/>
+        </w:rPr>
+        <w:t>Misconception repair: It has one entry per parameter for a scalar loss, in a stated order.</w:t>
+      </w:r>
+    </w:p>
+    <w:p>
+      <w:pPr>
+        <w:pStyle w:val="Heading3"/>
+      </w:pPr>
+      <w:r>
+        <w:t>Support without giving away the answer</w:t>
+      </w:r>
+    </w:p>
+    <w:p>
+      <w:pPr>
+        <w:spacing w:line="336" w:lineRule="auto" w:after="180"/>
+        <w:shd w:fill="F1F6F8"/>
+      </w:pPr>
+      <w:r>
+        <w:rPr>
+          <w:b w:val="0"/>
+        </w:rPr>
+        <w:t xml:space="preserve">Support: read the exact case aloud, enlarge the labelled picture, supply </w:t>
+      </w:r>
+      <w:r>
+        <w:rPr>
+          <w:b/>
+        </w:rPr>
+        <w:t>input</w:t>
+      </w:r>
+      <w:r>
+        <w:rPr>
+          <w:b w:val="0"/>
+        </w:rPr>
+        <w:t xml:space="preserve"> cards and model only the first deciding step. Accept a spoken explanation or drawing; retain the reasoning goal.</w:t>
+      </w:r>
+    </w:p>
+    <w:p>
+      <w:pPr>
+        <w:pStyle w:val="Heading3"/>
+      </w:pPr>
+      <w:r>
+        <w:t>Extend the reasoning</w:t>
+      </w:r>
+    </w:p>
+    <w:p>
+      <w:pPr>
+        <w:spacing w:line="336" w:lineRule="auto" w:after="180"/>
+        <w:shd w:fill="F5F1FB"/>
+      </w:pPr>
+      <w:r>
+        <w:rPr>
+          <w:b w:val="0"/>
+        </w:rPr>
+        <w:t xml:space="preserve">Extension: Swap the two </w:t>
+      </w:r>
+      <w:r>
+        <w:rPr>
+          <w:b/>
+        </w:rPr>
+        <w:t>gradient</w:t>
+      </w:r>
+      <w:r>
+        <w:rPr>
+          <w:b w:val="0"/>
+        </w:rPr>
+        <w:t xml:space="preserve"> components in the program </w:t>
+      </w:r>
+      <w:r>
+        <w:rPr>
+          <w:b/>
+        </w:rPr>
+        <w:t>output</w:t>
+      </w:r>
+      <w:r>
+        <w:rPr>
+          <w:b w:val="0"/>
+        </w:rPr>
+        <w:t xml:space="preserve">. Require a </w:t>
+      </w:r>
+      <w:r>
+        <w:rPr>
+          <w:b/>
+        </w:rPr>
+        <w:t>prediction</w:t>
+      </w:r>
+      <w:r>
+        <w:rPr>
+          <w:b w:val="0"/>
+        </w:rPr>
+        <w:t xml:space="preserve"> and a reason before comparing. Expected result: The coordinate-wise numerical check exposes the mismatch.</w:t>
+      </w:r>
+    </w:p>
+    <w:p>
+      <w:pPr>
+        <w:spacing w:line="336" w:lineRule="auto" w:after="180"/>
+        <w:shd w:fill="F5F1FB"/>
+      </w:pPr>
+      <w:r>
+        <w:rPr>
+          <w:b w:val="0"/>
+        </w:rPr>
+        <w:t>Reason: The w perturbation changes y twice as strongly as the same b perturbation.</w:t>
+      </w:r>
+    </w:p>
+    <w:p>
+      <w:pPr>
+        <w:pStyle w:val="Heading3"/>
+      </w:pPr>
+      <w:r>
+        <w:t>Protect the independent attempt</w:t>
+      </w:r>
+    </w:p>
+    <w:p>
+      <w:pPr>
+        <w:spacing w:line="336" w:lineRule="auto" w:after="180"/>
+        <w:shd w:fill="FFF5E6"/>
+      </w:pPr>
+      <w:r>
+        <w:rPr>
+          <w:b w:val="0"/>
+        </w:rPr>
         <w:t>Independent assessment: withhold the reserved answer until the learner has attempted the new case. Record support separately from correctness.</w:t>
       </w:r>
     </w:p>
@@ -2584,46 +4579,1050 @@
       </w:tr>
     </w:tbl>
     <w:p>
-      <w:r>
-        <w:t>Project checkpoint: Make a transparent first version. Keep a trace of how one input becomes an output; explain the rule or learned component.</w:t>
+      <w:pPr>
+        <w:pStyle w:val="Heading3"/>
+      </w:pPr>
+      <w:r>
+        <w:t>Project checkpoint</w:t>
       </w:r>
     </w:p>
     <w:p>
-      <w:r>
-        <w:t>Use the weekly teacher answer for topic-specific reasoning. A saved progress tick is an activity record; judge mastery from the learner’s explanation and evidence.</w:t>
+      <w:pPr>
+        <w:spacing w:line="336" w:lineRule="auto" w:after="180"/>
+        <w:shd w:fill="EDF7F3"/>
+      </w:pPr>
+      <w:r>
+        <w:rPr>
+          <w:b w:val="0"/>
+        </w:rPr>
+        <w:t xml:space="preserve">Project checkpoint: Make a transparent first version. Keep a trace of how one </w:t>
+      </w:r>
+      <w:r>
+        <w:rPr>
+          <w:b/>
+        </w:rPr>
+        <w:t>input</w:t>
+      </w:r>
+      <w:r>
+        <w:rPr>
+          <w:b w:val="0"/>
+        </w:rPr>
+        <w:t xml:space="preserve"> becomes an </w:t>
+      </w:r>
+      <w:r>
+        <w:rPr>
+          <w:b/>
+        </w:rPr>
+        <w:t>output</w:t>
+      </w:r>
+      <w:r>
+        <w:rPr>
+          <w:b w:val="0"/>
+        </w:rPr>
+        <w:t>; explain the rule or learned component.</w:t>
       </w:r>
     </w:p>
     <w:p>
       <w:pPr>
-        <w:pStyle w:val="Heading1"/>
-      </w:pPr>
-      <w:r>
-        <w:t>08. Use feedback, labs and repair paths</w:t>
+        <w:spacing w:line="336" w:lineRule="auto" w:after="180"/>
+      </w:pPr>
+      <w:r>
+        <w:rPr>
+          <w:b w:val="0"/>
+        </w:rPr>
+        <w:t xml:space="preserve">Use the weekly teacher answer for topic-specific reasoning. A saved progress tick is an activity record; judge mastery from the learner’s explanation and </w:t>
+      </w:r>
+      <w:r>
+        <w:rPr>
+          <w:b/>
+        </w:rPr>
+        <w:t>evidence</w:t>
+      </w:r>
+      <w:r>
+        <w:rPr>
+          <w:b w:val="0"/>
+        </w:rPr>
+        <w:t>.</w:t>
       </w:r>
     </w:p>
     <w:p>
-      <w:r>
-        <w:t>Use the two formative questions as supported practice, not as independent mastery scores. Discuss the deciding evidence rather than accepting a guessed selection.</w:t>
+      <w:pPr>
+        <w:pStyle w:val="Heading1"/>
+      </w:pPr>
+      <w:r>
+        <w:t>08. Use feedback, labs and repair paths</w:t>
       </w:r>
     </w:p>
     <w:p>
       <w:r>
-        <w:t>The feedback comes from the reviewed public worked case. Do not reveal the separately reserved independent teacher answer until the learner has attempted that case.</w:t>
+        <w:t>Use feedback, earlier review and portfolios purposefully. Apply the coding routine only when this lesson has an executable lab.</w:t>
       </w:r>
     </w:p>
     <w:p>
-      <w:r>
-        <w:t>Ask students to predict before running code. Preserve errors and actual outputs; collect a changed test and an explanation. The branch-boundary and indexing lessons deliberately include failure cases.</w:t>
+      <w:pPr>
+        <w:spacing w:line="336" w:lineRule="auto" w:after="180"/>
+      </w:pPr>
+      <w:r>
+        <w:rPr>
+          <w:b w:val="0"/>
+        </w:rPr>
+        <w:t xml:space="preserve">Use the two formative questions as supported practice, not as independent mastery scores. Discuss the deciding </w:t>
+      </w:r>
+      <w:r>
+        <w:rPr>
+          <w:b/>
+        </w:rPr>
+        <w:t>evidence</w:t>
+      </w:r>
+      <w:r>
+        <w:rPr>
+          <w:b w:val="0"/>
+        </w:rPr>
+        <w:t xml:space="preserve"> rather than accepting a guessed selection.</w:t>
       </w:r>
     </w:p>
     <w:p>
-      <w:r>
-        <w:t>Use the earlier worked-explanation links to address a specific missing building block, then return to the current question. Adapt this suggestion after observing the learner; it is not an automatic diagnosis.</w:t>
+      <w:pPr>
+        <w:spacing w:line="336" w:lineRule="auto" w:after="180"/>
+      </w:pPr>
+      <w:r>
+        <w:rPr>
+          <w:b w:val="0"/>
+        </w:rPr>
+        <w:t>The feedback comes from the reviewed public worked case. Do not reveal the separately reserved independent teacher answer until the learner has attempted that case.</w:t>
       </w:r>
     </w:p>
     <w:p>
-      <w:r>
-        <w:t>Collect the completed-work portfolio as evidence. Record support separately from correctness, and assess explanation, trace/test and limitations. Progress ticks and quiz selections alone do not establish mastery.</w:t>
+      <w:pPr>
+        <w:spacing w:line="336" w:lineRule="auto" w:after="180"/>
+      </w:pPr>
+      <w:r>
+        <w:rPr>
+          <w:b w:val="0"/>
+        </w:rPr>
+        <w:t xml:space="preserve">Ask students to predict before running code. Preserve errors and actual </w:t>
+      </w:r>
+      <w:r>
+        <w:rPr>
+          <w:b/>
+        </w:rPr>
+        <w:t>output</w:t>
+      </w:r>
+      <w:r>
+        <w:rPr>
+          <w:b w:val="0"/>
+        </w:rPr>
+        <w:t>s; collect a changed test and an explanation. The branch-boundary and indexing lessons deliberately include failure cases.</w:t>
+      </w:r>
+    </w:p>
+    <w:p>
+      <w:pPr>
+        <w:spacing w:line="336" w:lineRule="auto" w:after="180"/>
+      </w:pPr>
+      <w:r>
+        <w:rPr>
+          <w:b w:val="0"/>
+        </w:rPr>
+        <w:t>Use the earlier worked-explanation links to address a specific missing building block, then return to the current question. Adapt this suggestion after observing the learner; it is not an automatic diagnosis.</w:t>
+      </w:r>
+    </w:p>
+    <w:p>
+      <w:pPr>
+        <w:spacing w:line="336" w:lineRule="auto" w:after="180"/>
+      </w:pPr>
+      <w:r>
+        <w:rPr>
+          <w:b w:val="0"/>
+        </w:rPr>
+        <w:t xml:space="preserve">Collect the completed-work portfolio as </w:t>
+      </w:r>
+      <w:r>
+        <w:rPr>
+          <w:b/>
+        </w:rPr>
+        <w:t>evidence</w:t>
+      </w:r>
+      <w:r>
+        <w:rPr>
+          <w:b w:val="0"/>
+        </w:rPr>
+        <w:t>. Record support separately from correctness, and assess explanation, trace/test and limitations. Progress ticks and quiz selections alone do not establish mastery.</w:t>
+      </w:r>
+    </w:p>
+    <w:p>
+      <w:pPr>
+        <w:pStyle w:val="Heading1"/>
+      </w:pPr>
+      <w:r>
+        <w:t>09. Visual concept journey</w:t>
+      </w:r>
+    </w:p>
+    <w:p>
+      <w:r>
+        <w:t>Show one Gradients with a numerical check graphic at a time, request a prediction and discuss its trace before the independent assessment.</w:t>
+      </w:r>
+    </w:p>
+    <w:p>
+      <w:pPr>
+        <w:spacing w:line="336" w:lineRule="auto" w:after="180"/>
+      </w:pPr>
+      <w:r>
+        <w:rPr>
+          <w:b w:val="0"/>
+        </w:rPr>
+        <w:t xml:space="preserve">Use one picture at a time. Hide a worked result before asking for a </w:t>
+      </w:r>
+      <w:r>
+        <w:rPr>
+          <w:b/>
+        </w:rPr>
+        <w:t>prediction</w:t>
+      </w:r>
+      <w:r>
+        <w:rPr>
+          <w:b w:val="0"/>
+        </w:rPr>
+        <w:t>, then reveal it for feedback. These are supported teaching cases; retain the separate independent assessment for a fresh first attempt.</w:t>
+      </w:r>
+    </w:p>
+    <w:p>
+      <w:pPr>
+        <w:pStyle w:val="Heading3"/>
+      </w:pPr>
+      <w:r>
+        <w:t>01. Gradients with a numerical check: the case</w:t>
+      </w:r>
+    </w:p>
+    <w:p>
+      <w:r>
+        <w:drawing>
+          <wp:inline xmlns:a="http://schemas.openxmlformats.org/drawingml/2006/main" xmlns:pic="http://schemas.openxmlformats.org/drawingml/2006/picture">
+            <wp:extent cx="5486400" cy="2990088"/>
+            <wp:docPr id="2" name="Picture 2" descr="Check each coordinate of a gradient while holding the other parameter fixed. Supplied facts: Model y=2w+b, target 3. At [w, b]=[1, 0], y = 2, residual y-target=-1; loss is residual². All inputs and outcomes in this worked example are invented classroom data; no real model run is claimed."/>
+            <wp:cNvGraphicFramePr>
+              <a:graphicFrameLocks noChangeAspect="1"/>
+            </wp:cNvGraphicFramePr>
+            <a:graphic>
+              <a:graphicData uri="http://schemas.openxmlformats.org/drawingml/2006/picture">
+                <pic:pic>
+                  <pic:nvPicPr>
+                    <pic:cNvPr id="0" name="academy-story-ai-5-10-01.png"/>
+                    <pic:cNvPicPr/>
+                  </pic:nvPicPr>
+                  <pic:blipFill>
+                    <a:blip r:embed="rId10"/>
+                    <a:stretch>
+                      <a:fillRect/>
+                    </a:stretch>
+                  </pic:blipFill>
+                  <pic:spPr>
+                    <a:xfrm>
+                      <a:off x="0" y="0"/>
+                      <a:ext cx="5486400" cy="2990088"/>
+                    </a:xfrm>
+                    <a:prstGeom prst="rect"/>
+                  </pic:spPr>
+                </pic:pic>
+              </a:graphicData>
+            </a:graphic>
+          </wp:inline>
+        </w:drawing>
+      </w:r>
+    </w:p>
+    <w:p>
+      <w:pPr>
+        <w:spacing w:line="336" w:lineRule="auto" w:after="180"/>
+      </w:pPr>
+      <w:r>
+        <w:rPr>
+          <w:b w:val="0"/>
+        </w:rPr>
+        <w:t xml:space="preserve">Check each coordinate of a </w:t>
+      </w:r>
+      <w:r>
+        <w:rPr>
+          <w:b/>
+        </w:rPr>
+        <w:t>gradient</w:t>
+      </w:r>
+      <w:r>
+        <w:rPr>
+          <w:b w:val="0"/>
+        </w:rPr>
+        <w:t xml:space="preserve"> while holding the other parameter fixed. Supplied facts: Model y=2w+b, target 3. At [w, b]=[1, 0], y = 2, residual y-target=-1; loss is residual².</w:t>
+      </w:r>
+    </w:p>
+    <w:p>
+      <w:pPr>
+        <w:spacing w:line="336" w:lineRule="auto" w:after="180"/>
+      </w:pPr>
+      <w:r>
+        <w:rPr>
+          <w:b w:val="0"/>
+        </w:rPr>
+        <w:t xml:space="preserve">All </w:t>
+      </w:r>
+      <w:r>
+        <w:rPr>
+          <w:b/>
+        </w:rPr>
+        <w:t>input</w:t>
+      </w:r>
+      <w:r>
+        <w:rPr>
+          <w:b w:val="0"/>
+        </w:rPr>
+        <w:t>s and outcomes in this worked example are invented classroom data; no real model run is claimed.</w:t>
+      </w:r>
+    </w:p>
+    <w:p>
+      <w:pPr>
+        <w:spacing w:line="336" w:lineRule="auto" w:after="180"/>
+        <w:shd w:fill="F5F1FB"/>
+      </w:pPr>
+      <w:r>
+        <w:rPr>
+          <w:b w:val="0"/>
+        </w:rPr>
+        <w:t>Point to the given fact that matters most. Explain why it matters.</w:t>
+      </w:r>
+    </w:p>
+    <w:p>
+      <w:pPr>
+        <w:pStyle w:val="Heading3"/>
+      </w:pPr>
+      <w:r>
+        <w:t>Discuss while showing the picture</w:t>
+      </w:r>
+    </w:p>
+    <w:p>
+      <w:pPr>
+        <w:spacing w:line="336" w:lineRule="auto" w:after="180"/>
+        <w:shd w:fill="F1F6F8"/>
+      </w:pPr>
+      <w:r>
+        <w:rPr>
+          <w:b w:val="0"/>
+        </w:rPr>
+        <w:t>Teacher prompt: Point to the given fact that matters most. Explain why it matters. Ask learners to describe one label or arrow in ordinary words. Use the adjacent transcript if the image is difficult to see.</w:t>
+      </w:r>
+    </w:p>
+    <w:p>
+      <w:pPr>
+        <w:pStyle w:val="Heading3"/>
+      </w:pPr>
+      <w:r>
+        <w:t>02. Follow the deciding steps</w:t>
+      </w:r>
+    </w:p>
+    <w:p>
+      <w:r>
+        <w:drawing>
+          <wp:inline xmlns:a="http://schemas.openxmlformats.org/drawingml/2006/main" xmlns:pic="http://schemas.openxmlformats.org/drawingml/2006/picture">
+            <wp:extent cx="5486400" cy="3182112"/>
+            <wp:docPr id="3" name="Picture 3" descr="Check w direction: Analytic derivative2×residual×2=-4. → Check b direction: Analytic derivative2×residual=-2. → Numerical check: With step 0.1: w losses 0.64, 1.44 give -4; b losses 0.81, 1.21 give -2."/>
+            <wp:cNvGraphicFramePr>
+              <a:graphicFrameLocks noChangeAspect="1"/>
+            </wp:cNvGraphicFramePr>
+            <a:graphic>
+              <a:graphicData uri="http://schemas.openxmlformats.org/drawingml/2006/picture">
+                <pic:pic>
+                  <pic:nvPicPr>
+                    <pic:cNvPr id="0" name="academy-story-ai-5-10-02.png"/>
+                    <pic:cNvPicPr/>
+                  </pic:nvPicPr>
+                  <pic:blipFill>
+                    <a:blip r:embed="rId11"/>
+                    <a:stretch>
+                      <a:fillRect/>
+                    </a:stretch>
+                  </pic:blipFill>
+                  <pic:spPr>
+                    <a:xfrm>
+                      <a:off x="0" y="0"/>
+                      <a:ext cx="5486400" cy="3182112"/>
+                    </a:xfrm>
+                    <a:prstGeom prst="rect"/>
+                  </pic:spPr>
+                </pic:pic>
+              </a:graphicData>
+            </a:graphic>
+          </wp:inline>
+        </w:drawing>
+      </w:r>
+    </w:p>
+    <w:p>
+      <w:pPr>
+        <w:spacing w:line="336" w:lineRule="auto" w:after="180"/>
+      </w:pPr>
+      <w:r>
+        <w:rPr>
+          <w:b w:val="0"/>
+        </w:rPr>
+        <w:t>Check w direction: Analytic derivative2×residual×2=-4. → Check b direction: Analytic derivative2×residual=-2. → Numerical check: With step 0.1: w losses 0.64, 1.44 give -4; b losses 0.81, 1.21 give -2.</w:t>
+      </w:r>
+    </w:p>
+    <w:p>
+      <w:pPr>
+        <w:spacing w:line="336" w:lineRule="auto" w:after="180"/>
+        <w:shd w:fill="F5F1FB"/>
+      </w:pPr>
+      <w:r>
+        <w:rPr>
+          <w:b w:val="0"/>
+        </w:rPr>
+        <w:t xml:space="preserve">Point to each numbered stage and explain which recorded </w:t>
+      </w:r>
+      <w:r>
+        <w:rPr>
+          <w:b/>
+        </w:rPr>
+        <w:t>input</w:t>
+      </w:r>
+      <w:r>
+        <w:rPr>
+          <w:b w:val="0"/>
+        </w:rPr>
+        <w:t xml:space="preserve"> it uses.</w:t>
+      </w:r>
+    </w:p>
+    <w:p>
+      <w:pPr>
+        <w:pStyle w:val="Heading3"/>
+      </w:pPr>
+      <w:r>
+        <w:t>Discuss while showing the picture</w:t>
+      </w:r>
+    </w:p>
+    <w:p>
+      <w:pPr>
+        <w:spacing w:line="336" w:lineRule="auto" w:after="180"/>
+        <w:shd w:fill="F1F6F8"/>
+      </w:pPr>
+      <w:r>
+        <w:rPr>
+          <w:b w:val="0"/>
+        </w:rPr>
+        <w:t xml:space="preserve">Teacher prompt: Point to each numbered stage and explain which recorded </w:t>
+      </w:r>
+      <w:r>
+        <w:rPr>
+          <w:b/>
+        </w:rPr>
+        <w:t>input</w:t>
+      </w:r>
+      <w:r>
+        <w:rPr>
+          <w:b w:val="0"/>
+        </w:rPr>
+        <w:t xml:space="preserve"> it uses. Ask learners to describe one label or arrow in ordinary words. Use the adjacent transcript if the image is difficult to see.</w:t>
+      </w:r>
+    </w:p>
+    <w:p>
+      <w:pPr>
+        <w:pStyle w:val="Heading3"/>
+      </w:pPr>
+      <w:r>
+        <w:t>03. Two separate probes at one parameter vector</w:t>
+      </w:r>
+    </w:p>
+    <w:p>
+      <w:r>
+        <w:drawing>
+          <wp:inline xmlns:a="http://schemas.openxmlformats.org/drawingml/2006/main" xmlns:pic="http://schemas.openxmlformats.org/drawingml/2006/picture">
+            <wp:extent cx="5486400" cy="2834640"/>
+            <wp:docPr id="4" name="Picture 4" descr="Two separate probes at one parameter vector. w near 1 | b is 0 and x is 2 | First entry -4. b near 0 | w is 1 and x is 2 | Second entry -2. Assemble in order [w, b] | Same original model | Gradient [-4, -2]"/>
+            <wp:cNvGraphicFramePr>
+              <a:graphicFrameLocks noChangeAspect="1"/>
+            </wp:cNvGraphicFramePr>
+            <a:graphic>
+              <a:graphicData uri="http://schemas.openxmlformats.org/drawingml/2006/picture">
+                <pic:pic>
+                  <pic:nvPicPr>
+                    <pic:cNvPr id="0" name="academy-story-ai-5-10-03.png"/>
+                    <pic:cNvPicPr/>
+                  </pic:nvPicPr>
+                  <pic:blipFill>
+                    <a:blip r:embed="rId12"/>
+                    <a:stretch>
+                      <a:fillRect/>
+                    </a:stretch>
+                  </pic:blipFill>
+                  <pic:spPr>
+                    <a:xfrm>
+                      <a:off x="0" y="0"/>
+                      <a:ext cx="5486400" cy="2834640"/>
+                    </a:xfrm>
+                    <a:prstGeom prst="rect"/>
+                  </pic:spPr>
+                </pic:pic>
+              </a:graphicData>
+            </a:graphic>
+          </wp:inline>
+        </w:drawing>
+      </w:r>
+    </w:p>
+    <w:p>
+      <w:pPr>
+        <w:spacing w:line="336" w:lineRule="auto" w:after="180"/>
+      </w:pPr>
+      <w:r>
+        <w:rPr>
+          <w:b w:val="0"/>
+        </w:rPr>
+        <w:t xml:space="preserve">Two separate probes at one parameter vector. w near 1 | b is 0 and x is 2 | First entry -4. b near 0 | w is 1 and x is 2 | Second entry -2. Assemble in order [w, b] | Same original model | </w:t>
+      </w:r>
+      <w:r>
+        <w:rPr>
+          <w:b/>
+        </w:rPr>
+        <w:t>Gradient</w:t>
+      </w:r>
+      <w:r>
+        <w:rPr>
+          <w:b w:val="0"/>
+        </w:rPr>
+        <w:t xml:space="preserve"> [-4, -2]</w:t>
+      </w:r>
+    </w:p>
+    <w:p>
+      <w:pPr>
+        <w:spacing w:line="336" w:lineRule="auto" w:after="180"/>
+        <w:shd w:fill="F5F1FB"/>
+      </w:pPr>
+      <w:r>
+        <w:rPr>
+          <w:b w:val="0"/>
+        </w:rPr>
+        <w:t>Read the labels and values. Explain the relationship the model shows.</w:t>
+      </w:r>
+    </w:p>
+    <w:p>
+      <w:pPr>
+        <w:pStyle w:val="Heading3"/>
+      </w:pPr>
+      <w:r>
+        <w:t>Discuss while showing the picture</w:t>
+      </w:r>
+    </w:p>
+    <w:p>
+      <w:pPr>
+        <w:spacing w:line="336" w:lineRule="auto" w:after="180"/>
+        <w:shd w:fill="F1F6F8"/>
+      </w:pPr>
+      <w:r>
+        <w:rPr>
+          <w:b w:val="0"/>
+        </w:rPr>
+        <w:t>Teacher prompt: Read the labels and values. Explain the relationship the model shows. Ask learners to describe one label or arrow in ordinary words. Use the adjacent transcript if the image is difficult to see.</w:t>
+      </w:r>
+    </w:p>
+    <w:p>
+      <w:pPr>
+        <w:pStyle w:val="Heading3"/>
+      </w:pPr>
+      <w:r>
+        <w:t>04. Change one thing. Trace what follows.</w:t>
+      </w:r>
+    </w:p>
+    <w:p>
+      <w:r>
+        <w:drawing>
+          <wp:inline xmlns:a="http://schemas.openxmlformats.org/drawingml/2006/main" xmlns:pic="http://schemas.openxmlformats.org/drawingml/2006/picture">
+            <wp:extent cx="5486400" cy="3026664"/>
+            <wp:docPr id="5" name="Picture 5" descr="Original case: With step 0.1: w losses 0.64, 1.44 give -4; b losses 0.81, 1.21 give -2. Changed condition: Swap the two gradient components in the program output. Expected result: The coordinate-wise numerical check exposes the mismatch. Reason: The w perturbation changes y twice as strongly as the same b perturbation."/>
+            <wp:cNvGraphicFramePr>
+              <a:graphicFrameLocks noChangeAspect="1"/>
+            </wp:cNvGraphicFramePr>
+            <a:graphic>
+              <a:graphicData uri="http://schemas.openxmlformats.org/drawingml/2006/picture">
+                <pic:pic>
+                  <pic:nvPicPr>
+                    <pic:cNvPr id="0" name="academy-story-ai-5-10-04.png"/>
+                    <pic:cNvPicPr/>
+                  </pic:nvPicPr>
+                  <pic:blipFill>
+                    <a:blip r:embed="rId13"/>
+                    <a:stretch>
+                      <a:fillRect/>
+                    </a:stretch>
+                  </pic:blipFill>
+                  <pic:spPr>
+                    <a:xfrm>
+                      <a:off x="0" y="0"/>
+                      <a:ext cx="5486400" cy="3026664"/>
+                    </a:xfrm>
+                    <a:prstGeom prst="rect"/>
+                  </pic:spPr>
+                </pic:pic>
+              </a:graphicData>
+            </a:graphic>
+          </wp:inline>
+        </w:drawing>
+      </w:r>
+    </w:p>
+    <w:p>
+      <w:pPr>
+        <w:spacing w:line="336" w:lineRule="auto" w:after="180"/>
+      </w:pPr>
+      <w:r>
+        <w:rPr>
+          <w:b w:val="0"/>
+        </w:rPr>
+        <w:t xml:space="preserve">Original case: With step 0.1: w losses 0.64, 1.44 give -4; b losses 0.81, 1.21 give -2. Changed condition: Swap the two </w:t>
+      </w:r>
+      <w:r>
+        <w:rPr>
+          <w:b/>
+        </w:rPr>
+        <w:t>gradient</w:t>
+      </w:r>
+      <w:r>
+        <w:rPr>
+          <w:b w:val="0"/>
+        </w:rPr>
+        <w:t xml:space="preserve"> components in the program </w:t>
+      </w:r>
+      <w:r>
+        <w:rPr>
+          <w:b/>
+        </w:rPr>
+        <w:t>output</w:t>
+      </w:r>
+      <w:r>
+        <w:rPr>
+          <w:b w:val="0"/>
+        </w:rPr>
+        <w:t>.</w:t>
+      </w:r>
+    </w:p>
+    <w:p>
+      <w:pPr>
+        <w:spacing w:line="336" w:lineRule="auto" w:after="180"/>
+      </w:pPr>
+      <w:r>
+        <w:rPr>
+          <w:b w:val="0"/>
+        </w:rPr>
+        <w:t>Expected result: The coordinate-wise numerical check exposes the mismatch. Reason: The w perturbation changes y twice as strongly as the same b perturbation.</w:t>
+      </w:r>
+    </w:p>
+    <w:p>
+      <w:pPr>
+        <w:spacing w:line="336" w:lineRule="auto" w:after="180"/>
+        <w:shd w:fill="F5F1FB"/>
+      </w:pPr>
+      <w:r>
+        <w:rPr>
+          <w:b w:val="0"/>
+        </w:rPr>
+        <w:t>Predict before checking the worked changed-case result. Name what changed and what the supplied facts allow you to conclude.</w:t>
+      </w:r>
+    </w:p>
+    <w:p>
+      <w:pPr>
+        <w:pStyle w:val="Heading3"/>
+      </w:pPr>
+      <w:r>
+        <w:t>Discuss while showing the picture</w:t>
+      </w:r>
+    </w:p>
+    <w:p>
+      <w:pPr>
+        <w:spacing w:line="336" w:lineRule="auto" w:after="180"/>
+        <w:shd w:fill="F1F6F8"/>
+      </w:pPr>
+      <w:r>
+        <w:rPr>
+          <w:b w:val="0"/>
+        </w:rPr>
+        <w:t>Teacher prompt: Predict before checking the worked changed-case result. Name what changed and what the supplied facts allow you to conclude. Ask learners to describe one label or arrow in ordinary words.</w:t>
+      </w:r>
+    </w:p>
+    <w:p>
+      <w:pPr>
+        <w:spacing w:line="336" w:lineRule="auto" w:after="180"/>
+        <w:shd w:fill="F1F6F8"/>
+      </w:pPr>
+      <w:r>
+        <w:rPr>
+          <w:b w:val="0"/>
+        </w:rPr>
+        <w:t>Use the adjacent transcript if the image is difficult to see. Changed-case reasoning: The w perturbation changes y twice as strongly as the same b perturbation.</w:t>
+      </w:r>
+    </w:p>
+    <w:p>
+      <w:pPr>
+        <w:pStyle w:val="Heading3"/>
+      </w:pPr>
+      <w:r>
+        <w:t>05. Connect the explanation to its limit</w:t>
+      </w:r>
+    </w:p>
+    <w:p>
+      <w:r>
+        <w:drawing>
+          <wp:inline xmlns:a="http://schemas.openxmlformats.org/drawingml/2006/main" xmlns:pic="http://schemas.openxmlformats.org/drawingml/2006/picture">
+            <wp:extent cx="5486400" cy="2834640"/>
+            <wp:docPr id="6" name="Picture 6" descr="A gradient lists the slope for each parameter, in a declared order. Changing w by a small amount changes the prediction twice as much as changing b by the same amount. That explains the different derivative magnitudes. Perturb one coordinate while holding the other fixed, then compare the numerical slope with its analytic counterpart. Limit: The exact agreement occurs for this quadratic toy case; finite differences in larger models involve rounding and step-size limits."/>
+            <wp:cNvGraphicFramePr>
+              <a:graphicFrameLocks noChangeAspect="1"/>
+            </wp:cNvGraphicFramePr>
+            <a:graphic>
+              <a:graphicData uri="http://schemas.openxmlformats.org/drawingml/2006/picture">
+                <pic:pic>
+                  <pic:nvPicPr>
+                    <pic:cNvPr id="0" name="academy-story-ai-5-10-05.png"/>
+                    <pic:cNvPicPr/>
+                  </pic:nvPicPr>
+                  <pic:blipFill>
+                    <a:blip r:embed="rId14"/>
+                    <a:stretch>
+                      <a:fillRect/>
+                    </a:stretch>
+                  </pic:blipFill>
+                  <pic:spPr>
+                    <a:xfrm>
+                      <a:off x="0" y="0"/>
+                      <a:ext cx="5486400" cy="2834640"/>
+                    </a:xfrm>
+                    <a:prstGeom prst="rect"/>
+                  </pic:spPr>
+                </pic:pic>
+              </a:graphicData>
+            </a:graphic>
+          </wp:inline>
+        </w:drawing>
+      </w:r>
+    </w:p>
+    <w:p>
+      <w:pPr>
+        <w:spacing w:line="336" w:lineRule="auto" w:after="180"/>
+      </w:pPr>
+      <w:r>
+        <w:rPr>
+          <w:b w:val="0"/>
+        </w:rPr>
+        <w:t xml:space="preserve">A </w:t>
+      </w:r>
+      <w:r>
+        <w:rPr>
+          <w:b/>
+        </w:rPr>
+        <w:t>gradient</w:t>
+      </w:r>
+      <w:r>
+        <w:rPr>
+          <w:b w:val="0"/>
+        </w:rPr>
+        <w:t xml:space="preserve"> lists the slope for each parameter, in a declared order. Changing w by a small amount changes the </w:t>
+      </w:r>
+      <w:r>
+        <w:rPr>
+          <w:b/>
+        </w:rPr>
+        <w:t>prediction</w:t>
+      </w:r>
+      <w:r>
+        <w:rPr>
+          <w:b w:val="0"/>
+        </w:rPr>
+        <w:t xml:space="preserve"> twice as much as changing b by the same amount. That explains the different derivative magnitudes.</w:t>
+      </w:r>
+    </w:p>
+    <w:p>
+      <w:pPr>
+        <w:spacing w:line="336" w:lineRule="auto" w:after="180"/>
+      </w:pPr>
+      <w:r>
+        <w:rPr>
+          <w:b w:val="0"/>
+        </w:rPr>
+        <w:t>Perturb one coordinate while holding the other fixed, then compare the numerical slope with its analytic counterpart.</w:t>
+      </w:r>
+    </w:p>
+    <w:p>
+      <w:pPr>
+        <w:spacing w:line="336" w:lineRule="auto" w:after="180"/>
+      </w:pPr>
+      <w:r>
+        <w:rPr>
+          <w:b w:val="0"/>
+        </w:rPr>
+        <w:t xml:space="preserve">Limit: The exact agreement occurs for this quadratic toy case; </w:t>
+      </w:r>
+      <w:r>
+        <w:rPr>
+          <w:b/>
+        </w:rPr>
+        <w:t>finite difference</w:t>
+      </w:r>
+      <w:r>
+        <w:rPr>
+          <w:b w:val="0"/>
+        </w:rPr>
+        <w:t>s in larger models involve rounding and step-size limits.</w:t>
+      </w:r>
+    </w:p>
+    <w:p>
+      <w:pPr>
+        <w:spacing w:line="336" w:lineRule="auto" w:after="180"/>
+        <w:shd w:fill="F5F1FB"/>
+      </w:pPr>
+      <w:r>
+        <w:rPr>
+          <w:b w:val="0"/>
+        </w:rPr>
+        <w:t>Explain the case, then point to a limit on the claim.</w:t>
+      </w:r>
+    </w:p>
+    <w:p>
+      <w:pPr>
+        <w:pStyle w:val="Heading3"/>
+      </w:pPr>
+      <w:r>
+        <w:t>Discuss while showing the picture</w:t>
+      </w:r>
+    </w:p>
+    <w:p>
+      <w:pPr>
+        <w:spacing w:line="336" w:lineRule="auto" w:after="180"/>
+        <w:shd w:fill="F1F6F8"/>
+      </w:pPr>
+      <w:r>
+        <w:rPr>
+          <w:b w:val="0"/>
+        </w:rPr>
+        <w:t>Teacher prompt: Explain the case, then point to a limit on the claim. Ask learners to describe one label or arrow in ordinary words. Use the adjacent transcript if the image is difficult to see.</w:t>
+      </w:r>
+    </w:p>
+    <w:p>
+      <w:pPr>
+        <w:spacing w:line="336" w:lineRule="auto" w:after="180"/>
+        <w:shd w:fill="F1F6F8"/>
+      </w:pPr>
+      <w:r>
+        <w:rPr>
+          <w:b w:val="0"/>
+        </w:rPr>
+        <w:t xml:space="preserve">Keep the stated scope: The exact agreement occurs for this quadratic toy case; </w:t>
+      </w:r>
+      <w:r>
+        <w:rPr>
+          <w:b/>
+        </w:rPr>
+        <w:t>finite difference</w:t>
+      </w:r>
+      <w:r>
+        <w:rPr>
+          <w:b w:val="0"/>
+        </w:rPr>
+        <w:t>s in larger models involve rounding and step-size limits.</w:t>
+      </w:r>
+    </w:p>
+    <w:p>
+      <w:pPr>
+        <w:pStyle w:val="Heading3"/>
+      </w:pPr>
+      <w:r>
+        <w:t>06. Make the idea visible in your project</w:t>
+      </w:r>
+    </w:p>
+    <w:p>
+      <w:r>
+        <w:drawing>
+          <wp:inline xmlns:a="http://schemas.openxmlformats.org/drawingml/2006/main" xmlns:pic="http://schemas.openxmlformats.org/drawingml/2006/picture">
+            <wp:extent cx="5486400" cy="3681984"/>
+            <wp:docPr id="7" name="Picture 7" descr="For your Image-pattern Network Investigation, save the input, procedure, observed result and limitation of this check. Label this worked example as practice; use a different, previously unreviewed case when checking independent understanding. Draw your input, deciding step, result and limit. Supported question: Why should the numerical checks perturb one coordinate at a time? Point to the relevant step in the picture, then write the changed result and the rule or evidence that supports it."/>
+            <wp:cNvGraphicFramePr>
+              <a:graphicFrameLocks noChangeAspect="1"/>
+            </wp:cNvGraphicFramePr>
+            <a:graphic>
+              <a:graphicData uri="http://schemas.openxmlformats.org/drawingml/2006/picture">
+                <pic:pic>
+                  <pic:nvPicPr>
+                    <pic:cNvPr id="0" name="academy-story-ai-5-10-06.png"/>
+                    <pic:cNvPicPr/>
+                  </pic:nvPicPr>
+                  <pic:blipFill>
+                    <a:blip r:embed="rId15"/>
+                    <a:stretch>
+                      <a:fillRect/>
+                    </a:stretch>
+                  </pic:blipFill>
+                  <pic:spPr>
+                    <a:xfrm>
+                      <a:off x="0" y="0"/>
+                      <a:ext cx="5486400" cy="3681984"/>
+                    </a:xfrm>
+                    <a:prstGeom prst="rect"/>
+                  </pic:spPr>
+                </pic:pic>
+              </a:graphicData>
+            </a:graphic>
+          </wp:inline>
+        </w:drawing>
+      </w:r>
+    </w:p>
+    <w:p>
+      <w:pPr>
+        <w:spacing w:line="336" w:lineRule="auto" w:after="180"/>
+      </w:pPr>
+      <w:r>
+        <w:rPr>
+          <w:b w:val="0"/>
+        </w:rPr>
+        <w:t xml:space="preserve">For your Image-pattern Network Investigation, save the </w:t>
+      </w:r>
+      <w:r>
+        <w:rPr>
+          <w:b/>
+        </w:rPr>
+        <w:t>input</w:t>
+      </w:r>
+      <w:r>
+        <w:rPr>
+          <w:b w:val="0"/>
+        </w:rPr>
+        <w:t>, procedure, observed result and limitation of this check.</w:t>
+      </w:r>
+    </w:p>
+    <w:p>
+      <w:pPr>
+        <w:spacing w:line="336" w:lineRule="auto" w:after="180"/>
+      </w:pPr>
+      <w:r>
+        <w:rPr>
+          <w:b w:val="0"/>
+        </w:rPr>
+        <w:t xml:space="preserve">Label this worked example as practice; use a different, previously unreviewed case when checking independent understanding. Draw your </w:t>
+      </w:r>
+      <w:r>
+        <w:rPr>
+          <w:b/>
+        </w:rPr>
+        <w:t>input</w:t>
+      </w:r>
+      <w:r>
+        <w:rPr>
+          <w:b w:val="0"/>
+        </w:rPr>
+        <w:t>, deciding step, result and limit.</w:t>
+      </w:r>
+    </w:p>
+    <w:p>
+      <w:pPr>
+        <w:spacing w:line="336" w:lineRule="auto" w:after="180"/>
+      </w:pPr>
+      <w:r>
+        <w:rPr>
+          <w:b w:val="0"/>
+        </w:rPr>
+        <w:t xml:space="preserve">Supported question: Why should the numerical checks perturb one coordinate at a time? Point to the relevant step in the picture, then write the changed result and the rule or </w:t>
+      </w:r>
+      <w:r>
+        <w:rPr>
+          <w:b/>
+        </w:rPr>
+        <w:t>evidence</w:t>
+      </w:r>
+      <w:r>
+        <w:rPr>
+          <w:b w:val="0"/>
+        </w:rPr>
+        <w:t xml:space="preserve"> that supports it.</w:t>
+      </w:r>
+    </w:p>
+    <w:p>
+      <w:pPr>
+        <w:spacing w:line="336" w:lineRule="auto" w:after="180"/>
+        <w:shd w:fill="F5F1FB"/>
+      </w:pPr>
+      <w:r>
+        <w:rPr>
+          <w:b w:val="0"/>
+        </w:rPr>
+        <w:t xml:space="preserve">Draw your project trace and justify the deciding step using </w:t>
+      </w:r>
+      <w:r>
+        <w:rPr>
+          <w:b/>
+        </w:rPr>
+        <w:t>evidence</w:t>
+      </w:r>
+      <w:r>
+        <w:rPr>
+          <w:b w:val="0"/>
+        </w:rPr>
+        <w:t>.</w:t>
+      </w:r>
+    </w:p>
+    <w:p>
+      <w:pPr>
+        <w:pStyle w:val="Heading3"/>
+      </w:pPr>
+      <w:r>
+        <w:t>Discuss while showing the picture</w:t>
+      </w:r>
+    </w:p>
+    <w:p>
+      <w:pPr>
+        <w:spacing w:line="336" w:lineRule="auto" w:after="180"/>
+        <w:shd w:fill="F1F6F8"/>
+      </w:pPr>
+      <w:r>
+        <w:rPr>
+          <w:b w:val="0"/>
+        </w:rPr>
+        <w:t xml:space="preserve">Teacher prompt: Draw your project trace and justify the deciding step using </w:t>
+      </w:r>
+      <w:r>
+        <w:rPr>
+          <w:b/>
+        </w:rPr>
+        <w:t>evidence</w:t>
+      </w:r>
+      <w:r>
+        <w:rPr>
+          <w:b w:val="0"/>
+        </w:rPr>
+        <w:t>. Ask learners to describe one label or arrow in ordinary words. Use the adjacent transcript if the image is difficult to see.</w:t>
+      </w:r>
+    </w:p>
+    <w:p>
+      <w:pPr>
+        <w:spacing w:line="336" w:lineRule="auto" w:after="180"/>
+        <w:shd w:fill="F1F6F8"/>
+      </w:pPr>
+      <w:r>
+        <w:rPr>
+          <w:b w:val="0"/>
+        </w:rPr>
+        <w:t xml:space="preserve">Supported practice key: They estimate a </w:t>
+      </w:r>
+      <w:r>
+        <w:rPr>
+          <w:b/>
+        </w:rPr>
+        <w:t>partial derivative</w:t>
+      </w:r>
+      <w:r>
+        <w:rPr>
+          <w:b w:val="0"/>
+        </w:rPr>
+        <w:t>. Changing both coordinates would mix their effects and would not independently verify [-4,-2].</w:t>
+      </w:r>
+    </w:p>
+    <w:p>
+      <w:pPr>
+        <w:spacing w:line="336" w:lineRule="auto" w:after="180"/>
+        <w:shd w:fill="F1F6F8"/>
+      </w:pPr>
+      <w:r>
+        <w:rPr>
+          <w:b w:val="0"/>
+        </w:rPr>
+        <w:t>Changed-case check: The coordinate-wise numerical check exposes the mismatch. The w perturbation changes y twice as strongly as the same b perturbation.</w:t>
       </w:r>
     </w:p>
     <w:sectPr>

--- a/downloads/teacher/ai-5-week-10.docx
+++ b/downloads/teacher/ai-5-week-10.docx
@@ -137,7 +137,7 @@
           </w:tcPr>
           <w:p>
             <w:r>
-              <w:t>Sections 1–6; record the brief recall in the workbook.</w:t>
+              <w:t>Use Your mission, Notice the evidence, See how it works, Words that unlock the idea and Follow a worked example; record recall in the workbook.</w:t>
             </w:r>
           </w:p>
         </w:tc>
@@ -169,7 +169,7 @@
           </w:tcPr>
           <w:p>
             <w:r>
-              <w:t>Sections 7–10; use the matching workbook W2 and misconception check.</w:t>
+              <w:t>Use Find and repair a mistake, Practise together and Build your understanding; use the matching workbook W2 and Individual reasoning check.</w:t>
             </w:r>
           </w:p>
         </w:tc>
@@ -201,7 +201,7 @@
           </w:tcPr>
           <w:p>
             <w:r>
-              <w:t>Sections 9 and 11–14. Give extra time to finish the full task set; use Section 15 when the week includes a coding lab.</w:t>
+              <w:t>Use Run the investigation, Connect your project and Try a new case independently. Allow extra time for the full task set. When code is supplied, use the examples in See how it works or Follow a worked example and the browser lab in Supported practice, repair and portfolio.</w:t>
             </w:r>
           </w:p>
         </w:tc>
@@ -380,7 +380,7 @@
         <w:rPr>
           <w:b w:val="0"/>
         </w:rPr>
-        <w:t xml:space="preserve">Use two 45-minute sessions to separate coordinate probes from combined changes. The first </w:t>
+        <w:t xml:space="preserve">For the compact alternative schedule, use two 45-minute sessions to separate coordinate probes from combined changes. The first </w:t>
       </w:r>
       <w:r>
         <w:rPr>
@@ -1581,7 +1581,7 @@
         <w:drawing>
           <wp:inline xmlns:a="http://schemas.openxmlformats.org/drawingml/2006/main" xmlns:pic="http://schemas.openxmlformats.org/drawingml/2006/picture">
             <wp:extent cx="5486400" cy="5185229"/>
-            <wp:docPr id="1" name="Picture 1" descr="Gradients with a numerical check. Check w direction: Analytic derivative2×residual×2=-4.. Check b direction: Analytic derivative2×residual=-2.. Numerical check: With step 0.1: w losses 0.64, 1.44 give -4; b losses 0.81, 1.21 give -2."/>
+            <wp:docPr id="1" name="Picture 1" descr="Gradients with a numerical check. Check w direction: Analytic derivative 2×residual×2=-4.. Check b direction: Analytic derivative 2×residual=-2.. Numerical check: With step 0.1: w losses 0.64, 1.44 give -4; b losses 0.81, 1.21 give -2."/>
             <wp:cNvGraphicFramePr>
               <a:graphicFrameLocks noChangeAspect="1"/>
             </wp:cNvGraphicFramePr>
@@ -1672,7 +1672,7 @@
           </w:tcPr>
           <w:p>
             <w:r>
-              <w:t>Analytic derivative2×residual×2=-4.</w:t>
+              <w:t>Analytic derivative 2×residual×2=-4.</w:t>
             </w:r>
           </w:p>
         </w:tc>
@@ -1694,7 +1694,7 @@
           </w:tcPr>
           <w:p>
             <w:r>
-              <w:t>Analytic derivative2×residual=-2.</w:t>
+              <w:t>Analytic derivative 2×residual=-2.</w:t>
             </w:r>
           </w:p>
         </w:tc>
@@ -2224,7 +2224,7 @@
         <w:rPr>
           <w:b w:val="0"/>
         </w:rPr>
-        <w:t xml:space="preserve">Use the worked example in Sections 3 and 6. Collect a </w:t>
+        <w:t xml:space="preserve">Use See how it works and Follow a worked example. Collect a </w:t>
       </w:r>
       <w:r>
         <w:rPr>
@@ -2625,7 +2625,7 @@
         <w:rPr>
           <w:b w:val="0"/>
         </w:rPr>
-        <w:t xml:space="preserve">Use Section 9 for the </w:t>
+        <w:t xml:space="preserve">Use Run the investigation for the </w:t>
       </w:r>
       <w:r>
         <w:rPr>
@@ -4107,7 +4107,7 @@
           </w:tcPr>
           <w:p>
             <w:r>
-              <w:t>Sections 1–6; record the brief recall in the workbook.</w:t>
+              <w:t>Use Your mission, Notice the evidence, See how it works, Words that unlock the idea and Follow a worked example; record recall in the workbook.</w:t>
             </w:r>
           </w:p>
         </w:tc>
@@ -4139,7 +4139,7 @@
           </w:tcPr>
           <w:p>
             <w:r>
-              <w:t>Sections 7–10; use the matching workbook W2 and misconception check.</w:t>
+              <w:t>Use Find and repair a mistake, Practise together and Build your understanding; use the matching workbook W2 and Individual reasoning check.</w:t>
             </w:r>
           </w:p>
         </w:tc>
@@ -4171,7 +4171,7 @@
           </w:tcPr>
           <w:p>
             <w:r>
-              <w:t>Sections 9 and 11–14. Give extra time to finish the full task set; use Section 15 when the week includes a coding lab.</w:t>
+              <w:t>Use Run the investigation, Connect your project and Try a new case independently. Allow extra time for the full task set. When code is supplied, use the examples in See how it works or Follow a worked example and the browser lab in Supported practice, repair and portfolio.</w:t>
             </w:r>
           </w:p>
         </w:tc>
@@ -4920,7 +4920,7 @@
         <w:drawing>
           <wp:inline xmlns:a="http://schemas.openxmlformats.org/drawingml/2006/main" xmlns:pic="http://schemas.openxmlformats.org/drawingml/2006/picture">
             <wp:extent cx="5486400" cy="3182112"/>
-            <wp:docPr id="3" name="Picture 3" descr="Check w direction: Analytic derivative2×residual×2=-4. → Check b direction: Analytic derivative2×residual=-2. → Numerical check: With step 0.1: w losses 0.64, 1.44 give -4; b losses 0.81, 1.21 give -2."/>
+            <wp:docPr id="3" name="Picture 3" descr="Check w direction: Analytic derivative 2×residual×2=-4. → Check b direction: Analytic derivative 2×residual=-2. → Numerical check: With step 0.1: w losses 0.64, 1.44 give -4; b losses 0.81, 1.21 give -2."/>
             <wp:cNvGraphicFramePr>
               <a:graphicFrameLocks noChangeAspect="1"/>
             </wp:cNvGraphicFramePr>
@@ -4959,7 +4959,7 @@
         <w:rPr>
           <w:b w:val="0"/>
         </w:rPr>
-        <w:t>Check w direction: Analytic derivative2×residual×2=-4. → Check b direction: Analytic derivative2×residual=-2. → Numerical check: With step 0.1: w losses 0.64, 1.44 give -4; b losses 0.81, 1.21 give -2.</w:t>
+        <w:t>Check w direction: Analytic derivative 2×residual×2=-4. → Check b direction: Analytic derivative 2×residual=-2. → Numerical check: With step 0.1: w losses 0.64, 1.44 give -4; b losses 0.81, 1.21 give -2.</w:t>
       </w:r>
     </w:p>
     <w:p>

--- a/downloads/teacher/ai-5-week-10.docx
+++ b/downloads/teacher/ai-5-week-10.docx
@@ -25,20 +25,38 @@
         <w:pStyle w:val="Heading1"/>
       </w:pPr>
       <w:r>
-        <w:t>01. Prepare the purpose, prerequisites and materials</w:t>
+        <w:t>Make each partial a separate controlled experiment.</w:t>
       </w:r>
     </w:p>
     <w:p>
       <w:r>
-        <w:t>Prepare Gradients with a numerical check: check the target, prerequisites, resources and adaptable teaching schedule.</w:t>
+        <w:t>Show every parameter vector and full denominator;document numerical assumptions and keep directional changes separate from partials.</w:t>
       </w:r>
     </w:p>
     <w:p>
-      <w:pPr>
-        <w:pStyle w:val="Heading3"/>
-      </w:pPr>
-      <w:r>
-        <w:t>Teach the learning cycle</w:t>
+      <w:r>
+        <w:t>Assess independent loss probes,formula agreement and coordinate order with checked keys.</w:t>
+      </w:r>
+    </w:p>
+    <w:p>
+      <w:pPr>
+        <w:pStyle w:val="Heading1"/>
+      </w:pPr>
+      <w:r>
+        <w:t>01. Prepare the connected mathematical investigation</w:t>
+      </w:r>
+    </w:p>
+    <w:p>
+      <w:r>
+        <w:t>Keep explanation,shared practice and independent evidence distinct.</w:t>
+      </w:r>
+    </w:p>
+    <w:p>
+      <w:pPr>
+        <w:pStyle w:val="Heading2"/>
+      </w:pPr>
+      <w:r>
+        <w:t>Target and main teaching plan</w:t>
       </w:r>
     </w:p>
     <w:p>
@@ -243,18 +261,21 @@
     </w:p>
     <w:p>
       <w:pPr>
-        <w:pStyle w:val="Heading3"/>
-      </w:pPr>
-      <w:r>
-        <w:t>Retrieval answer guidance</w:t>
+        <w:pStyle w:val="Heading2"/>
+      </w:pPr>
+      <w:r>
+        <w:t>Preparation and prerequisite</w:t>
       </w:r>
     </w:p>
     <w:p>
       <w:pPr>
-        <w:pStyle w:val="Heading3"/>
-      </w:pPr>
-      <w:r>
-        <w:t>Slopes and local change</w:t>
+        <w:spacing w:line="336" w:lineRule="auto" w:after="180"/>
+      </w:pPr>
+      <w:r>
+        <w:rPr>
+          <w:b w:val="0"/>
+        </w:rPr>
+        <w:t>Printed lesson and workbook; paper and pencil</w:t>
       </w:r>
     </w:p>
     <w:p>
@@ -265,7 +286,7 @@
         <w:rPr>
           <w:b w:val="0"/>
         </w:rPr>
-        <w:t>Without opening the old lesson, explain one key idea from Slopes and local change. Give an example and a mistake that the idea helps you avoid.</w:t>
+        <w:t>Calculator and optional local Python 3 editor; no packages or AI accounts needed</w:t>
       </w:r>
     </w:p>
     <w:p>
@@ -276,7 +297,7 @@
         <w:rPr>
           <w:b w:val="0"/>
         </w:rPr>
-        <w:t>Look for: Calculate an average rate of change over a stated interval</w:t>
+        <w:t>Use the fictional examples supplied; prepare the fresh retry before class</w:t>
       </w:r>
     </w:p>
     <w:p>
@@ -287,15 +308,15 @@
         <w:rPr>
           <w:b w:val="0"/>
         </w:rPr>
-        <w:t>Reference example, not the only acceptable wording: Teacher explanation: Average slope is (0 - 4) / 2 = -2. The local slope at 2 is zero. They describe different locations or intervals.</w:t>
+        <w:t>The two evaluation points lie one step on either side of the centre, so their separation is two steps.</w:t>
       </w:r>
     </w:p>
     <w:p>
       <w:pPr>
-        <w:pStyle w:val="Heading3"/>
-      </w:pPr>
-      <w:r>
-        <w:t>Parameters and architecture</w:t>
+        <w:pStyle w:val="Heading2"/>
+      </w:pPr>
+      <w:r>
+        <w:t>Opening retrieval</w:t>
       </w:r>
     </w:p>
     <w:p>
@@ -306,7 +327,7 @@
         <w:rPr>
           <w:b w:val="0"/>
         </w:rPr>
-        <w:t>Without opening the old lesson, explain one key idea from Parameters and architecture. Give an example and a mistake that the idea helps you avoid.</w:t>
+        <w:t>Without opening the old lesson, explain one key idea from Slopes and local change. Give an example and a mistake that the idea helps you avoid.</w:t>
       </w:r>
     </w:p>
     <w:p>
@@ -317,7 +338,7 @@
         <w:rPr>
           <w:b w:val="0"/>
         </w:rPr>
-        <w:t>Look for: Distinguish architectural choices from parameter values</w:t>
+        <w:t>Look for: Calculate an average rate of change over a stated interval</w:t>
       </w:r>
     </w:p>
     <w:p>
@@ -328,15 +349,18 @@
         <w:rPr>
           <w:b w:val="0"/>
         </w:rPr>
-        <w:t>Reference example, not the only acceptable wording: Teacher explanation: There are 8 weights and 2 biases, total 10.</w:t>
+        <w:t>Reference example, not the only acceptable wording: Teacher explanation: Average slope is (0 - 4) / 2 = -2. The local slope at 2 is zero. They describe different locations or intervals.</w:t>
       </w:r>
     </w:p>
     <w:p>
       <w:pPr>
-        <w:pStyle w:val="Heading3"/>
-      </w:pPr>
-      <w:r>
-        <w:t>Activation functions</w:t>
+        <w:spacing w:line="336" w:lineRule="auto" w:after="180"/>
+      </w:pPr>
+      <w:r>
+        <w:rPr>
+          <w:b w:val="0"/>
+        </w:rPr>
+        <w:t>Without opening the old lesson, explain one key idea from Parameters and architecture. Give an example and a mistake that the idea helps you avoid.</w:t>
       </w:r>
     </w:p>
     <w:p>
@@ -347,7 +371,7 @@
         <w:rPr>
           <w:b w:val="0"/>
         </w:rPr>
-        <w:t>Without opening the old lesson, explain one key idea from Activation functions. Give an example and a mistake that the idea helps you avoid.</w:t>
+        <w:t>Look for: Distinguish architectural choices from parameter values</w:t>
       </w:r>
     </w:p>
     <w:p>
@@ -358,7 +382,7 @@
         <w:rPr>
           <w:b w:val="0"/>
         </w:rPr>
-        <w:t>Look for: Trace identity ReLU and sigmoid on a numerical score</w:t>
+        <w:t>Reference example, not the only acceptable wording: Teacher explanation: There are 8 weights and 2 biases, total 10.</w:t>
       </w:r>
     </w:p>
     <w:p>
@@ -369,7 +393,7 @@
         <w:rPr>
           <w:b w:val="0"/>
         </w:rPr>
-        <w:t>Reference example, not the only acceptable wording: Teacher explanation: Identity gives -2, 0, 2; ReLU gives 0, 0, 2. ReLU retains the positive score itself; it is not a step classifier.</w:t>
+        <w:t>Without opening the old lesson, explain one key idea from Activation functions. Give an example and a mistake that the idea helps you avoid.</w:t>
       </w:r>
     </w:p>
     <w:p>
@@ -380,19 +404,7 @@
         <w:rPr>
           <w:b w:val="0"/>
         </w:rPr>
-        <w:t xml:space="preserve">For the compact alternative schedule, use two 45-minute sessions to separate coordinate probes from combined changes. The first </w:t>
-      </w:r>
-      <w:r>
-        <w:rPr>
-          <w:b/>
-        </w:rPr>
-        <w:t>gradient</w:t>
-      </w:r>
-      <w:r>
-        <w:rPr>
-          <w:b w:val="0"/>
-        </w:rPr>
-        <w:t xml:space="preserve"> check is deliberately an affine model with squared loss, avoiding hidden-layer calculus.</w:t>
+        <w:t>Look for: Trace identity ReLU and sigmoid on a numerical score</w:t>
       </w:r>
     </w:p>
     <w:p>
@@ -403,15 +415,15 @@
         <w:rPr>
           <w:b w:val="0"/>
         </w:rPr>
-        <w:t>Introduce the chain-rule reasoning in words before showing the compact formula.</w:t>
+        <w:t>Reference example, not the only acceptable wording: Teacher explanation: Identity gives -2, 0, 2; ReLU gives 0, 0, 2. ReLU retains the positive score itself; it is not a step classifier.</w:t>
       </w:r>
     </w:p>
     <w:p>
       <w:pPr>
-        <w:pStyle w:val="Heading3"/>
-      </w:pPr>
-      <w:r>
-        <w:t>Outcomes</w:t>
+        <w:pStyle w:val="Heading2"/>
+      </w:pPr>
+      <w:r>
+        <w:t>Pictured end goal</w:t>
       </w:r>
     </w:p>
     <w:p>
@@ -422,71 +434,35 @@
         <w:rPr>
           <w:b w:val="0"/>
         </w:rPr>
-        <w:t xml:space="preserve">Estimate one </w:t>
+        <w:t xml:space="preserve">By the end, I can explain </w:t>
       </w:r>
       <w:r>
         <w:rPr>
           <w:b/>
         </w:rPr>
-        <w:t>partial derivative</w:t>
+        <w:t>gradient</w:t>
       </w:r>
       <w:r>
         <w:rPr>
           <w:b w:val="0"/>
         </w:rPr>
-        <w:t xml:space="preserve"> while other parameters stay fixed</w:t>
+        <w:t>s with a numerical check using a traced example and a stated limitation.</w:t>
       </w:r>
     </w:p>
     <w:p>
       <w:pPr>
-        <w:spacing w:line="336" w:lineRule="auto" w:after="180"/>
-      </w:pPr>
-      <w:r>
-        <w:rPr>
-          <w:b w:val="0"/>
-        </w:rPr>
-        <w:t xml:space="preserve">Assemble a </w:t>
-      </w:r>
-      <w:r>
-        <w:rPr>
-          <w:b/>
-        </w:rPr>
-        <w:t>gradient</w:t>
-      </w:r>
-      <w:r>
-        <w:rPr>
-          <w:b w:val="0"/>
-        </w:rPr>
-        <w:t xml:space="preserve"> in a declared parameter order</w:t>
+        <w:pStyle w:val="Heading2"/>
+      </w:pPr>
+      <w:r>
+        <w:t>Earlier wording, alternatives and picture transcripts · reference / check after trying</w:t>
       </w:r>
     </w:p>
     <w:p>
       <w:pPr>
-        <w:spacing w:line="336" w:lineRule="auto" w:after="180"/>
-      </w:pPr>
-      <w:r>
-        <w:rPr>
-          <w:b w:val="0"/>
-        </w:rPr>
-        <w:t xml:space="preserve">Compare numerical and formula based </w:t>
-      </w:r>
-      <w:r>
-        <w:rPr>
-          <w:b/>
-        </w:rPr>
-        <w:t>gradient</w:t>
-      </w:r>
-      <w:r>
-        <w:rPr>
-          <w:b w:val="0"/>
-        </w:rPr>
-        <w:t xml:space="preserve">s with a </w:t>
-      </w:r>
-      <w:r>
-        <w:rPr>
-          <w:b/>
-        </w:rPr>
-        <w:t>tolerance</w:t>
+        <w:pStyle w:val="Heading3"/>
+      </w:pPr>
+      <w:r>
+        <w:t>Teach the learning cycle</w:t>
       </w:r>
     </w:p>
     <w:p>
@@ -494,48 +470,54 @@
         <w:pStyle w:val="Heading3"/>
       </w:pPr>
       <w:r>
-        <w:t>Preparation</w:t>
+        <w:t>Retrieval answer guidance</w:t>
       </w:r>
     </w:p>
     <w:p>
       <w:pPr>
-        <w:spacing w:line="336" w:lineRule="auto" w:after="180"/>
-      </w:pPr>
-      <w:r>
-        <w:rPr>
-          <w:b w:val="0"/>
-        </w:rPr>
-        <w:t>Printed lesson and workbook; paper and pencil</w:t>
+        <w:pStyle w:val="Heading3"/>
+      </w:pPr>
+      <w:r>
+        <w:t>Slopes and local change</w:t>
       </w:r>
     </w:p>
     <w:p>
       <w:pPr>
-        <w:spacing w:line="336" w:lineRule="auto" w:after="180"/>
-      </w:pPr>
-      <w:r>
-        <w:rPr>
-          <w:b w:val="0"/>
-        </w:rPr>
-        <w:t>Calculator and optional local Python 3 editor; no packages or AI accounts needed</w:t>
+        <w:pStyle w:val="Heading3"/>
+      </w:pPr>
+      <w:r>
+        <w:t>Parameters and architecture</w:t>
       </w:r>
     </w:p>
     <w:p>
       <w:pPr>
-        <w:spacing w:line="336" w:lineRule="auto" w:after="180"/>
-      </w:pPr>
-      <w:r>
-        <w:rPr>
-          <w:b w:val="0"/>
-        </w:rPr>
-        <w:t>Use the fictional examples supplied; prepare the fresh retry before class</w:t>
+        <w:pStyle w:val="Heading3"/>
+      </w:pPr>
+      <w:r>
+        <w:t>Activation functions</w:t>
       </w:r>
     </w:p>
     <w:p>
       <w:pPr>
-        <w:pStyle w:val="Heading3"/>
-      </w:pPr>
-      <w:r>
-        <w:t>Prerequisite answer</w:t>
+        <w:spacing w:line="336" w:lineRule="auto" w:after="180"/>
+      </w:pPr>
+      <w:r>
+        <w:rPr>
+          <w:b w:val="0"/>
+        </w:rPr>
+        <w:t xml:space="preserve">For the compact alternative schedule, use two 45-minute sessions to separate coordinate probes from combined changes. The first </w:t>
+      </w:r>
+      <w:r>
+        <w:rPr>
+          <w:b/>
+        </w:rPr>
+        <w:t>gradient</w:t>
+      </w:r>
+      <w:r>
+        <w:rPr>
+          <w:b w:val="0"/>
+        </w:rPr>
+        <w:t xml:space="preserve"> check is deliberately an affine model with squared loss, avoiding hidden-layer calculus.</w:t>
       </w:r>
     </w:p>
     <w:p>
@@ -546,7 +528,7 @@
         <w:rPr>
           <w:b w:val="0"/>
         </w:rPr>
-        <w:t>The two evaluation points lie one step on either side of the centre, so their separation is two steps.</w:t>
+        <w:t>Introduce the chain-rule reasoning in words before showing the compact formula.</w:t>
       </w:r>
     </w:p>
     <w:p>
@@ -554,7 +536,7 @@
         <w:pStyle w:val="Heading3"/>
       </w:pPr>
       <w:r>
-        <w:t>End goal for the pictorial case</w:t>
+        <w:t>Outcomes</w:t>
       </w:r>
     </w:p>
     <w:p>
@@ -565,19 +547,19 @@
         <w:rPr>
           <w:b w:val="0"/>
         </w:rPr>
-        <w:t xml:space="preserve">By the end, I can explain </w:t>
+        <w:t xml:space="preserve">Estimate one </w:t>
       </w:r>
       <w:r>
         <w:rPr>
           <w:b/>
         </w:rPr>
-        <w:t>gradient</w:t>
+        <w:t>partial derivative</w:t>
       </w:r>
       <w:r>
         <w:rPr>
           <w:b w:val="0"/>
         </w:rPr>
-        <w:t>s with a numerical check using a traced example and a stated limitation.</w:t>
+        <w:t xml:space="preserve"> while other parameters stay fixed</w:t>
       </w:r>
     </w:p>
     <w:p>
@@ -588,66 +570,72 @@
         <w:rPr>
           <w:b w:val="0"/>
         </w:rPr>
-        <w:t>This added worked case illustrates the week’s main idea. Retain all original and connected topics; schedule its practice within the teaching cycle.</w:t>
+        <w:t xml:space="preserve">Assemble a </w:t>
+      </w:r>
+      <w:r>
+        <w:rPr>
+          <w:b/>
+        </w:rPr>
+        <w:t>gradient</w:t>
+      </w:r>
+      <w:r>
+        <w:rPr>
+          <w:b w:val="0"/>
+        </w:rPr>
+        <w:t xml:space="preserve"> in a declared parameter order</w:t>
       </w:r>
     </w:p>
     <w:p>
       <w:pPr>
-        <w:pStyle w:val="Heading1"/>
-      </w:pPr>
-      <w:r>
-        <w:t>02. Explain and model the mechanism</w:t>
+        <w:spacing w:line="336" w:lineRule="auto" w:after="180"/>
+      </w:pPr>
+      <w:r>
+        <w:rPr>
+          <w:b w:val="0"/>
+        </w:rPr>
+        <w:t xml:space="preserve">Compare numerical and formula based </w:t>
+      </w:r>
+      <w:r>
+        <w:rPr>
+          <w:b/>
+        </w:rPr>
+        <w:t>gradient</w:t>
+      </w:r>
+      <w:r>
+        <w:rPr>
+          <w:b w:val="0"/>
+        </w:rPr>
+        <w:t xml:space="preserve">s with a </w:t>
+      </w:r>
+      <w:r>
+        <w:rPr>
+          <w:b/>
+        </w:rPr>
+        <w:t>tolerance</w:t>
       </w:r>
     </w:p>
     <w:p>
-      <w:r>
-        <w:t>Model Gradients with a numerical check using the supplied case, labelled mechanism and reasoning. Make the scope of each conclusion explicit.</w:t>
+      <w:pPr>
+        <w:pStyle w:val="Heading3"/>
+      </w:pPr>
+      <w:r>
+        <w:t>Preparation</w:t>
       </w:r>
     </w:p>
     <w:p>
       <w:pPr>
-        <w:spacing w:line="336" w:lineRule="auto" w:after="180"/>
-      </w:pPr>
-      <w:r>
-        <w:rPr>
-          <w:b w:val="0"/>
-        </w:rPr>
-        <w:t xml:space="preserve">Use one example with </w:t>
-      </w:r>
-      <w:r>
-        <w:rPr>
-          <w:b/>
-        </w:rPr>
-        <w:t>input</w:t>
-      </w:r>
-      <w:r>
-        <w:rPr>
-          <w:b w:val="0"/>
-        </w:rPr>
-        <w:t xml:space="preserve"> x = 2 and target t = 3. The model predicts y = wx + b, and loss L(w, b) = (2w + b - 3) squared. At w = 1, b = 0, </w:t>
-      </w:r>
-      <w:r>
-        <w:rPr>
-          <w:b/>
-        </w:rPr>
-        <w:t>prediction</w:t>
-      </w:r>
-      <w:r>
-        <w:rPr>
-          <w:b w:val="0"/>
-        </w:rPr>
-        <w:t xml:space="preserve"> is 2, residual is -1 and loss is 1.</w:t>
+        <w:pStyle w:val="Heading3"/>
+      </w:pPr>
+      <w:r>
+        <w:t>Prerequisite answer</w:t>
       </w:r>
     </w:p>
     <w:p>
       <w:pPr>
-        <w:spacing w:line="336" w:lineRule="auto" w:after="180"/>
-      </w:pPr>
-      <w:r>
-        <w:rPr>
-          <w:b w:val="0"/>
-        </w:rPr>
-        <w:t>There are two parameters in order [w, b].</w:t>
+        <w:pStyle w:val="Heading3"/>
+      </w:pPr>
+      <w:r>
+        <w:t>End goal for the pictorial case</w:t>
       </w:r>
     </w:p>
     <w:p>
@@ -658,61 +646,28 @@
         <w:rPr>
           <w:b w:val="0"/>
         </w:rPr>
-        <w:t>To estimate the partial slope for w, change w only and keep b = 0. To estimate the partial slope for b, change b only and keep w = 1.</w:t>
+        <w:t>This added worked case illustrates the week’s main idea. Retain all original and connected topics; schedule its practice within the teaching cycle.</w:t>
       </w:r>
     </w:p>
     <w:p>
       <w:pPr>
-        <w:spacing w:line="336" w:lineRule="auto" w:after="180"/>
-      </w:pPr>
-      <w:r>
-        <w:rPr>
-          <w:b w:val="0"/>
-        </w:rPr>
-        <w:t xml:space="preserve">Moving both at once measures change along a combined direction; it does not isolate either </w:t>
-      </w:r>
-      <w:r>
-        <w:rPr>
-          <w:b/>
-        </w:rPr>
-        <w:t>partial derivative</w:t>
-      </w:r>
-      <w:r>
-        <w:rPr>
-          <w:b w:val="0"/>
-        </w:rPr>
-        <w:t>.</w:t>
+        <w:pStyle w:val="Heading1"/>
+      </w:pPr>
+      <w:r>
+        <w:t>02. Teach one-coordinate probes before assembling the gradient</w:t>
       </w:r>
     </w:p>
     <w:p>
-      <w:pPr>
-        <w:spacing w:line="336" w:lineRule="auto" w:after="180"/>
-      </w:pPr>
-      <w:r>
-        <w:rPr>
-          <w:b w:val="0"/>
-        </w:rPr>
-        <w:t xml:space="preserve">The </w:t>
-      </w:r>
-      <w:r>
-        <w:rPr>
-          <w:b/>
-        </w:rPr>
-        <w:t>gradient</w:t>
-      </w:r>
-      <w:r>
-        <w:rPr>
-          <w:b w:val="0"/>
-        </w:rPr>
-        <w:t xml:space="preserve"> is [-4, -2] in order [w, b]. Both entries refer to the same original parameter vector, not to a partially updated model.</w:t>
+      <w:r>
+        <w:t>Make the full parameter vector visible at every loss evaluation.</w:t>
       </w:r>
     </w:p>
     <w:p>
       <w:pPr>
-        <w:pStyle w:val="Heading3"/>
-      </w:pPr>
-      <w:r>
-        <w:t>Explain Gradients with a numerical check · 1</w:t>
+        <w:pStyle w:val="Heading2"/>
+      </w:pPr>
+      <w:r>
+        <w:t>Main model,complete perturbations and guided key</w:t>
       </w:r>
     </w:p>
     <w:p>
@@ -723,7 +678,7 @@
         <w:rPr>
           <w:b w:val="0"/>
         </w:rPr>
-        <w:t xml:space="preserve">The helper assumes finite numerical </w:t>
+        <w:t xml:space="preserve">Use one example with </w:t>
       </w:r>
       <w:r>
         <w:rPr>
@@ -735,7 +690,7 @@
         <w:rPr>
           <w:b w:val="0"/>
         </w:rPr>
-        <w:t xml:space="preserve">s and a positive nonzero step. The formula follows the squared-loss rule: local loss change is twice the residual times the </w:t>
+        <w:t xml:space="preserve"> x = 2 and target t = 3. The model predicts y = wx + b, and loss L(w, b) = (2w + b - 3) squared. At w = 1, b = 0, </w:t>
       </w:r>
       <w:r>
         <w:rPr>
@@ -747,7 +702,7 @@
         <w:rPr>
           <w:b w:val="0"/>
         </w:rPr>
-        <w:t xml:space="preserve"> sensitivity.</w:t>
+        <w:t xml:space="preserve"> is 2, residual is -1 and loss is 1.</w:t>
       </w:r>
     </w:p>
     <w:p>
@@ -758,31 +713,7 @@
         <w:rPr>
           <w:b w:val="0"/>
         </w:rPr>
-        <w:t xml:space="preserve">Changing w by a small amount changes </w:t>
-      </w:r>
-      <w:r>
-        <w:rPr>
-          <w:b/>
-        </w:rPr>
-        <w:t>prediction</w:t>
-      </w:r>
-      <w:r>
-        <w:rPr>
-          <w:b w:val="0"/>
-        </w:rPr>
-        <w:t xml:space="preserve"> twice as much here; changing b changes </w:t>
-      </w:r>
-      <w:r>
-        <w:rPr>
-          <w:b/>
-        </w:rPr>
-        <w:t>prediction</w:t>
-      </w:r>
-      <w:r>
-        <w:rPr>
-          <w:b w:val="0"/>
-        </w:rPr>
-        <w:t xml:space="preserve"> by the same amount.</w:t>
+        <w:t>There are two parameters in order [w, b].</w:t>
       </w:r>
     </w:p>
     <w:p>
@@ -793,19 +724,7 @@
         <w:rPr>
           <w:b w:val="0"/>
         </w:rPr>
-        <w:t xml:space="preserve">Exact floating-point equality is not required. Record the step and a </w:t>
-      </w:r>
-      <w:r>
-        <w:rPr>
-          <w:b/>
-        </w:rPr>
-        <w:t>tolerance</w:t>
-      </w:r>
-      <w:r>
-        <w:rPr>
-          <w:b w:val="0"/>
-        </w:rPr>
-        <w:t>, then try more than one parameter setting.</w:t>
+        <w:t>To estimate the partial slope for w, change w only and keep b = 0. To estimate the partial slope for b, change b only and keep w = 1.</w:t>
       </w:r>
     </w:p>
     <w:p>
@@ -816,6 +735,145 @@
         <w:rPr>
           <w:b w:val="0"/>
         </w:rPr>
+        <w:t xml:space="preserve">Moving both at once measures change along a combined direction; it does not isolate either </w:t>
+      </w:r>
+      <w:r>
+        <w:rPr>
+          <w:b/>
+        </w:rPr>
+        <w:t>partial derivative</w:t>
+      </w:r>
+      <w:r>
+        <w:rPr>
+          <w:b w:val="0"/>
+        </w:rPr>
+        <w:t>.</w:t>
+      </w:r>
+    </w:p>
+    <w:p>
+      <w:pPr>
+        <w:spacing w:line="336" w:lineRule="auto" w:after="180"/>
+      </w:pPr>
+      <w:r>
+        <w:rPr>
+          <w:b w:val="0"/>
+        </w:rPr>
+        <w:t xml:space="preserve">The </w:t>
+      </w:r>
+      <w:r>
+        <w:rPr>
+          <w:b/>
+        </w:rPr>
+        <w:t>gradient</w:t>
+      </w:r>
+      <w:r>
+        <w:rPr>
+          <w:b w:val="0"/>
+        </w:rPr>
+        <w:t xml:space="preserve"> is [-4, -2] in order [w, b]. Both entries refer to the same original parameter vector, not to a partially updated model.</w:t>
+      </w:r>
+    </w:p>
+    <w:p>
+      <w:pPr>
+        <w:spacing w:line="336" w:lineRule="auto" w:after="180"/>
+      </w:pPr>
+      <w:r>
+        <w:rPr>
+          <w:b w:val="0"/>
+        </w:rPr>
+        <w:t xml:space="preserve">The helper assumes finite numerical </w:t>
+      </w:r>
+      <w:r>
+        <w:rPr>
+          <w:b/>
+        </w:rPr>
+        <w:t>input</w:t>
+      </w:r>
+      <w:r>
+        <w:rPr>
+          <w:b w:val="0"/>
+        </w:rPr>
+        <w:t xml:space="preserve">s and a positive nonzero step. The formula follows the squared-loss rule: local loss change is twice the residual times the </w:t>
+      </w:r>
+      <w:r>
+        <w:rPr>
+          <w:b/>
+        </w:rPr>
+        <w:t>prediction</w:t>
+      </w:r>
+      <w:r>
+        <w:rPr>
+          <w:b w:val="0"/>
+        </w:rPr>
+        <w:t xml:space="preserve"> sensitivity.</w:t>
+      </w:r>
+    </w:p>
+    <w:p>
+      <w:pPr>
+        <w:spacing w:line="336" w:lineRule="auto" w:after="180"/>
+      </w:pPr>
+      <w:r>
+        <w:rPr>
+          <w:b w:val="0"/>
+        </w:rPr>
+        <w:t xml:space="preserve">Changing w by a small amount changes </w:t>
+      </w:r>
+      <w:r>
+        <w:rPr>
+          <w:b/>
+        </w:rPr>
+        <w:t>prediction</w:t>
+      </w:r>
+      <w:r>
+        <w:rPr>
+          <w:b w:val="0"/>
+        </w:rPr>
+        <w:t xml:space="preserve"> twice as much here; changing b changes </w:t>
+      </w:r>
+      <w:r>
+        <w:rPr>
+          <w:b/>
+        </w:rPr>
+        <w:t>prediction</w:t>
+      </w:r>
+      <w:r>
+        <w:rPr>
+          <w:b w:val="0"/>
+        </w:rPr>
+        <w:t xml:space="preserve"> by the same amount.</w:t>
+      </w:r>
+    </w:p>
+    <w:p>
+      <w:pPr>
+        <w:spacing w:line="336" w:lineRule="auto" w:after="180"/>
+      </w:pPr>
+      <w:r>
+        <w:rPr>
+          <w:b w:val="0"/>
+        </w:rPr>
+        <w:t xml:space="preserve">Exact floating-point equality is not required. Record the step and a </w:t>
+      </w:r>
+      <w:r>
+        <w:rPr>
+          <w:b/>
+        </w:rPr>
+        <w:t>tolerance</w:t>
+      </w:r>
+      <w:r>
+        <w:rPr>
+          <w:b w:val="0"/>
+        </w:rPr>
+        <w:t>, then try more than one parameter setting.</w:t>
+      </w:r>
+    </w:p>
+    <w:p>
+      <w:pPr>
+        <w:spacing w:line="336" w:lineRule="auto" w:after="180"/>
+      </w:pPr>
+      <w:r>
+        <w:rPr>
+          <w:b w:val="0"/>
+        </w:rPr>
         <w:t xml:space="preserve">A passing numerical check supports agreement for those tested points; it does not prove all possible </w:t>
       </w:r>
       <w:r>
@@ -829,6 +887,674 @@
           <w:b w:val="0"/>
         </w:rPr>
         <w:t>s.</w:t>
+      </w:r>
+    </w:p>
+    <w:tbl>
+      <w:tblPr>
+        <w:tblStyle w:val="LightShading-Accent1"/>
+        <w:tblW w:type="auto" w:w="0"/>
+        <w:tblLook w:firstColumn="1" w:firstRow="1" w:lastColumn="0" w:lastRow="0" w:noHBand="0" w:noVBand="1" w:val="04A0"/>
+      </w:tblPr>
+      <w:tblGrid>
+        <w:gridCol w:w="2045"/>
+        <w:gridCol w:w="2045"/>
+        <w:gridCol w:w="2045"/>
+        <w:gridCol w:w="2045"/>
+        <w:gridCol w:w="2045"/>
+      </w:tblGrid>
+      <w:tr>
+        <w:trPr>
+          <w:tblHeader/>
+        </w:trPr>
+        <w:tc>
+          <w:tcPr>
+            <w:tcW w:type="dxa" w:w="2045"/>
+          </w:tcPr>
+          <w:p>
+            <w:r>
+              <w:t>Main probe from centre[w, b]=[1, 0]</w:t>
+            </w:r>
+          </w:p>
+        </w:tc>
+        <w:tc>
+          <w:tcPr>
+            <w:tcW w:type="dxa" w:w="2045"/>
+          </w:tcPr>
+          <w:p>
+            <w:r>
+              <w:t>Minus parameter vector /prediction /loss</w:t>
+            </w:r>
+          </w:p>
+        </w:tc>
+        <w:tc>
+          <w:tcPr>
+            <w:tcW w:type="dxa" w:w="2045"/>
+          </w:tcPr>
+          <w:p>
+            <w:r>
+              <w:t>Plus parameter vector /prediction /loss</w:t>
+            </w:r>
+          </w:p>
+        </w:tc>
+        <w:tc>
+          <w:tcPr>
+            <w:tcW w:type="dxa" w:w="2045"/>
+          </w:tcPr>
+          <w:p>
+            <w:r>
+              <w:t>Full gap in probe variable</w:t>
+            </w:r>
+          </w:p>
+        </w:tc>
+        <w:tc>
+          <w:tcPr>
+            <w:tcW w:type="dxa" w:w="2045"/>
+          </w:tcPr>
+          <w:p>
+            <w:r>
+              <w:t>Slope</w:t>
+            </w:r>
+          </w:p>
+        </w:tc>
+      </w:tr>
+      <w:tr>
+        <w:tc>
+          <w:tcPr>
+            <w:tcW w:type="dxa" w:w="2045"/>
+          </w:tcPr>
+          <w:p>
+            <w:r>
+              <w:t>w only; hold b0</w:t>
+            </w:r>
+          </w:p>
+        </w:tc>
+        <w:tc>
+          <w:tcPr>
+            <w:tcW w:type="dxa" w:w="2045"/>
+          </w:tcPr>
+          <w:p>
+            <w:r>
+              <w:t>[.9, 0]/1.8/1.44</w:t>
+            </w:r>
+          </w:p>
+        </w:tc>
+        <w:tc>
+          <w:tcPr>
+            <w:tcW w:type="dxa" w:w="2045"/>
+          </w:tcPr>
+          <w:p>
+            <w:r>
+              <w:t>[1.1, 0]/2.2/.64</w:t>
+            </w:r>
+          </w:p>
+        </w:tc>
+        <w:tc>
+          <w:tcPr>
+            <w:tcW w:type="dxa" w:w="2045"/>
+          </w:tcPr>
+          <w:p>
+            <w:r>
+              <w:t>0.2</w:t>
+            </w:r>
+          </w:p>
+        </w:tc>
+        <w:tc>
+          <w:tcPr>
+            <w:tcW w:type="dxa" w:w="2045"/>
+          </w:tcPr>
+          <w:p>
+            <w:r>
+              <w:t>-4</w:t>
+            </w:r>
+          </w:p>
+        </w:tc>
+      </w:tr>
+      <w:tr>
+        <w:tc>
+          <w:tcPr>
+            <w:tcW w:type="dxa" w:w="2045"/>
+          </w:tcPr>
+          <w:p>
+            <w:r>
+              <w:t>b only; hold w1</w:t>
+            </w:r>
+          </w:p>
+        </w:tc>
+        <w:tc>
+          <w:tcPr>
+            <w:tcW w:type="dxa" w:w="2045"/>
+          </w:tcPr>
+          <w:p>
+            <w:r>
+              <w:t>[1, −.1]/1.9/1.21</w:t>
+            </w:r>
+          </w:p>
+        </w:tc>
+        <w:tc>
+          <w:tcPr>
+            <w:tcW w:type="dxa" w:w="2045"/>
+          </w:tcPr>
+          <w:p>
+            <w:r>
+              <w:t>[1, .1]/2.1/.81</w:t>
+            </w:r>
+          </w:p>
+        </w:tc>
+        <w:tc>
+          <w:tcPr>
+            <w:tcW w:type="dxa" w:w="2045"/>
+          </w:tcPr>
+          <w:p>
+            <w:r>
+              <w:t>0.2</w:t>
+            </w:r>
+          </w:p>
+        </w:tc>
+        <w:tc>
+          <w:tcPr>
+            <w:tcW w:type="dxa" w:w="2045"/>
+          </w:tcPr>
+          <w:p>
+            <w:r>
+              <w:t>-2</w:t>
+            </w:r>
+          </w:p>
+        </w:tc>
+      </w:tr>
+      <w:tr>
+        <w:tc>
+          <w:tcPr>
+            <w:tcW w:type="dxa" w:w="2045"/>
+          </w:tcPr>
+          <w:p>
+            <w:r>
+              <w:t>Both via t:[w, b]=[1+t, t]</w:t>
+            </w:r>
+          </w:p>
+        </w:tc>
+        <w:tc>
+          <w:tcPr>
+            <w:tcW w:type="dxa" w:w="2045"/>
+          </w:tcPr>
+          <w:p>
+            <w:r>
+              <w:t>[.9, −.1]/1.7/1.69</w:t>
+            </w:r>
+          </w:p>
+        </w:tc>
+        <w:tc>
+          <w:tcPr>
+            <w:tcW w:type="dxa" w:w="2045"/>
+          </w:tcPr>
+          <w:p>
+            <w:r>
+              <w:t>[1.1, .1]/2.3/.49</w:t>
+            </w:r>
+          </w:p>
+        </w:tc>
+        <w:tc>
+          <w:tcPr>
+            <w:tcW w:type="dxa" w:w="2045"/>
+          </w:tcPr>
+          <w:p>
+            <w:r>
+              <w:t>0.2</w:t>
+            </w:r>
+          </w:p>
+        </w:tc>
+        <w:tc>
+          <w:tcPr>
+            <w:tcW w:type="dxa" w:w="2045"/>
+          </w:tcPr>
+          <w:p>
+            <w:r>
+              <w:t>-6</w:t>
+            </w:r>
+          </w:p>
+        </w:tc>
+      </w:tr>
+    </w:tbl>
+    <w:p>
+      <w:pPr>
+        <w:spacing w:line="336" w:lineRule="auto" w:after="180"/>
+      </w:pPr>
+      <w:r>
+        <w:rPr>
+          <w:b w:val="0"/>
+        </w:rPr>
+        <w:t>For this one-example squared loss, residual e=2w+b−3. The formula gradient is[2e×2, 2e]=[4e, 2e]in parameter order[w, b]. At the original[1, 0], e−1 gives[−4, −2]. Each numerical entry changes one coordinate while the other stays at its original value. The combined probe varies t along[1+t, t]; its slope−6is with respect to t, not either partial or slope per unit Euclidean distance.</w:t>
+      </w:r>
+    </w:p>
+    <w:p>
+      <w:pPr>
+        <w:spacing w:line="336" w:lineRule="auto" w:after="180"/>
+      </w:pPr>
+      <w:r>
+        <w:rPr>
+          <w:b w:val="0"/>
+        </w:rPr>
+        <w:t>The checker uses spacing.001 and absolute tolerance 1e−6; it assumes valid finite numbers and positive spacing rather than validating them.</w:t>
+      </w:r>
+    </w:p>
+    <w:p>
+      <w:pPr>
+        <w:spacing w:line="336" w:lineRule="auto" w:after="180"/>
+      </w:pPr>
+      <w:r>
+        <w:rPr>
+          <w:b w:val="0"/>
+        </w:rPr>
+        <w:t xml:space="preserve">Guided: </w:t>
+      </w:r>
+      <w:r>
+        <w:rPr>
+          <w:b/>
+        </w:rPr>
+        <w:t>prediction</w:t>
+      </w:r>
+      <w:r>
+        <w:rPr>
+          <w:b w:val="0"/>
+        </w:rPr>
+        <w:t xml:space="preserve"> 1, residual -2, loss 4, </w:t>
+      </w:r>
+      <w:r>
+        <w:rPr>
+          <w:b/>
+        </w:rPr>
+        <w:t>gradient</w:t>
+      </w:r>
+      <w:r>
+        <w:rPr>
+          <w:b w:val="0"/>
+        </w:rPr>
+        <w:t xml:space="preserve"> [-8, -4]. Exit: changing both parameters measures a directional change; each partial must vary just its own coordinate while holding the others fixed.</w:t>
+      </w:r>
+    </w:p>
+    <w:p>
+      <w:pPr>
+        <w:pStyle w:val="Heading2"/>
+      </w:pPr>
+      <w:r>
+        <w:t>Complete pictured same-model facts and scope</w:t>
+      </w:r>
+    </w:p>
+    <w:p>
+      <w:pPr>
+        <w:spacing w:line="336" w:lineRule="auto" w:after="180"/>
+      </w:pPr>
+      <w:r>
+        <w:rPr>
+          <w:b w:val="0"/>
+        </w:rPr>
+        <w:t xml:space="preserve">Check each coordinate of a </w:t>
+      </w:r>
+      <w:r>
+        <w:rPr>
+          <w:b/>
+        </w:rPr>
+        <w:t>gradient</w:t>
+      </w:r>
+      <w:r>
+        <w:rPr>
+          <w:b w:val="0"/>
+        </w:rPr>
+        <w:t xml:space="preserve"> while holding the other parameter fixed.</w:t>
+      </w:r>
+    </w:p>
+    <w:p>
+      <w:pPr>
+        <w:spacing w:line="336" w:lineRule="auto" w:after="180"/>
+      </w:pPr>
+      <w:r>
+        <w:rPr>
+          <w:b w:val="0"/>
+        </w:rPr>
+        <w:t>Model y=2w+b, target 3. At [w, b]=[1, 0], y = 2, residual y-target=-1; loss is residual².</w:t>
+      </w:r>
+    </w:p>
+    <w:p>
+      <w:pPr>
+        <w:spacing w:line="336" w:lineRule="auto" w:after="180"/>
+      </w:pPr>
+      <w:r>
+        <w:rPr>
+          <w:b w:val="0"/>
+        </w:rPr>
+        <w:t xml:space="preserve">All </w:t>
+      </w:r>
+      <w:r>
+        <w:rPr>
+          <w:b/>
+        </w:rPr>
+        <w:t>input</w:t>
+      </w:r>
+      <w:r>
+        <w:rPr>
+          <w:b w:val="0"/>
+        </w:rPr>
+        <w:t>s and outcomes in this worked example are invented classroom data; no real model run is claimed.</w:t>
+      </w:r>
+    </w:p>
+    <w:p>
+      <w:pPr>
+        <w:spacing w:line="336" w:lineRule="auto" w:after="180"/>
+      </w:pPr>
+      <w:r>
+        <w:rPr>
+          <w:b w:val="0"/>
+        </w:rPr>
+        <w:t>The picture uses the same model y=2w+b, target 3, centre[1, 0], residual−1. With step.1, w-only minus/plus losses 1.44/.64 give−4; b-only losses 1.21/.81 give−2. Order[w, b]therefore gives[−4, −2]. Returning[−2, −4]mislabels both entries even though the numbers look familiar.</w:t>
+      </w:r>
+    </w:p>
+    <w:p>
+      <w:pPr>
+        <w:spacing w:line="336" w:lineRule="auto" w:after="180"/>
+      </w:pPr>
+      <w:r>
+        <w:rPr>
+          <w:b w:val="0"/>
+        </w:rPr>
+        <w:t>The fixed x2 makes w twice as sensitive as b here; the independent exercise supplies x3 and a different target, so its formula must use that new input.</w:t>
+      </w:r>
+    </w:p>
+    <w:p>
+      <w:pPr>
+        <w:pStyle w:val="Heading2"/>
+      </w:pPr>
+      <w:r>
+        <w:t>Trace labelled partials and component-swap failure</w:t>
+      </w:r>
+    </w:p>
+    <w:p>
+      <w:r>
+        <w:drawing>
+          <wp:inline xmlns:a="http://schemas.openxmlformats.org/drawingml/2006/main" xmlns:pic="http://schemas.openxmlformats.org/drawingml/2006/picture">
+            <wp:extent cx="5486400" cy="3182112"/>
+            <wp:docPr id="1" name="Picture 1" descr="Check w direction: Analytic derivative 2×residual×2=-4. → Check b direction: Analytic derivative 2×residual=-2. → Numerical check: With step 0.1: w losses 0.64, 1.44 give -4; b losses 0.81, 1.21 give -2."/>
+            <wp:cNvGraphicFramePr>
+              <a:graphicFrameLocks noChangeAspect="1"/>
+            </wp:cNvGraphicFramePr>
+            <a:graphic>
+              <a:graphicData uri="http://schemas.openxmlformats.org/drawingml/2006/picture">
+                <pic:pic>
+                  <pic:nvPicPr>
+                    <pic:cNvPr id="0" name="academy-story-ai-5-10-02.png"/>
+                    <pic:cNvPicPr/>
+                  </pic:nvPicPr>
+                  <pic:blipFill>
+                    <a:blip r:embed="rId9"/>
+                    <a:stretch>
+                      <a:fillRect/>
+                    </a:stretch>
+                  </pic:blipFill>
+                  <pic:spPr>
+                    <a:xfrm>
+                      <a:off x="0" y="0"/>
+                      <a:ext cx="5486400" cy="3182112"/>
+                    </a:xfrm>
+                    <a:prstGeom prst="rect"/>
+                  </pic:spPr>
+                </pic:pic>
+              </a:graphicData>
+            </a:graphic>
+          </wp:inline>
+        </w:drawing>
+      </w:r>
+    </w:p>
+    <w:p>
+      <w:pPr>
+        <w:pStyle w:val="Heading3"/>
+      </w:pPr>
+      <w:r>
+        <w:t>Read the picture one step at a time</w:t>
+      </w:r>
+    </w:p>
+    <w:tbl>
+      <w:tblPr>
+        <w:tblStyle w:val="LightShading-Accent1"/>
+        <w:tblW w:type="auto" w:w="0"/>
+        <w:tblLook w:firstColumn="1" w:firstRow="1" w:lastColumn="0" w:lastRow="0" w:noHBand="0" w:noVBand="1" w:val="04A0"/>
+      </w:tblPr>
+      <w:tblGrid>
+        <w:gridCol w:w="5112"/>
+        <w:gridCol w:w="5112"/>
+      </w:tblGrid>
+      <w:tr>
+        <w:trPr>
+          <w:tblHeader/>
+        </w:trPr>
+        <w:tc>
+          <w:tcPr>
+            <w:tcW w:type="dxa" w:w="5112"/>
+          </w:tcPr>
+          <w:p>
+            <w:r>
+              <w:t>Step</w:t>
+            </w:r>
+          </w:p>
+        </w:tc>
+        <w:tc>
+          <w:tcPr>
+            <w:tcW w:type="dxa" w:w="5112"/>
+          </w:tcPr>
+          <w:p>
+            <w:r>
+              <w:t>What happens and why</w:t>
+            </w:r>
+          </w:p>
+        </w:tc>
+      </w:tr>
+      <w:tr>
+        <w:tc>
+          <w:tcPr>
+            <w:tcW w:type="dxa" w:w="5112"/>
+          </w:tcPr>
+          <w:p>
+            <w:r>
+              <w:t>1. Check w direction</w:t>
+            </w:r>
+          </w:p>
+        </w:tc>
+        <w:tc>
+          <w:tcPr>
+            <w:tcW w:type="dxa" w:w="5112"/>
+          </w:tcPr>
+          <w:p>
+            <w:r>
+              <w:t>Analytic derivative 2×residual×2=-4.</w:t>
+            </w:r>
+          </w:p>
+        </w:tc>
+      </w:tr>
+      <w:tr>
+        <w:tc>
+          <w:tcPr>
+            <w:tcW w:type="dxa" w:w="5112"/>
+          </w:tcPr>
+          <w:p>
+            <w:r>
+              <w:t>2. Check b direction</w:t>
+            </w:r>
+          </w:p>
+        </w:tc>
+        <w:tc>
+          <w:tcPr>
+            <w:tcW w:type="dxa" w:w="5112"/>
+          </w:tcPr>
+          <w:p>
+            <w:r>
+              <w:t>Analytic derivative 2×residual=-2.</w:t>
+            </w:r>
+          </w:p>
+        </w:tc>
+      </w:tr>
+      <w:tr>
+        <w:tc>
+          <w:tcPr>
+            <w:tcW w:type="dxa" w:w="5112"/>
+          </w:tcPr>
+          <w:p>
+            <w:r>
+              <w:t>3. Numerical check</w:t>
+            </w:r>
+          </w:p>
+        </w:tc>
+        <w:tc>
+          <w:tcPr>
+            <w:tcW w:type="dxa" w:w="5112"/>
+          </w:tcPr>
+          <w:p>
+            <w:r>
+              <w:t>With step 0.1: w losses 0.64, 1.44 give -4; b losses 0.81, 1.21 give -2.</w:t>
+            </w:r>
+          </w:p>
+        </w:tc>
+      </w:tr>
+    </w:tbl>
+    <w:p>
+      <w:r>
+        <w:t>Match each pictured step to the supplied facts. This is a worked teaching case, not an independent assessment.</w:t>
+      </w:r>
+    </w:p>
+    <w:p>
+      <w:pPr>
+        <w:spacing w:line="336" w:lineRule="auto" w:after="180"/>
+      </w:pPr>
+      <w:r>
+        <w:rPr>
+          <w:b w:val="0"/>
+        </w:rPr>
+        <w:t xml:space="preserve">A </w:t>
+      </w:r>
+      <w:r>
+        <w:rPr>
+          <w:b/>
+        </w:rPr>
+        <w:t>gradient</w:t>
+      </w:r>
+      <w:r>
+        <w:rPr>
+          <w:b w:val="0"/>
+        </w:rPr>
+        <w:t xml:space="preserve"> lists the slope for each parameter, in a declared order. Changing w by a small amount changes the </w:t>
+      </w:r>
+      <w:r>
+        <w:rPr>
+          <w:b/>
+        </w:rPr>
+        <w:t>prediction</w:t>
+      </w:r>
+      <w:r>
+        <w:rPr>
+          <w:b w:val="0"/>
+        </w:rPr>
+        <w:t xml:space="preserve"> twice as much as changing b by the same amount. That explains the different derivative magnitudes.</w:t>
+      </w:r>
+    </w:p>
+    <w:p>
+      <w:pPr>
+        <w:spacing w:line="336" w:lineRule="auto" w:after="180"/>
+      </w:pPr>
+      <w:r>
+        <w:rPr>
+          <w:b w:val="0"/>
+        </w:rPr>
+        <w:t>Perturb one coordinate while holding the other fixed, then compare the numerical slope with its analytic counterpart.</w:t>
+      </w:r>
+    </w:p>
+    <w:p>
+      <w:pPr>
+        <w:spacing w:line="336" w:lineRule="auto" w:after="180"/>
+      </w:pPr>
+      <w:r>
+        <w:rPr>
+          <w:b w:val="0"/>
+        </w:rPr>
+        <w:t xml:space="preserve">The exact agreement occurs for this quadratic toy case; </w:t>
+      </w:r>
+      <w:r>
+        <w:rPr>
+          <w:b/>
+        </w:rPr>
+        <w:t>finite difference</w:t>
+      </w:r>
+      <w:r>
+        <w:rPr>
+          <w:b w:val="0"/>
+        </w:rPr>
+        <w:t>s in larger models involve rounding and step-size limits.</w:t>
+      </w:r>
+    </w:p>
+    <w:p>
+      <w:pPr>
+        <w:spacing w:line="336" w:lineRule="auto" w:after="180"/>
+      </w:pPr>
+      <w:r>
+        <w:rPr>
+          <w:b w:val="0"/>
+        </w:rPr>
+        <w:t xml:space="preserve">Change: Swap the two </w:t>
+      </w:r>
+      <w:r>
+        <w:rPr>
+          <w:b/>
+        </w:rPr>
+        <w:t>gradient</w:t>
+      </w:r>
+      <w:r>
+        <w:rPr>
+          <w:b w:val="0"/>
+        </w:rPr>
+        <w:t xml:space="preserve"> components in the program </w:t>
+      </w:r>
+      <w:r>
+        <w:rPr>
+          <w:b/>
+        </w:rPr>
+        <w:t>output</w:t>
+      </w:r>
+      <w:r>
+        <w:rPr>
+          <w:b w:val="0"/>
+        </w:rPr>
+        <w:t>.</w:t>
+      </w:r>
+    </w:p>
+    <w:p>
+      <w:pPr>
+        <w:spacing w:line="336" w:lineRule="auto" w:after="180"/>
+      </w:pPr>
+      <w:r>
+        <w:rPr>
+          <w:b/>
+        </w:rPr>
+        <w:t>Prediction</w:t>
+      </w:r>
+      <w:r>
+        <w:rPr>
+          <w:b w:val="0"/>
+        </w:rPr>
+        <w:t>: The coordinate-wise numerical check exposes the mismatch.</w:t>
+      </w:r>
+    </w:p>
+    <w:p>
+      <w:pPr>
+        <w:spacing w:line="336" w:lineRule="auto" w:after="180"/>
+      </w:pPr>
+      <w:r>
+        <w:rPr>
+          <w:b w:val="0"/>
+        </w:rPr>
+        <w:t>Reason: The w perturbation changes y twice as strongly as the same b perturbation.</w:t>
+      </w:r>
+    </w:p>
+    <w:p>
+      <w:pPr>
+        <w:pStyle w:val="Heading2"/>
+      </w:pPr>
+      <w:r>
+        <w:t>Earlier wording, alternatives and picture transcripts · reference / check after trying</w:t>
       </w:r>
     </w:p>
     <w:tbl>
@@ -1113,41 +1839,6 @@
     </w:p>
     <w:p>
       <w:pPr>
-        <w:spacing w:line="336" w:lineRule="auto" w:after="180"/>
-      </w:pPr>
-      <w:r>
-        <w:rPr>
-          <w:b w:val="0"/>
-        </w:rPr>
-        <w:t xml:space="preserve">Guided: </w:t>
-      </w:r>
-      <w:r>
-        <w:rPr>
-          <w:b/>
-        </w:rPr>
-        <w:t>prediction</w:t>
-      </w:r>
-      <w:r>
-        <w:rPr>
-          <w:b w:val="0"/>
-        </w:rPr>
-        <w:t xml:space="preserve"> 1, residual -2, loss 4, </w:t>
-      </w:r>
-      <w:r>
-        <w:rPr>
-          <w:b/>
-        </w:rPr>
-        <w:t>gradient</w:t>
-      </w:r>
-      <w:r>
-        <w:rPr>
-          <w:b w:val="0"/>
-        </w:rPr>
-        <w:t xml:space="preserve"> [-8, -4]. Exit: changing both parameters measures a directional change; each partial must vary just its own coordinate while holding the others fixed.</w:t>
-      </w:r>
-    </w:p>
-    <w:p>
-      <w:pPr>
         <w:pStyle w:val="Heading3"/>
       </w:pPr>
       <w:r>
@@ -1495,85 +2186,10 @@
     </w:p>
     <w:p>
       <w:pPr>
-        <w:spacing w:line="336" w:lineRule="auto" w:after="180"/>
-      </w:pPr>
-      <w:r>
-        <w:rPr>
-          <w:b w:val="0"/>
-        </w:rPr>
-        <w:t xml:space="preserve">Check each coordinate of a </w:t>
-      </w:r>
-      <w:r>
-        <w:rPr>
-          <w:b/>
-        </w:rPr>
-        <w:t>gradient</w:t>
-      </w:r>
-      <w:r>
-        <w:rPr>
-          <w:b w:val="0"/>
-        </w:rPr>
-        <w:t xml:space="preserve"> while holding the other parameter fixed.</w:t>
-      </w:r>
-    </w:p>
-    <w:p>
-      <w:pPr>
         <w:pStyle w:val="Heading3"/>
       </w:pPr>
       <w:r>
         <w:t>The facts we will use</w:t>
-      </w:r>
-    </w:p>
-    <w:p>
-      <w:pPr>
-        <w:pStyle w:val="Heading3"/>
-      </w:pPr>
-      <w:r>
-        <w:t>Supplied facts</w:t>
-      </w:r>
-    </w:p>
-    <w:p>
-      <w:pPr>
-        <w:spacing w:line="336" w:lineRule="auto" w:after="180"/>
-        <w:shd w:fill="F1F6FC"/>
-      </w:pPr>
-      <w:r>
-        <w:rPr>
-          <w:b w:val="0"/>
-        </w:rPr>
-        <w:t>Model y=2w+b, target 3. At [w, b]=[1, 0], y = 2, residual y-target=-1; loss is residual².</w:t>
-      </w:r>
-    </w:p>
-    <w:p>
-      <w:pPr>
-        <w:pStyle w:val="Heading3"/>
-      </w:pPr>
-      <w:r>
-        <w:t>Supplied facts</w:t>
-      </w:r>
-    </w:p>
-    <w:p>
-      <w:pPr>
-        <w:spacing w:line="336" w:lineRule="auto" w:after="180"/>
-        <w:shd w:fill="F1F6FC"/>
-      </w:pPr>
-      <w:r>
-        <w:rPr>
-          <w:b w:val="0"/>
-        </w:rPr>
-        <w:t xml:space="preserve">All </w:t>
-      </w:r>
-      <w:r>
-        <w:rPr>
-          <w:b/>
-        </w:rPr>
-        <w:t>input</w:t>
-      </w:r>
-      <w:r>
-        <w:rPr>
-          <w:b w:val="0"/>
-        </w:rPr>
-        <w:t>s and outcomes in this worked example are invented classroom data; no real model run is claimed.</w:t>
       </w:r>
     </w:p>
     <w:p>
@@ -1581,7 +2197,7 @@
         <w:drawing>
           <wp:inline xmlns:a="http://schemas.openxmlformats.org/drawingml/2006/main" xmlns:pic="http://schemas.openxmlformats.org/drawingml/2006/picture">
             <wp:extent cx="5486400" cy="5185229"/>
-            <wp:docPr id="1" name="Picture 1" descr="Gradients with a numerical check. Check w direction: Analytic derivative 2×residual×2=-4.. Check b direction: Analytic derivative 2×residual=-2.. Numerical check: With step 0.1: w losses 0.64, 1.44 give -4; b losses 0.81, 1.21 give -2."/>
+            <wp:docPr id="2" name="Picture 2" descr="Gradients with a numerical check. Check w direction: Analytic derivative 2×residual×2=-4.. Check b direction: Analytic derivative 2×residual=-2.. Numerical check: With step 0.1: w losses 0.64, 1.44 give -4; b losses 0.81, 1.21 give -2."/>
             <wp:cNvGraphicFramePr>
               <a:graphicFrameLocks noChangeAspect="1"/>
             </wp:cNvGraphicFramePr>
@@ -1593,7 +2209,7 @@
                     <pic:cNvPicPr/>
                   </pic:nvPicPr>
                   <pic:blipFill>
-                    <a:blip r:embed="rId9"/>
+                    <a:blip r:embed="rId10"/>
                     <a:stretch>
                       <a:fillRect/>
                     </a:stretch>
@@ -1617,114 +2233,7 @@
         <w:pStyle w:val="Heading3"/>
       </w:pPr>
       <w:r>
-        <w:t>Read the picture one step at a time</w:t>
-      </w:r>
-    </w:p>
-    <w:tbl>
-      <w:tblPr>
-        <w:tblStyle w:val="LightShading-Accent1"/>
-        <w:tblW w:type="auto" w:w="0"/>
-        <w:tblLook w:firstColumn="1" w:firstRow="1" w:lastColumn="0" w:lastRow="0" w:noHBand="0" w:noVBand="1" w:val="04A0"/>
-      </w:tblPr>
-      <w:tblGrid>
-        <w:gridCol w:w="5112"/>
-        <w:gridCol w:w="5112"/>
-      </w:tblGrid>
-      <w:tr>
-        <w:trPr>
-          <w:tblHeader/>
-        </w:trPr>
-        <w:tc>
-          <w:tcPr>
-            <w:tcW w:type="dxa" w:w="5112"/>
-          </w:tcPr>
-          <w:p>
-            <w:r>
-              <w:t>Step</w:t>
-            </w:r>
-          </w:p>
-        </w:tc>
-        <w:tc>
-          <w:tcPr>
-            <w:tcW w:type="dxa" w:w="5112"/>
-          </w:tcPr>
-          <w:p>
-            <w:r>
-              <w:t>What happens and why</w:t>
-            </w:r>
-          </w:p>
-        </w:tc>
-      </w:tr>
-      <w:tr>
-        <w:tc>
-          <w:tcPr>
-            <w:tcW w:type="dxa" w:w="5112"/>
-          </w:tcPr>
-          <w:p>
-            <w:r>
-              <w:t>1. Check w direction</w:t>
-            </w:r>
-          </w:p>
-        </w:tc>
-        <w:tc>
-          <w:tcPr>
-            <w:tcW w:type="dxa" w:w="5112"/>
-          </w:tcPr>
-          <w:p>
-            <w:r>
-              <w:t>Analytic derivative 2×residual×2=-4.</w:t>
-            </w:r>
-          </w:p>
-        </w:tc>
-      </w:tr>
-      <w:tr>
-        <w:tc>
-          <w:tcPr>
-            <w:tcW w:type="dxa" w:w="5112"/>
-          </w:tcPr>
-          <w:p>
-            <w:r>
-              <w:t>2. Check b direction</w:t>
-            </w:r>
-          </w:p>
-        </w:tc>
-        <w:tc>
-          <w:tcPr>
-            <w:tcW w:type="dxa" w:w="5112"/>
-          </w:tcPr>
-          <w:p>
-            <w:r>
-              <w:t>Analytic derivative 2×residual=-2.</w:t>
-            </w:r>
-          </w:p>
-        </w:tc>
-      </w:tr>
-      <w:tr>
-        <w:tc>
-          <w:tcPr>
-            <w:tcW w:type="dxa" w:w="5112"/>
-          </w:tcPr>
-          <w:p>
-            <w:r>
-              <w:t>3. Numerical check</w:t>
-            </w:r>
-          </w:p>
-        </w:tc>
-        <w:tc>
-          <w:tcPr>
-            <w:tcW w:type="dxa" w:w="5112"/>
-          </w:tcPr>
-          <w:p>
-            <w:r>
-              <w:t>With step 0.1: w losses 0.64, 1.44 give -4; b losses 0.81, 1.21 give -2.</w:t>
-            </w:r>
-          </w:p>
-        </w:tc>
-      </w:tr>
-    </w:tbl>
-    <w:p>
-      <w:r>
-        <w:t>Match each pictured step to the supplied facts. This is a worked teaching case, not an independent assessment.</w:t>
+        <w:t>Why this result follows</w:t>
       </w:r>
     </w:p>
     <w:p>
@@ -1732,7 +2241,7 @@
         <w:pStyle w:val="Heading3"/>
       </w:pPr>
       <w:r>
-        <w:t>Why this result follows</w:t>
+        <w:t>What this example does not establish</w:t>
       </w:r>
     </w:p>
     <w:p>
@@ -1740,209 +2249,203 @@
         <w:pStyle w:val="Heading3"/>
       </w:pPr>
       <w:r>
-        <w:t>Why the result follows</w:t>
+        <w:t>Change one thing in the pictured case</w:t>
       </w:r>
     </w:p>
     <w:p>
       <w:pPr>
-        <w:spacing w:line="336" w:lineRule="auto" w:after="180"/>
-        <w:shd w:fill="F1F6FC"/>
-      </w:pPr>
-      <w:r>
-        <w:rPr>
-          <w:b w:val="0"/>
-        </w:rPr>
-        <w:t xml:space="preserve">A </w:t>
-      </w:r>
-      <w:r>
-        <w:rPr>
-          <w:b/>
-        </w:rPr>
-        <w:t>gradient</w:t>
-      </w:r>
-      <w:r>
-        <w:rPr>
-          <w:b w:val="0"/>
-        </w:rPr>
-        <w:t xml:space="preserve"> lists the slope for each parameter, in a declared order. Changing w by a small amount changes the </w:t>
-      </w:r>
-      <w:r>
-        <w:rPr>
-          <w:b/>
-        </w:rPr>
-        <w:t>prediction</w:t>
-      </w:r>
-      <w:r>
-        <w:rPr>
-          <w:b w:val="0"/>
-        </w:rPr>
-        <w:t xml:space="preserve"> twice as much as changing b by the same amount. That explains the different derivative magnitudes.</w:t>
+        <w:pStyle w:val="Heading3"/>
+      </w:pPr>
+      <w:r>
+        <w:t>Ask while showing the picture</w:t>
       </w:r>
     </w:p>
     <w:p>
       <w:pPr>
         <w:spacing w:line="336" w:lineRule="auto" w:after="180"/>
-        <w:shd w:fill="F1F6FC"/>
       </w:pPr>
       <w:r>
         <w:rPr>
           <w:b w:val="0"/>
         </w:rPr>
-        <w:t>Perturb one coordinate while holding the other fixed, then compare the numerical slope with its analytic counterpart.</w:t>
+        <w:t xml:space="preserve">Cover the result. Ask learners to name the </w:t>
+      </w:r>
+      <w:r>
+        <w:rPr>
+          <w:b/>
+        </w:rPr>
+        <w:t>input</w:t>
+      </w:r>
+      <w:r>
+        <w:rPr>
+          <w:b w:val="0"/>
+        </w:rPr>
+        <w:t xml:space="preserve">s and predict the next step. Uncover one step, connect the icon to the actual procedure, and explain its </w:t>
+      </w:r>
+      <w:r>
+        <w:rPr>
+          <w:b/>
+        </w:rPr>
+        <w:t>evidence</w:t>
+      </w:r>
+      <w:r>
+        <w:rPr>
+          <w:b w:val="0"/>
+        </w:rPr>
+        <w:t>. Then change the supplied condition and compare.</w:t>
       </w:r>
     </w:p>
     <w:p>
       <w:pPr>
-        <w:pStyle w:val="Heading3"/>
-      </w:pPr>
-      <w:r>
-        <w:t>What this example does not establish</w:t>
+        <w:spacing w:line="336" w:lineRule="auto" w:after="180"/>
+      </w:pPr>
+      <w:r>
+        <w:rPr>
+          <w:b w:val="0"/>
+        </w:rPr>
+        <w:t>The picture is a representation; it does not document execution of a real AI model.</w:t>
       </w:r>
     </w:p>
     <w:p>
       <w:pPr>
-        <w:pStyle w:val="Heading3"/>
-      </w:pPr>
-      <w:r>
-        <w:t>Keep the stated limit</w:t>
+        <w:pStyle w:val="Heading1"/>
+      </w:pPr>
+      <w:r>
+        <w:t>03. Model a step,then remove help</w:t>
       </w:r>
     </w:p>
     <w:p>
-      <w:pPr>
-        <w:spacing w:line="336" w:lineRule="auto" w:after="180"/>
-        <w:shd w:fill="FFF5E6"/>
-      </w:pPr>
-      <w:r>
-        <w:rPr>
-          <w:b w:val="0"/>
-        </w:rPr>
-        <w:t xml:space="preserve">The exact agreement occurs for this quadratic toy case; </w:t>
-      </w:r>
-      <w:r>
-        <w:rPr>
-          <w:b/>
-        </w:rPr>
-        <w:t>finite difference</w:t>
-      </w:r>
-      <w:r>
-        <w:rPr>
-          <w:b w:val="0"/>
-        </w:rPr>
-        <w:t>s in larger models involve rounding and step-size limits.</w:t>
+      <w:r>
+        <w:t>Collect each learner’s reasoning before showing a key.</w:t>
       </w:r>
     </w:p>
     <w:p>
       <w:pPr>
-        <w:pStyle w:val="Heading3"/>
-      </w:pPr>
-      <w:r>
-        <w:t>Change one thing in the pictured case</w:t>
+        <w:pStyle w:val="Heading2"/>
+      </w:pPr>
+      <w:r>
+        <w:t>Current completion task and checked reasoning</w:t>
       </w:r>
     </w:p>
     <w:p>
       <w:pPr>
-        <w:pStyle w:val="Heading3"/>
-      </w:pPr>
-      <w:r>
-        <w:t>Change one thing</w:t>
+        <w:spacing w:line="336" w:lineRule="auto" w:after="180"/>
+      </w:pPr>
+      <w:r>
+        <w:rPr>
+          <w:b w:val="0"/>
+        </w:rPr>
+        <w:t>Completion task: A w probe has losses 1.44 and 0.64 at 0.9 and 1.1 with b fixed. A learner divides their difference by 0.1. Correct the result.</w:t>
       </w:r>
     </w:p>
     <w:p>
       <w:pPr>
         <w:spacing w:line="336" w:lineRule="auto" w:after="180"/>
-        <w:shd w:fill="F5F1FB"/>
       </w:pPr>
       <w:r>
         <w:rPr>
           <w:b w:val="0"/>
         </w:rPr>
-        <w:t xml:space="preserve">Change: Swap the two </w:t>
-      </w:r>
-      <w:r>
-        <w:rPr>
-          <w:b/>
-        </w:rPr>
-        <w:t>gradient</w:t>
-      </w:r>
-      <w:r>
-        <w:rPr>
-          <w:b w:val="0"/>
-        </w:rPr>
-        <w:t xml:space="preserve"> components in the program </w:t>
-      </w:r>
-      <w:r>
-        <w:rPr>
-          <w:b/>
-        </w:rPr>
-        <w:t>output</w:t>
-      </w:r>
-      <w:r>
-        <w:rPr>
-          <w:b w:val="0"/>
-        </w:rPr>
-        <w:t>.</w:t>
+        <w:t>Teacher check: Teacher explanation: The interval is 0.2. (0.64 - 1.44) / 0.2 = -4, not -8.</w:t>
       </w:r>
     </w:p>
     <w:p>
       <w:pPr>
-        <w:pStyle w:val="Heading3"/>
-      </w:pPr>
-      <w:r>
-        <w:t>Predicted result</w:t>
+        <w:spacing w:line="336" w:lineRule="auto" w:after="180"/>
+      </w:pPr>
+      <w:r>
+        <w:rPr>
+          <w:b w:val="0"/>
+        </w:rPr>
+        <w:t xml:space="preserve">Start by identifying the given </w:t>
+      </w:r>
+      <w:r>
+        <w:rPr>
+          <w:b/>
+        </w:rPr>
+        <w:t>input</w:t>
+      </w:r>
+      <w:r>
+        <w:rPr>
+          <w:b w:val="0"/>
+        </w:rPr>
+        <w:t>s together. Leave the intermediate steps blank. If needed, model one step, then withdraw that help on the next step. Move to a full trace only when the partial trace is understood.</w:t>
       </w:r>
     </w:p>
     <w:p>
       <w:pPr>
         <w:spacing w:line="336" w:lineRule="auto" w:after="180"/>
-        <w:shd w:fill="F1F6FC"/>
-      </w:pPr>
-      <w:r>
-        <w:rPr>
-          <w:b/>
-        </w:rPr>
-        <w:t>Prediction</w:t>
-      </w:r>
+      </w:pPr>
       <w:r>
         <w:rPr>
           <w:b w:val="0"/>
         </w:rPr>
-        <w:t>: The coordinate-wise numerical check exposes the mismatch.</w:t>
+        <w:t>For partners, alternate explainer and checker; collect a response from every learner before discussion.</w:t>
       </w:r>
     </w:p>
     <w:p>
       <w:pPr>
-        <w:pStyle w:val="Heading3"/>
-      </w:pPr>
-      <w:r>
-        <w:t>Why the result follows</w:t>
+        <w:pStyle w:val="Heading2"/>
+      </w:pPr>
+      <w:r>
+        <w:t>Individual misconception check</w:t>
       </w:r>
     </w:p>
     <w:p>
       <w:pPr>
         <w:spacing w:line="336" w:lineRule="auto" w:after="180"/>
-        <w:shd w:fill="F1F6FC"/>
       </w:pPr>
       <w:r>
         <w:rPr>
           <w:b w:val="0"/>
         </w:rPr>
-        <w:t>Reason: The w perturbation changes y twice as strongly as the same b perturbation.</w:t>
+        <w:t xml:space="preserve">Use the worked case for </w:t>
+      </w:r>
+      <w:r>
+        <w:rPr>
+          <w:b/>
+        </w:rPr>
+        <w:t>Gradient</w:t>
+      </w:r>
+      <w:r>
+        <w:rPr>
+          <w:b w:val="0"/>
+        </w:rPr>
+        <w:t xml:space="preserve">s with a numerical check. Proposed explanation: “The </w:t>
+      </w:r>
+      <w:r>
+        <w:rPr>
+          <w:b/>
+        </w:rPr>
+        <w:t>gradient</w:t>
+      </w:r>
+      <w:r>
+        <w:rPr>
+          <w:b w:val="0"/>
+        </w:rPr>
+        <w:t xml:space="preserve"> is one scalar”. Decide whether this explanation is supported.</w:t>
       </w:r>
     </w:p>
     <w:p>
       <w:pPr>
-        <w:pStyle w:val="Heading3"/>
-      </w:pPr>
-      <w:r>
-        <w:t>Ask while showing the picture</w:t>
+        <w:spacing w:line="336" w:lineRule="auto" w:after="180"/>
+      </w:pPr>
+      <w:r>
+        <w:rPr>
+          <w:b w:val="0"/>
+        </w:rPr>
+        <w:t>Point to the step or supplied fact that decides; explain your repair if needed.</w:t>
       </w:r>
     </w:p>
     <w:p>
       <w:pPr>
-        <w:pStyle w:val="Heading3"/>
-      </w:pPr>
-      <w:r>
-        <w:t>Ask while showing the picture · 2</w:t>
+        <w:spacing w:line="336" w:lineRule="auto" w:after="180"/>
+      </w:pPr>
+      <w:r>
+        <w:rPr>
+          <w:b w:val="0"/>
+        </w:rPr>
+        <w:t>Expected correction: It has one entry per parameter for a scalar loss, in a stated order.</w:t>
       </w:r>
     </w:p>
     <w:p>
@@ -1953,31 +2456,7 @@
         <w:rPr>
           <w:b w:val="0"/>
         </w:rPr>
-        <w:t xml:space="preserve">Cover the result. Ask learners to name the </w:t>
-      </w:r>
-      <w:r>
-        <w:rPr>
-          <w:b/>
-        </w:rPr>
-        <w:t>input</w:t>
-      </w:r>
-      <w:r>
-        <w:rPr>
-          <w:b w:val="0"/>
-        </w:rPr>
-        <w:t xml:space="preserve">s and predict the next step. Uncover one step, connect the icon to the actual procedure, and explain its </w:t>
-      </w:r>
-      <w:r>
-        <w:rPr>
-          <w:b/>
-        </w:rPr>
-        <w:t>evidence</w:t>
-      </w:r>
-      <w:r>
-        <w:rPr>
-          <w:b w:val="0"/>
-        </w:rPr>
-        <w:t>. Then change the supplied condition and compare.</w:t>
+        <w:t>Collect explanations, not only yes/no votes. If a misunderstanding is common, re-model the relevant step for the class.</w:t>
       </w:r>
     </w:p>
     <w:p>
@@ -1988,20 +2467,180 @@
         <w:rPr>
           <w:b w:val="0"/>
         </w:rPr>
-        <w:t>The picture is a representation; it does not document execution of a real AI model.</w:t>
+        <w:t>If it affects a few learners, give a short targeted group explanation while others solve a more demanding variation.</w:t>
       </w:r>
     </w:p>
     <w:p>
       <w:pPr>
-        <w:pStyle w:val="Heading1"/>
-      </w:pPr>
-      <w:r>
-        <w:t>03. Demonstrate and guide practice</w:t>
+        <w:pStyle w:val="Heading2"/>
+      </w:pPr>
+      <w:r>
+        <w:t>Pictured reasoning and changed case</w:t>
       </w:r>
     </w:p>
     <w:p>
-      <w:r>
-        <w:t>Demonstrate Gradients with a numerical check, reduce support deliberately and check individual reasoning before discussing answers.</w:t>
+      <w:pPr>
+        <w:spacing w:line="336" w:lineRule="auto" w:after="180"/>
+      </w:pPr>
+      <w:r>
+        <w:rPr>
+          <w:b w:val="0"/>
+        </w:rPr>
+        <w:t xml:space="preserve">Why should the numerical checks perturb one coordinate at a time? Point to the relevant step in the picture, then write the changed result and the rule or </w:t>
+      </w:r>
+      <w:r>
+        <w:rPr>
+          <w:b/>
+        </w:rPr>
+        <w:t>evidence</w:t>
+      </w:r>
+      <w:r>
+        <w:rPr>
+          <w:b w:val="0"/>
+        </w:rPr>
+        <w:t xml:space="preserve"> that supports it.</w:t>
+      </w:r>
+    </w:p>
+    <w:p>
+      <w:pPr>
+        <w:spacing w:line="336" w:lineRule="auto" w:after="180"/>
+      </w:pPr>
+      <w:r>
+        <w:rPr>
+          <w:b w:val="0"/>
+        </w:rPr>
+        <w:t xml:space="preserve">They estimate a </w:t>
+      </w:r>
+      <w:r>
+        <w:rPr>
+          <w:b/>
+        </w:rPr>
+        <w:t>partial derivative</w:t>
+      </w:r>
+      <w:r>
+        <w:rPr>
+          <w:b w:val="0"/>
+        </w:rPr>
+        <w:t>. Changing both coordinates would mix their effects and would not independently verify [-4,-2]. Changed-case check: The coordinate-wise numerical check exposes the mismatch.</w:t>
+      </w:r>
+    </w:p>
+    <w:p>
+      <w:pPr>
+        <w:spacing w:line="336" w:lineRule="auto" w:after="180"/>
+      </w:pPr>
+      <w:r>
+        <w:rPr>
+          <w:b w:val="0"/>
+        </w:rPr>
+        <w:t>The w perturbation changes y twice as strongly as the same b perturbation.</w:t>
+      </w:r>
+    </w:p>
+    <w:p>
+      <w:pPr>
+        <w:spacing w:line="336" w:lineRule="auto" w:after="180"/>
+      </w:pPr>
+      <w:r>
+        <w:rPr>
+          <w:b w:val="0"/>
+        </w:rPr>
+        <w:t>Changed-case reasoning: The coordinate-wise numerical check exposes the mismatch. The w perturbation changes y twice as strongly as the same b perturbation.</w:t>
+      </w:r>
+    </w:p>
+    <w:p>
+      <w:pPr>
+        <w:spacing w:line="336" w:lineRule="auto" w:after="180"/>
+      </w:pPr>
+      <w:r>
+        <w:rPr>
+          <w:b w:val="0"/>
+        </w:rPr>
+        <w:t xml:space="preserve">Collect each learner’s explanation before discussion. Use the first missing connection between </w:t>
+      </w:r>
+      <w:r>
+        <w:rPr>
+          <w:b/>
+        </w:rPr>
+        <w:t>input</w:t>
+      </w:r>
+      <w:r>
+        <w:rPr>
+          <w:b w:val="0"/>
+        </w:rPr>
+        <w:t xml:space="preserve">, deciding step and result to choose support. This question is worked-case practice, not fresh mastery </w:t>
+      </w:r>
+      <w:r>
+        <w:rPr>
+          <w:b/>
+        </w:rPr>
+        <w:t>evidence</w:t>
+      </w:r>
+      <w:r>
+        <w:rPr>
+          <w:b w:val="0"/>
+        </w:rPr>
+        <w:t>.</w:t>
+      </w:r>
+    </w:p>
+    <w:p>
+      <w:pPr>
+        <w:pStyle w:val="Heading2"/>
+      </w:pPr>
+      <w:r>
+        <w:t>Accessible support and extension</w:t>
+      </w:r>
+    </w:p>
+    <w:p>
+      <w:pPr>
+        <w:spacing w:line="336" w:lineRule="auto" w:after="180"/>
+      </w:pPr>
+      <w:r>
+        <w:rPr>
+          <w:b w:val="0"/>
+        </w:rPr>
+        <w:t xml:space="preserve">Use See how it works and Follow a worked example. Collect a </w:t>
+      </w:r>
+      <w:r>
+        <w:rPr>
+          <w:b/>
+        </w:rPr>
+        <w:t>prediction</w:t>
+      </w:r>
+      <w:r>
+        <w:rPr>
+          <w:b w:val="0"/>
+        </w:rPr>
+        <w:t xml:space="preserve"> before revealing its result; ask the learner to point to each intermediate fact.</w:t>
+      </w:r>
+    </w:p>
+    <w:p>
+      <w:pPr>
+        <w:spacing w:line="336" w:lineRule="auto" w:after="180"/>
+      </w:pPr>
+      <w:r>
+        <w:rPr>
+          <w:b w:val="0"/>
+        </w:rPr>
+        <w:t xml:space="preserve">Provide separate w-probe and b-probe tables. Extension: at the lesson model [1, 0], test steps 0.1, 0.01 and 0.001 and report absolute disagreements from [-4, -2], without claiming universal </w:t>
+      </w:r>
+      <w:r>
+        <w:rPr>
+          <w:b/>
+        </w:rPr>
+        <w:t>tolerance</w:t>
+      </w:r>
+      <w:r>
+        <w:rPr>
+          <w:b w:val="0"/>
+        </w:rPr>
+        <w:t xml:space="preserve"> guarantees.</w:t>
+      </w:r>
+    </w:p>
+    <w:p>
+      <w:pPr>
+        <w:pStyle w:val="Heading2"/>
+      </w:pPr>
+      <w:r>
+        <w:t>Earlier wording, alternatives and picture transcripts · reference / check after trying</w:t>
       </w:r>
     </w:p>
     <w:tbl>
@@ -2218,48 +2857,18 @@
     </w:tbl>
     <w:p>
       <w:pPr>
-        <w:spacing w:line="336" w:lineRule="auto" w:after="180"/>
-      </w:pPr>
-      <w:r>
-        <w:rPr>
-          <w:b w:val="0"/>
-        </w:rPr>
-        <w:t xml:space="preserve">Use See how it works and Follow a worked example. Collect a </w:t>
-      </w:r>
-      <w:r>
-        <w:rPr>
-          <w:b/>
-        </w:rPr>
-        <w:t>prediction</w:t>
-      </w:r>
-      <w:r>
-        <w:rPr>
-          <w:b w:val="0"/>
-        </w:rPr>
-        <w:t xml:space="preserve"> before revealing its result; ask the learner to point to each intermediate fact.</w:t>
+        <w:pStyle w:val="Heading3"/>
+      </w:pPr>
+      <w:r>
+        <w:t>Reduce help deliberately</w:t>
       </w:r>
     </w:p>
     <w:p>
       <w:pPr>
-        <w:spacing w:line="336" w:lineRule="auto" w:after="180"/>
-      </w:pPr>
-      <w:r>
-        <w:rPr>
-          <w:b w:val="0"/>
-        </w:rPr>
-        <w:t xml:space="preserve">Provide separate w-probe and b-probe tables. Extension: at the lesson model [1, 0], test steps 0.1, 0.01 and 0.001 and report absolute disagreements from [-4, -2], without claiming universal </w:t>
-      </w:r>
-      <w:r>
-        <w:rPr>
-          <w:b/>
-        </w:rPr>
-        <w:t>tolerance</w:t>
-      </w:r>
-      <w:r>
-        <w:rPr>
-          <w:b w:val="0"/>
-        </w:rPr>
-        <w:t xml:space="preserve"> guarantees.</w:t>
+        <w:pStyle w:val="Heading3"/>
+      </w:pPr>
+      <w:r>
+        <w:t>Individual reasoning check</w:t>
       </w:r>
     </w:p>
     <w:p>
@@ -2267,7 +2876,7 @@
         <w:pStyle w:val="Heading3"/>
       </w:pPr>
       <w:r>
-        <w:t>Reduce help deliberately</w:t>
+        <w:t>Pictorial practice question</w:t>
       </w:r>
     </w:p>
     <w:p>
@@ -2275,39 +2884,28 @@
         <w:pStyle w:val="Heading3"/>
       </w:pPr>
       <w:r>
-        <w:t>Completion practice</w:t>
+        <w:t>Reasoned teacher answer</w:t>
       </w:r>
     </w:p>
     <w:p>
       <w:pPr>
-        <w:spacing w:line="336" w:lineRule="auto" w:after="180"/>
-        <w:shd w:fill="F5F1FB"/>
-      </w:pPr>
-      <w:r>
-        <w:rPr>
-          <w:b w:val="0"/>
-        </w:rPr>
-        <w:t>Completion task: A w probe has losses 1.44 and 0.64 at 0.9 and 1.1 with b fixed. A learner divides their difference by 0.1. Correct the result.</w:t>
+        <w:pStyle w:val="Heading1"/>
+      </w:pPr>
+      <w:r>
+        <w:t>04. Run the complete supplied investigation</w:t>
       </w:r>
     </w:p>
     <w:p>
-      <w:pPr>
-        <w:pStyle w:val="Heading3"/>
-      </w:pPr>
-      <w:r>
-        <w:t>Reasoning to listen for</w:t>
+      <w:r>
+        <w:t>Separate predictions,actual runs and paper traces.</w:t>
       </w:r>
     </w:p>
     <w:p>
       <w:pPr>
-        <w:spacing w:line="336" w:lineRule="auto" w:after="180"/>
-        <w:shd w:fill="F1F6FC"/>
-      </w:pPr>
-      <w:r>
-        <w:rPr>
-          <w:b w:val="0"/>
-        </w:rPr>
-        <w:t>Teacher check: Teacher explanation: The interval is 0.2. (0.64 - 1.44) / 0.2 = -4, not -8.</w:t>
+        <w:pStyle w:val="Heading2"/>
+      </w:pPr>
+      <w:r>
+        <w:t>Complete inputs,expected results and limits</w:t>
       </w:r>
     </w:p>
     <w:p>
@@ -2318,38 +2916,38 @@
         <w:rPr>
           <w:b w:val="0"/>
         </w:rPr>
-        <w:t xml:space="preserve">Start by identifying the given </w:t>
-      </w:r>
-      <w:r>
-        <w:rPr>
-          <w:b/>
-        </w:rPr>
-        <w:t>input</w:t>
-      </w:r>
-      <w:r>
-        <w:rPr>
-          <w:b w:val="0"/>
-        </w:rPr>
-        <w:t>s together. Leave the intermediate steps blank. If needed, model one step, then withdraw that help on the next step. Move to a full trace only when the partial trace is understood.</w:t>
+        <w:t>Main coordinate checks and contracts as supplied. W2 fullgap.2 gives−4. W3 combined-direction slope −6 with respect to t, not either partial or normalized-distance slope. W5ReLUcornerdifference.5 doesnotestablish derivative. Independentw0, b1:y1, e−1, L1; wprobesy.7/1.3 loss1.69/.49, partial−6; bprobesy.9/1.1 loss1.21/.81, partial−2; formula[2e×3, 2e]=[−6, −2]. Keep coordinate order and numerical tolerance.</w:t>
       </w:r>
     </w:p>
     <w:p>
       <w:pPr>
-        <w:spacing w:line="336" w:lineRule="auto" w:after="180"/>
-      </w:pPr>
-      <w:r>
-        <w:rPr>
-          <w:b w:val="0"/>
-        </w:rPr>
-        <w:t>For partners, alternate explainer and checker; collect a response from every learner before discussion.</w:t>
+        <w:pStyle w:val="Heading2"/>
+      </w:pPr>
+      <w:r>
+        <w:t>Diagnose the current misconceptions</w:t>
       </w:r>
     </w:p>
     <w:p>
       <w:pPr>
-        <w:pStyle w:val="Heading3"/>
-      </w:pPr>
-      <w:r>
-        <w:t>Individual reasoning check</w:t>
+        <w:spacing w:line="336" w:lineRule="auto" w:after="180"/>
+      </w:pPr>
+      <w:r>
+        <w:rPr>
+          <w:b w:val="0"/>
+        </w:rPr>
+        <w:t xml:space="preserve">The </w:t>
+      </w:r>
+      <w:r>
+        <w:rPr>
+          <w:b/>
+        </w:rPr>
+        <w:t>gradient</w:t>
+      </w:r>
+      <w:r>
+        <w:rPr>
+          <w:b w:val="0"/>
+        </w:rPr>
+        <w:t xml:space="preserve"> is one scalar: It has one entry per parameter for a scalar loss, in a stated order.</w:t>
       </w:r>
     </w:p>
     <w:p>
@@ -2360,31 +2958,7 @@
         <w:rPr>
           <w:b w:val="0"/>
         </w:rPr>
-        <w:t xml:space="preserve">Use the worked case for </w:t>
-      </w:r>
-      <w:r>
-        <w:rPr>
-          <w:b/>
-        </w:rPr>
-        <w:t>Gradient</w:t>
-      </w:r>
-      <w:r>
-        <w:rPr>
-          <w:b w:val="0"/>
-        </w:rPr>
-        <w:t xml:space="preserve">s with a numerical check. Proposed explanation: “The </w:t>
-      </w:r>
-      <w:r>
-        <w:rPr>
-          <w:b/>
-        </w:rPr>
-        <w:t>gradient</w:t>
-      </w:r>
-      <w:r>
-        <w:rPr>
-          <w:b w:val="0"/>
-        </w:rPr>
-        <w:t xml:space="preserve"> is one scalar”. Decide whether this explanation is supported.</w:t>
+        <w:t>Use the updated weight for the bias probe: Both entries must refer to the same current parameter vector.</w:t>
       </w:r>
     </w:p>
     <w:p>
@@ -2395,269 +2969,50 @@
         <w:rPr>
           <w:b w:val="0"/>
         </w:rPr>
-        <w:t>Point to the step or supplied fact that decides; explain your repair if needed.</w:t>
+        <w:t>A symmetric value defines the derivative at any corner: Left and right slopes can differ; the ReLU example exposes this.</w:t>
       </w:r>
     </w:p>
     <w:p>
       <w:pPr>
-        <w:pStyle w:val="Heading3"/>
-      </w:pPr>
-      <w:r>
-        <w:t>Expected repair</w:t>
+        <w:spacing w:line="336" w:lineRule="auto" w:after="180"/>
+      </w:pPr>
+      <w:r>
+        <w:rPr>
+          <w:b w:val="0"/>
+        </w:rPr>
+        <w:t xml:space="preserve">Use Run the investigation for the </w:t>
+      </w:r>
+      <w:r>
+        <w:rPr>
+          <w:b/>
+        </w:rPr>
+        <w:t>evidence</w:t>
+      </w:r>
+      <w:r>
+        <w:rPr>
+          <w:b w:val="0"/>
+        </w:rPr>
+        <w:t xml:space="preserve"> ledger. Add a boundary or missing-</w:t>
+      </w:r>
+      <w:r>
+        <w:rPr>
+          <w:b/>
+        </w:rPr>
+        <w:t>input</w:t>
+      </w:r>
+      <w:r>
+        <w:rPr>
+          <w:b w:val="0"/>
+        </w:rPr>
+        <w:t xml:space="preserve"> case and record the expected response before checking. More successful repeats of one case do not establish wider coverage.</w:t>
       </w:r>
     </w:p>
     <w:p>
       <w:pPr>
-        <w:spacing w:line="336" w:lineRule="auto" w:after="180"/>
-        <w:shd w:fill="F1F6FC"/>
-      </w:pPr>
-      <w:r>
-        <w:rPr>
-          <w:b w:val="0"/>
-        </w:rPr>
-        <w:t>Expected correction: It has one entry per parameter for a scalar loss, in a stated order.</w:t>
-      </w:r>
-    </w:p>
-    <w:p>
-      <w:pPr>
-        <w:spacing w:line="336" w:lineRule="auto" w:after="180"/>
-      </w:pPr>
-      <w:r>
-        <w:rPr>
-          <w:b w:val="0"/>
-        </w:rPr>
-        <w:t>Collect explanations, not only yes/no votes. If a misunderstanding is common, re-model the relevant step for the class.</w:t>
-      </w:r>
-    </w:p>
-    <w:p>
-      <w:pPr>
-        <w:spacing w:line="336" w:lineRule="auto" w:after="180"/>
-      </w:pPr>
-      <w:r>
-        <w:rPr>
-          <w:b w:val="0"/>
-        </w:rPr>
-        <w:t>If it affects a few learners, give a short targeted group explanation while others solve a more demanding variation.</w:t>
-      </w:r>
-    </w:p>
-    <w:p>
-      <w:pPr>
-        <w:pStyle w:val="Heading3"/>
-      </w:pPr>
-      <w:r>
-        <w:t>Pictorial practice question</w:t>
-      </w:r>
-    </w:p>
-    <w:p>
-      <w:pPr>
-        <w:spacing w:line="336" w:lineRule="auto" w:after="180"/>
-      </w:pPr>
-      <w:r>
-        <w:rPr>
-          <w:b w:val="0"/>
-        </w:rPr>
-        <w:t xml:space="preserve">Why should the numerical checks perturb one coordinate at a time? Point to the relevant step in the picture, then write the changed result and the rule or </w:t>
-      </w:r>
-      <w:r>
-        <w:rPr>
-          <w:b/>
-        </w:rPr>
-        <w:t>evidence</w:t>
-      </w:r>
-      <w:r>
-        <w:rPr>
-          <w:b w:val="0"/>
-        </w:rPr>
-        <w:t xml:space="preserve"> that supports it.</w:t>
-      </w:r>
-    </w:p>
-    <w:p>
-      <w:pPr>
-        <w:pStyle w:val="Heading3"/>
-      </w:pPr>
-      <w:r>
-        <w:t>Reasoned teacher answer</w:t>
-      </w:r>
-    </w:p>
-    <w:p>
-      <w:pPr>
-        <w:spacing w:line="336" w:lineRule="auto" w:after="180"/>
-      </w:pPr>
-      <w:r>
-        <w:rPr>
-          <w:b w:val="0"/>
-        </w:rPr>
-        <w:t xml:space="preserve">They estimate a </w:t>
-      </w:r>
-      <w:r>
-        <w:rPr>
-          <w:b/>
-        </w:rPr>
-        <w:t>partial derivative</w:t>
-      </w:r>
-      <w:r>
-        <w:rPr>
-          <w:b w:val="0"/>
-        </w:rPr>
-        <w:t>. Changing both coordinates would mix their effects and would not independently verify [-4,-2]. Changed-case check: The coordinate-wise numerical check exposes the mismatch.</w:t>
-      </w:r>
-    </w:p>
-    <w:p>
-      <w:pPr>
-        <w:spacing w:line="336" w:lineRule="auto" w:after="180"/>
-      </w:pPr>
-      <w:r>
-        <w:rPr>
-          <w:b w:val="0"/>
-        </w:rPr>
-        <w:t>The w perturbation changes y twice as strongly as the same b perturbation.</w:t>
-      </w:r>
-    </w:p>
-    <w:p>
-      <w:pPr>
-        <w:spacing w:line="336" w:lineRule="auto" w:after="180"/>
-      </w:pPr>
-      <w:r>
-        <w:rPr>
-          <w:b w:val="0"/>
-        </w:rPr>
-        <w:t>Changed-case reasoning: The coordinate-wise numerical check exposes the mismatch. The w perturbation changes y twice as strongly as the same b perturbation.</w:t>
-      </w:r>
-    </w:p>
-    <w:p>
-      <w:pPr>
-        <w:spacing w:line="336" w:lineRule="auto" w:after="180"/>
-      </w:pPr>
-      <w:r>
-        <w:rPr>
-          <w:b w:val="0"/>
-        </w:rPr>
-        <w:t xml:space="preserve">Collect each learner’s explanation before discussion. Use the first missing connection between </w:t>
-      </w:r>
-      <w:r>
-        <w:rPr>
-          <w:b/>
-        </w:rPr>
-        <w:t>input</w:t>
-      </w:r>
-      <w:r>
-        <w:rPr>
-          <w:b w:val="0"/>
-        </w:rPr>
-        <w:t xml:space="preserve">, deciding step and result to choose support. This question is worked-case practice, not fresh mastery </w:t>
-      </w:r>
-      <w:r>
-        <w:rPr>
-          <w:b/>
-        </w:rPr>
-        <w:t>evidence</w:t>
-      </w:r>
-      <w:r>
-        <w:rPr>
-          <w:b w:val="0"/>
-        </w:rPr>
-        <w:t>.</w:t>
-      </w:r>
-    </w:p>
-    <w:p>
-      <w:pPr>
-        <w:pStyle w:val="Heading1"/>
-      </w:pPr>
-      <w:r>
-        <w:t>04. Run the investigation and diagnose misconceptions</w:t>
-      </w:r>
-    </w:p>
-    <w:p>
-      <w:r>
-        <w:t>Run the Gradients with a numerical check investigation and use the first unsupported step to choose a teaching response.</w:t>
-      </w:r>
-    </w:p>
-    <w:p>
-      <w:pPr>
-        <w:spacing w:line="336" w:lineRule="auto" w:after="180"/>
-      </w:pPr>
-      <w:r>
-        <w:rPr>
-          <w:b w:val="0"/>
-        </w:rPr>
-        <w:t xml:space="preserve">The </w:t>
-      </w:r>
-      <w:r>
-        <w:rPr>
-          <w:b/>
-        </w:rPr>
-        <w:t>gradient</w:t>
-      </w:r>
-      <w:r>
-        <w:rPr>
-          <w:b w:val="0"/>
-        </w:rPr>
-        <w:t xml:space="preserve"> is one scalar: It has one entry per parameter for a scalar loss, in a stated order.</w:t>
-      </w:r>
-    </w:p>
-    <w:p>
-      <w:pPr>
-        <w:spacing w:line="336" w:lineRule="auto" w:after="180"/>
-      </w:pPr>
-      <w:r>
-        <w:rPr>
-          <w:b w:val="0"/>
-        </w:rPr>
-        <w:t>Use the updated weight for the bias probe: Both entries must refer to the same current parameter vector.</w:t>
-      </w:r>
-    </w:p>
-    <w:p>
-      <w:pPr>
-        <w:spacing w:line="336" w:lineRule="auto" w:after="180"/>
-      </w:pPr>
-      <w:r>
-        <w:rPr>
-          <w:b w:val="0"/>
-        </w:rPr>
-        <w:t>A symmetric value defines the derivative at any corner: Left and right slopes can differ; the ReLU example exposes this.</w:t>
-      </w:r>
-    </w:p>
-    <w:p>
-      <w:pPr>
-        <w:spacing w:line="336" w:lineRule="auto" w:after="180"/>
-      </w:pPr>
-      <w:r>
-        <w:rPr>
-          <w:b w:val="0"/>
-        </w:rPr>
-        <w:t xml:space="preserve">Use Run the investigation for the </w:t>
-      </w:r>
-      <w:r>
-        <w:rPr>
-          <w:b/>
-        </w:rPr>
-        <w:t>evidence</w:t>
-      </w:r>
-      <w:r>
-        <w:rPr>
-          <w:b w:val="0"/>
-        </w:rPr>
-        <w:t xml:space="preserve"> ledger. Add a boundary or missing-</w:t>
-      </w:r>
-      <w:r>
-        <w:rPr>
-          <w:b/>
-        </w:rPr>
-        <w:t>input</w:t>
-      </w:r>
-      <w:r>
-        <w:rPr>
-          <w:b w:val="0"/>
-        </w:rPr>
-        <w:t xml:space="preserve"> case and record the expected response before checking. More successful repeats of one case do not establish wider coverage.</w:t>
-      </w:r>
-    </w:p>
-    <w:p>
-      <w:pPr>
-        <w:pStyle w:val="Heading3"/>
-      </w:pPr>
-      <w:r>
-        <w:t>Match the support to the first error</w:t>
+        <w:pStyle w:val="Heading2"/>
+      </w:pPr>
+      <w:r>
+        <w:t>Choose accessible support</w:t>
       </w:r>
     </w:p>
     <w:tbl>
@@ -2830,86 +3185,61 @@
     </w:p>
     <w:p>
       <w:pPr>
-        <w:pStyle w:val="Heading1"/>
-      </w:pPr>
-      <w:r>
-        <w:t>05. Assess and explain the answers</w:t>
+        <w:pStyle w:val="Heading2"/>
+      </w:pPr>
+      <w:r>
+        <w:t>Earlier wording, alternatives and picture transcripts · reference / check after trying</w:t>
       </w:r>
     </w:p>
     <w:p>
-      <w:r>
-        <w:t>Use the Gradients with a numerical check questions, teacher keys and criteria after the relevant attempts. Previously discussed cases are practice; protect the separately selected independent task.</w:t>
+      <w:pPr>
+        <w:pStyle w:val="Heading3"/>
+      </w:pPr>
+      <w:r>
+        <w:t>Match the support to the first error</w:t>
       </w:r>
     </w:p>
     <w:p>
       <w:pPr>
-        <w:pStyle w:val="Heading3"/>
-      </w:pPr>
-      <w:r>
-        <w:t>Guided and exit questions</w:t>
+        <w:pStyle w:val="Heading1"/>
+      </w:pPr>
+      <w:r>
+        <w:t>05. Assess the new schema or calculation transfer</w:t>
       </w:r>
     </w:p>
     <w:p>
-      <w:pPr>
-        <w:spacing w:line="336" w:lineRule="auto" w:after="180"/>
-      </w:pPr>
-      <w:r>
-        <w:rPr>
-          <w:b w:val="0"/>
-        </w:rPr>
-        <w:t xml:space="preserve">Guided: </w:t>
-      </w:r>
-      <w:r>
-        <w:rPr>
-          <w:b/>
-        </w:rPr>
-        <w:t>prediction</w:t>
-      </w:r>
-      <w:r>
-        <w:rPr>
-          <w:b w:val="0"/>
-        </w:rPr>
-        <w:t xml:space="preserve"> 1, residual -2, loss 4, </w:t>
-      </w:r>
-      <w:r>
-        <w:rPr>
-          <w:b/>
-        </w:rPr>
-        <w:t>gradient</w:t>
-      </w:r>
-      <w:r>
-        <w:rPr>
-          <w:b w:val="0"/>
-        </w:rPr>
-        <w:t xml:space="preserve"> [-8, -4]. Exit: changing both parameters measures a directional change; each partial must vary just its own coordinate while holding the others fixed.</w:t>
+      <w:r>
+        <w:t>Keep the selected answer private until after a first attempt.</w:t>
       </w:r>
     </w:p>
     <w:p>
       <w:pPr>
-        <w:pStyle w:val="Heading3"/>
-      </w:pPr>
-      <w:r>
-        <w:t>W1 Recover a gradient</w:t>
+        <w:pStyle w:val="Heading2"/>
+      </w:pPr>
+      <w:r>
+        <w:t>Selected independent task and checked answer</w:t>
       </w:r>
     </w:p>
     <w:p>
       <w:pPr>
-        <w:pStyle w:val="Heading3"/>
-      </w:pPr>
-      <w:r>
-        <w:t>Workbook question · W1</w:t>
+        <w:spacing w:line="336" w:lineRule="auto" w:after="180"/>
+      </w:pPr>
+      <w:r>
+        <w:rPr>
+          <w:b w:val="0"/>
+        </w:rPr>
+        <w:t>Selected case: Use x = 3, target 2 and y = wx + b at w = 0, b = 1. With step 0.1, calculate both numerical partials. Compare with [2 times residual times x, 2 times residual].</w:t>
       </w:r>
     </w:p>
     <w:p>
       <w:pPr>
         <w:spacing w:line="336" w:lineRule="auto" w:after="180"/>
-        <w:shd w:fill="F5F1FB"/>
       </w:pPr>
       <w:r>
         <w:rPr>
           <w:b w:val="0"/>
         </w:rPr>
-        <w:t xml:space="preserve">For the lesson model at w = 1 and b = 1, calculate </w:t>
+        <w:t xml:space="preserve">Teacher explanation: Residual -1 and loss 1. w probes give </w:t>
       </w:r>
       <w:r>
         <w:rPr>
@@ -2921,459 +3251,39 @@
         <w:rPr>
           <w:b w:val="0"/>
         </w:rPr>
-        <w:t xml:space="preserve">, residual, loss and </w:t>
+        <w:t xml:space="preserve">s 0.7 and 1.3, losses 1.69 and 0.49, partial -6. b probes give </w:t>
       </w:r>
       <w:r>
         <w:rPr>
           <w:b/>
         </w:rPr>
+        <w:t>prediction</w:t>
+      </w:r>
+      <w:r>
+        <w:rPr>
+          <w:b w:val="0"/>
+        </w:rPr>
+        <w:t xml:space="preserve">s 0.9 and 1.1, losses 1.21 and 0.81, partial -2. Formula </w:t>
+      </w:r>
+      <w:r>
+        <w:rPr>
+          <w:b/>
+        </w:rPr>
         <w:t>gradient</w:t>
       </w:r>
       <w:r>
         <w:rPr>
           <w:b w:val="0"/>
         </w:rPr>
-        <w:t>.</w:t>
+        <w:t xml:space="preserve"> is [-6, -2].</w:t>
       </w:r>
     </w:p>
     <w:p>
       <w:pPr>
-        <w:pStyle w:val="Heading3"/>
-      </w:pPr>
-      <w:r>
-        <w:t>Teacher reasoning · W1</w:t>
-      </w:r>
-    </w:p>
-    <w:p>
-      <w:pPr>
-        <w:spacing w:line="336" w:lineRule="auto" w:after="180"/>
-        <w:shd w:fill="F1F6FC"/>
-      </w:pPr>
-      <w:r>
-        <w:rPr>
-          <w:b w:val="0"/>
-        </w:rPr>
-        <w:t xml:space="preserve">Teacher explanation: </w:t>
-      </w:r>
-      <w:r>
-        <w:rPr>
-          <w:b/>
-        </w:rPr>
-        <w:t>Prediction</w:t>
-      </w:r>
-      <w:r>
-        <w:rPr>
-          <w:b w:val="0"/>
-        </w:rPr>
-        <w:t xml:space="preserve"> 3, residual 0, loss 0, </w:t>
-      </w:r>
-      <w:r>
-        <w:rPr>
-          <w:b/>
-        </w:rPr>
-        <w:t>gradient</w:t>
-      </w:r>
-      <w:r>
-        <w:rPr>
-          <w:b w:val="0"/>
-        </w:rPr>
-        <w:t xml:space="preserve"> [0, 0].</w:t>
-      </w:r>
-    </w:p>
-    <w:p>
-      <w:pPr>
-        <w:pStyle w:val="Heading3"/>
-      </w:pPr>
-      <w:r>
-        <w:t>W2 Catch a denominator error</w:t>
-      </w:r>
-    </w:p>
-    <w:p>
-      <w:pPr>
-        <w:pStyle w:val="Heading3"/>
-      </w:pPr>
-      <w:r>
-        <w:t>Workbook question · W2</w:t>
-      </w:r>
-    </w:p>
-    <w:p>
-      <w:pPr>
-        <w:spacing w:line="336" w:lineRule="auto" w:after="180"/>
-        <w:shd w:fill="F5F1FB"/>
-      </w:pPr>
-      <w:r>
-        <w:rPr>
-          <w:b w:val="0"/>
-        </w:rPr>
-        <w:t>A w probe has losses 1.44 and 0.64 at 0.9 and 1.1 with b fixed. A learner divides their difference by 0.1. Correct the result.</w:t>
-      </w:r>
-    </w:p>
-    <w:p>
-      <w:pPr>
-        <w:pStyle w:val="Heading3"/>
-      </w:pPr>
-      <w:r>
-        <w:t>Teacher reasoning · W2</w:t>
-      </w:r>
-    </w:p>
-    <w:p>
-      <w:pPr>
-        <w:spacing w:line="336" w:lineRule="auto" w:after="180"/>
-        <w:shd w:fill="F1F6FC"/>
-      </w:pPr>
-      <w:r>
-        <w:rPr>
-          <w:b w:val="0"/>
-        </w:rPr>
-        <w:t>Teacher explanation: The interval is 0.2. (0.64 - 1.44) / 0.2 = -4, not -8.</w:t>
-      </w:r>
-    </w:p>
-    <w:p>
-      <w:pPr>
-        <w:pStyle w:val="Heading3"/>
-      </w:pPr>
-      <w:r>
-        <w:t>W3 Separate a direction from a coordinate</w:t>
-      </w:r>
-    </w:p>
-    <w:p>
-      <w:pPr>
-        <w:pStyle w:val="Heading3"/>
-      </w:pPr>
-      <w:r>
-        <w:t>Workbook question · W3</w:t>
-      </w:r>
-    </w:p>
-    <w:p>
-      <w:pPr>
-        <w:spacing w:line="336" w:lineRule="auto" w:after="180"/>
-        <w:shd w:fill="F5F1FB"/>
-      </w:pPr>
-      <w:r>
-        <w:rPr>
-          <w:b w:val="0"/>
-        </w:rPr>
-        <w:t xml:space="preserve">Starting at [w, b] = [1, 0], both coordinates move by plus or minus 0.1 together. Compute the symmetric slope and explain why it is not either </w:t>
-      </w:r>
-      <w:r>
-        <w:rPr>
-          <w:b/>
-        </w:rPr>
-        <w:t>partial derivative</w:t>
-      </w:r>
-      <w:r>
-        <w:rPr>
-          <w:b w:val="0"/>
-        </w:rPr>
-        <w:t>.</w:t>
-      </w:r>
-    </w:p>
-    <w:p>
-      <w:pPr>
-        <w:pStyle w:val="Heading3"/>
-      </w:pPr>
-      <w:r>
-        <w:t>Teacher reasoning · W3</w:t>
-      </w:r>
-    </w:p>
-    <w:p>
-      <w:pPr>
-        <w:spacing w:line="336" w:lineRule="auto" w:after="180"/>
-        <w:shd w:fill="F1F6FC"/>
-      </w:pPr>
-      <w:r>
-        <w:rPr>
-          <w:b w:val="0"/>
-        </w:rPr>
-        <w:t>Teacher explanation: Residuals are -1.3 and -0.7; losses 1.69 and 0.49. Slope is -6. It measures the combined direction [1, 1], equal here to the sum of partials -4 and -2.</w:t>
-      </w:r>
-    </w:p>
-    <w:p>
-      <w:pPr>
-        <w:pStyle w:val="Heading3"/>
-      </w:pPr>
-      <w:r>
-        <w:t>W4 Check a new example independently</w:t>
-      </w:r>
-    </w:p>
-    <w:p>
-      <w:pPr>
-        <w:pStyle w:val="Heading3"/>
-      </w:pPr>
-      <w:r>
-        <w:t>Workbook question · W4</w:t>
-      </w:r>
-    </w:p>
-    <w:p>
-      <w:pPr>
-        <w:spacing w:line="336" w:lineRule="auto" w:after="180"/>
-        <w:shd w:fill="F5F1FB"/>
-      </w:pPr>
-      <w:r>
-        <w:rPr>
-          <w:b w:val="0"/>
-        </w:rPr>
-        <w:t>Use x = 3, target 2 and y = wx + b at w = 0, b = 1. With step 0.1, calculate both numerical partials. Compare with [2 times residual times x, 2 times residual].</w:t>
-      </w:r>
-    </w:p>
-    <w:p>
-      <w:pPr>
-        <w:pStyle w:val="Heading3"/>
-      </w:pPr>
-      <w:r>
-        <w:t>Teacher reasoning · W4</w:t>
-      </w:r>
-    </w:p>
-    <w:p>
-      <w:pPr>
-        <w:spacing w:line="336" w:lineRule="auto" w:after="180"/>
-        <w:shd w:fill="F1F6FC"/>
-      </w:pPr>
-      <w:r>
-        <w:rPr>
-          <w:b w:val="0"/>
-        </w:rPr>
-        <w:t xml:space="preserve">Teacher explanation: Residual -1 and loss 1. w probes give </w:t>
-      </w:r>
-      <w:r>
-        <w:rPr>
-          <w:b/>
-        </w:rPr>
-        <w:t>prediction</w:t>
-      </w:r>
-      <w:r>
-        <w:rPr>
-          <w:b w:val="0"/>
-        </w:rPr>
-        <w:t xml:space="preserve">s 0.7 and 1.3, losses 1.69 and 0.49, partial -6. b probes give </w:t>
-      </w:r>
-      <w:r>
-        <w:rPr>
-          <w:b/>
-        </w:rPr>
-        <w:t>prediction</w:t>
-      </w:r>
-      <w:r>
-        <w:rPr>
-          <w:b w:val="0"/>
-        </w:rPr>
-        <w:t xml:space="preserve">s 0.9 and 1.1, losses 1.21 and 0.81, partial -2. Formula </w:t>
-      </w:r>
-      <w:r>
-        <w:rPr>
-          <w:b/>
-        </w:rPr>
-        <w:t>gradient</w:t>
-      </w:r>
-      <w:r>
-        <w:rPr>
-          <w:b w:val="0"/>
-        </w:rPr>
-        <w:t xml:space="preserve"> is [-6, -2].</w:t>
-      </w:r>
-    </w:p>
-    <w:p>
-      <w:pPr>
-        <w:pStyle w:val="Heading3"/>
-      </w:pPr>
-      <w:r>
-        <w:t>W5 Recognise a corner</w:t>
-      </w:r>
-    </w:p>
-    <w:p>
-      <w:pPr>
-        <w:pStyle w:val="Heading3"/>
-      </w:pPr>
-      <w:r>
-        <w:t>Workbook question · W5</w:t>
-      </w:r>
-    </w:p>
-    <w:p>
-      <w:pPr>
-        <w:spacing w:line="336" w:lineRule="auto" w:after="180"/>
-        <w:shd w:fill="F5F1FB"/>
-      </w:pPr>
-      <w:r>
-        <w:rPr>
-          <w:b w:val="0"/>
-        </w:rPr>
-        <w:t>Compute the symmetric difference of ReLU at zero with step 0.1. Explain why this does not prove a derivative exists there.</w:t>
-      </w:r>
-    </w:p>
-    <w:p>
-      <w:pPr>
-        <w:pStyle w:val="Heading3"/>
-      </w:pPr>
-      <w:r>
-        <w:t>Teacher reasoning · W5</w:t>
-      </w:r>
-    </w:p>
-    <w:p>
-      <w:pPr>
-        <w:spacing w:line="336" w:lineRule="auto" w:after="180"/>
-        <w:shd w:fill="F1F6FC"/>
-      </w:pPr>
-      <w:r>
-        <w:rPr>
-          <w:b w:val="0"/>
-        </w:rPr>
-        <w:t>Teacher explanation: The value is 0.5. The left slope is 0 and right slope is 1, so the slopes disagree and the derivative at zero does not exist.</w:t>
-      </w:r>
-    </w:p>
-    <w:p>
-      <w:pPr>
-        <w:pStyle w:val="Heading3"/>
-      </w:pPr>
-      <w:r>
-        <w:t>Independent assessment and fresh retry</w:t>
-      </w:r>
-    </w:p>
-    <w:p>
-      <w:pPr>
-        <w:pStyle w:val="Heading3"/>
-      </w:pPr>
-      <w:r>
-        <w:t>Teacher key · Independent assessment and fresh retry</w:t>
-      </w:r>
-    </w:p>
-    <w:p>
-      <w:pPr>
-        <w:spacing w:line="336" w:lineRule="auto" w:after="180"/>
-        <w:shd w:fill="F1F6FC"/>
-      </w:pPr>
-      <w:r>
-        <w:rPr>
-          <w:b w:val="0"/>
-        </w:rPr>
-        <w:t xml:space="preserve">W4 requires numerical and formula </w:t>
-      </w:r>
-      <w:r>
-        <w:rPr>
-          <w:b/>
-        </w:rPr>
-        <w:t>gradient</w:t>
-      </w:r>
-      <w:r>
-        <w:rPr>
-          <w:b w:val="0"/>
-        </w:rPr>
-        <w:t xml:space="preserve">s [-6, -2] with losses shown. Fresh retry: x = 1, target 4, w = 2, b = 1 gives residual -1 and </w:t>
-      </w:r>
-      <w:r>
-        <w:rPr>
-          <w:b/>
-        </w:rPr>
-        <w:t>gradient</w:t>
-      </w:r>
-      <w:r>
-        <w:rPr>
-          <w:b w:val="0"/>
-        </w:rPr>
-        <w:t xml:space="preserve"> [-2, -2]. Step 0.1 in either coordinate gives losses 1.21 and 0.81.</w:t>
-      </w:r>
-    </w:p>
-    <w:p>
-      <w:pPr>
-        <w:spacing w:line="336" w:lineRule="auto" w:after="180"/>
-        <w:shd w:fill="F1F6FC"/>
-      </w:pPr>
-      <w:r>
-        <w:rPr>
-          <w:b w:val="0"/>
-        </w:rPr>
-        <w:t>Require the fixed coordinate to be named.</w:t>
-      </w:r>
-    </w:p>
-    <w:p>
-      <w:pPr>
-        <w:pStyle w:val="Heading3"/>
-      </w:pPr>
-      <w:r>
-        <w:t>Assess independent transfer</w:t>
-      </w:r>
-    </w:p>
-    <w:p>
-      <w:pPr>
-        <w:pStyle w:val="Heading3"/>
-      </w:pPr>
-      <w:r>
-        <w:t>Independent question · withhold the key</w:t>
-      </w:r>
-    </w:p>
-    <w:p>
-      <w:pPr>
-        <w:spacing w:line="336" w:lineRule="auto" w:after="180"/>
-        <w:shd w:fill="F5F1FB"/>
-      </w:pPr>
-      <w:r>
-        <w:rPr>
-          <w:b w:val="0"/>
-        </w:rPr>
-        <w:t>Selected case: Use x = 3, target 2 and y = wx + b at w = 0, b = 1. With step 0.1, calculate both numerical partials. Compare with [2 times residual times x, 2 times residual].</w:t>
-      </w:r>
-    </w:p>
-    <w:p>
-      <w:pPr>
-        <w:pStyle w:val="Heading3"/>
-      </w:pPr>
-      <w:r>
-        <w:t>Selected case answer</w:t>
-      </w:r>
-    </w:p>
-    <w:p>
-      <w:pPr>
-        <w:pStyle w:val="Heading3"/>
-      </w:pPr>
-      <w:r>
-        <w:t>Teacher key · Selected case answer</w:t>
-      </w:r>
-    </w:p>
-    <w:p>
-      <w:pPr>
-        <w:spacing w:line="336" w:lineRule="auto" w:after="180"/>
-        <w:shd w:fill="F1F6FC"/>
-      </w:pPr>
-      <w:r>
-        <w:rPr>
-          <w:b w:val="0"/>
-        </w:rPr>
-        <w:t xml:space="preserve">Teacher explanation: Residual -1 and loss 1. w probes give </w:t>
-      </w:r>
-      <w:r>
-        <w:rPr>
-          <w:b/>
-        </w:rPr>
-        <w:t>prediction</w:t>
-      </w:r>
-      <w:r>
-        <w:rPr>
-          <w:b w:val="0"/>
-        </w:rPr>
-        <w:t xml:space="preserve">s 0.7 and 1.3, losses 1.69 and 0.49, partial -6. b probes give </w:t>
-      </w:r>
-      <w:r>
-        <w:rPr>
-          <w:b/>
-        </w:rPr>
-        <w:t>prediction</w:t>
-      </w:r>
-      <w:r>
-        <w:rPr>
-          <w:b w:val="0"/>
-        </w:rPr>
-        <w:t xml:space="preserve">s 0.9 and 1.1, losses 1.21 and 0.81, partial -2. Formula </w:t>
-      </w:r>
-      <w:r>
-        <w:rPr>
-          <w:b/>
-        </w:rPr>
-        <w:t>gradient</w:t>
-      </w:r>
-      <w:r>
-        <w:rPr>
-          <w:b w:val="0"/>
-        </w:rPr>
-        <w:t xml:space="preserve"> is [-6, -2].</w:t>
+        <w:pStyle w:val="Heading2"/>
+      </w:pPr>
+      <w:r>
+        <w:t>Judge explanation,trace and limits</w:t>
       </w:r>
     </w:p>
     <w:tbl>
@@ -3480,54 +3390,55 @@
     </w:tbl>
     <w:p>
       <w:pPr>
-        <w:pStyle w:val="Heading3"/>
-      </w:pPr>
-      <w:r>
-        <w:t>Teacher key · Selected case answer</w:t>
+        <w:spacing w:line="336" w:lineRule="auto" w:after="180"/>
+      </w:pPr>
+      <w:r>
+        <w:rPr>
+          <w:b w:val="0"/>
+        </w:rPr>
+        <w:t>Record each dimension as not yet, with support, or independent. Accept a valid alternative procedure with a defensible trace.</w:t>
       </w:r>
     </w:p>
     <w:p>
       <w:pPr>
         <w:spacing w:line="336" w:lineRule="auto" w:after="180"/>
-        <w:shd w:fill="F1F6FC"/>
       </w:pPr>
       <w:r>
         <w:rPr>
           <w:b w:val="0"/>
         </w:rPr>
-        <w:t>Record each dimension as not yet, with support, or independent. Accept a valid alternative procedure with a defensible trace.</w:t>
+        <w:t xml:space="preserve">Do not penalise an honestly recorded model failure if the learner correctly explains its </w:t>
+      </w:r>
+      <w:r>
+        <w:rPr>
+          <w:b/>
+        </w:rPr>
+        <w:t>evidence</w:t>
+      </w:r>
+      <w:r>
+        <w:rPr>
+          <w:b w:val="0"/>
+        </w:rPr>
+        <w:t xml:space="preserve"> and limits.</w:t>
       </w:r>
     </w:p>
     <w:p>
       <w:pPr>
-        <w:spacing w:line="336" w:lineRule="auto" w:after="180"/>
-        <w:shd w:fill="F1F6FC"/>
-      </w:pPr>
-      <w:r>
-        <w:rPr>
-          <w:b w:val="0"/>
-        </w:rPr>
-        <w:t xml:space="preserve">Do not penalise an honestly recorded model failure if the learner correctly explains its </w:t>
-      </w:r>
-      <w:r>
-        <w:rPr>
-          <w:b/>
-        </w:rPr>
-        <w:t>evidence</w:t>
-      </w:r>
-      <w:r>
-        <w:rPr>
-          <w:b w:val="0"/>
-        </w:rPr>
-        <w:t xml:space="preserve"> and limits.</w:t>
+        <w:pStyle w:val="Heading2"/>
+      </w:pPr>
+      <w:r>
+        <w:t>Give one usable repair</w:t>
       </w:r>
     </w:p>
     <w:p>
       <w:pPr>
-        <w:pStyle w:val="Heading3"/>
-      </w:pPr>
-      <w:r>
-        <w:t>Feedback that the learner uses</w:t>
+        <w:spacing w:line="336" w:lineRule="auto" w:after="180"/>
+      </w:pPr>
+      <w:r>
+        <w:rPr>
+          <w:b w:val="0"/>
+        </w:rPr>
+        <w:t>Name the earliest unsupported step and give one action to repair it. Have the learner make that repair now and explain why. Then assess the relevant skill on a fresh, fully specified case.</w:t>
       </w:r>
     </w:p>
     <w:p>
@@ -3538,78 +3449,93 @@
         <w:rPr>
           <w:b w:val="0"/>
         </w:rPr>
-        <w:t>Name the earliest unsupported step and give one action to repair it. Have the learner make that repair now and explain why. Then assess the relevant skill on a fresh, fully specified case.</w:t>
+        <w:t>Confirm it was not previously practised with feedback; solve and check the new case before assigning it. A follow-up design prompt is a starting brief, not automatically an equivalent test.</w:t>
       </w:r>
     </w:p>
     <w:p>
       <w:pPr>
-        <w:spacing w:line="336" w:lineRule="auto" w:after="180"/>
-      </w:pPr>
-      <w:r>
-        <w:rPr>
-          <w:b w:val="0"/>
-        </w:rPr>
-        <w:t>Confirm it was not previously practised with feedback; solve and check the new case before assigning it. A follow-up design prompt is a starting brief, not automatically an equivalent test.</w:t>
+        <w:pStyle w:val="Heading2"/>
+      </w:pPr>
+      <w:r>
+        <w:t>W1 Recover a gradient</w:t>
       </w:r>
     </w:p>
     <w:p>
       <w:pPr>
-        <w:pStyle w:val="Heading1"/>
-      </w:pPr>
-      <w:r>
-        <w:t>06. Connect the project, support and next lesson</w:t>
+        <w:spacing w:line="336" w:lineRule="auto" w:after="180"/>
+      </w:pPr>
+      <w:r>
+        <w:rPr>
+          <w:b w:val="0"/>
+        </w:rPr>
+        <w:t xml:space="preserve">For the lesson model at w = 1 and b = 1, calculate </w:t>
+      </w:r>
+      <w:r>
+        <w:rPr>
+          <w:b/>
+        </w:rPr>
+        <w:t>prediction</w:t>
+      </w:r>
+      <w:r>
+        <w:rPr>
+          <w:b w:val="0"/>
+        </w:rPr>
+        <w:t xml:space="preserve">, residual, loss and </w:t>
+      </w:r>
+      <w:r>
+        <w:rPr>
+          <w:b/>
+        </w:rPr>
+        <w:t>gradient</w:t>
+      </w:r>
+      <w:r>
+        <w:rPr>
+          <w:b w:val="0"/>
+        </w:rPr>
+        <w:t>.</w:t>
       </w:r>
     </w:p>
     <w:p>
-      <w:r>
-        <w:t>Connect Gradients with a numerical check to Image-pattern Network Investigation, adapt support and plan a later changed-case check.</w:t>
+      <w:pPr>
+        <w:spacing w:line="336" w:lineRule="auto" w:after="180"/>
+      </w:pPr>
+      <w:r>
+        <w:rPr>
+          <w:b w:val="0"/>
+        </w:rPr>
+        <w:t xml:space="preserve">Teacher explanation: </w:t>
+      </w:r>
+      <w:r>
+        <w:rPr>
+          <w:b/>
+        </w:rPr>
+        <w:t>Prediction</w:t>
+      </w:r>
+      <w:r>
+        <w:rPr>
+          <w:b w:val="0"/>
+        </w:rPr>
+        <w:t xml:space="preserve"> 3, residual 0, loss 0, </w:t>
+      </w:r>
+      <w:r>
+        <w:rPr>
+          <w:b/>
+        </w:rPr>
+        <w:t>gradient</w:t>
+      </w:r>
+      <w:r>
+        <w:rPr>
+          <w:b w:val="0"/>
+        </w:rPr>
+        <w:t xml:space="preserve"> [0, 0].</w:t>
       </w:r>
     </w:p>
     <w:p>
       <w:pPr>
-        <w:spacing w:line="336" w:lineRule="auto" w:after="180"/>
-      </w:pPr>
-      <w:r>
-        <w:rPr>
-          <w:b w:val="0"/>
-        </w:rPr>
-        <w:t xml:space="preserve">Add a labelled </w:t>
-      </w:r>
-      <w:r>
-        <w:rPr>
-          <w:b/>
-        </w:rPr>
-        <w:t>gradient</w:t>
-      </w:r>
-      <w:r>
-        <w:rPr>
-          <w:b w:val="0"/>
-        </w:rPr>
-        <w:t xml:space="preserve">s with a numerical check </w:t>
-      </w:r>
-      <w:r>
-        <w:rPr>
-          <w:b/>
-        </w:rPr>
-        <w:t>evidence</w:t>
-      </w:r>
-      <w:r>
-        <w:rPr>
-          <w:b w:val="0"/>
-        </w:rPr>
-        <w:t xml:space="preserve"> sheet to Image-pattern Network Investigation. Show how you can estimate one </w:t>
-      </w:r>
-      <w:r>
-        <w:rPr>
-          <w:b/>
-        </w:rPr>
-        <w:t>partial derivative</w:t>
-      </w:r>
-      <w:r>
-        <w:rPr>
-          <w:b w:val="0"/>
-        </w:rPr>
-        <w:t xml:space="preserve"> while other parameters stay fixed.</w:t>
+        <w:pStyle w:val="Heading2"/>
+      </w:pPr>
+      <w:r>
+        <w:t>W2 Catch a denominator error</w:t>
       </w:r>
     </w:p>
     <w:p>
@@ -3620,31 +3546,7 @@
         <w:rPr>
           <w:b w:val="0"/>
         </w:rPr>
-        <w:t xml:space="preserve">Use the supplied fictional case and keep its </w:t>
-      </w:r>
-      <w:r>
-        <w:rPr>
-          <w:b/>
-        </w:rPr>
-        <w:t>input</w:t>
-      </w:r>
-      <w:r>
-        <w:rPr>
-          <w:b w:val="0"/>
-        </w:rPr>
-        <w:t xml:space="preserve">s, intermediate steps, calculation or </w:t>
-      </w:r>
-      <w:r>
-        <w:rPr>
-          <w:b/>
-        </w:rPr>
-        <w:t>prediction</w:t>
-      </w:r>
-      <w:r>
-        <w:rPr>
-          <w:b w:val="0"/>
-        </w:rPr>
-        <w:t>, and limitation. Connect this record to last week’s record; a matching answer without a trace is insufficient.</w:t>
+        <w:t>A w probe has losses 1.44 and 0.64 at 0.9 and 1.1 with b fixed. A learner divides their difference by 0.1. Correct the result.</w:t>
       </w:r>
     </w:p>
     <w:p>
@@ -3655,42 +3557,15 @@
         <w:rPr>
           <w:b w:val="0"/>
         </w:rPr>
-        <w:t xml:space="preserve">Provide separate w-probe and b-probe tables. Extension: at the lesson model [1, 0], test steps 0.1, 0.01 and 0.001 and report absolute disagreements from [-4, -2], without claiming universal </w:t>
-      </w:r>
-      <w:r>
-        <w:rPr>
-          <w:b/>
-        </w:rPr>
-        <w:t>tolerance</w:t>
-      </w:r>
-      <w:r>
-        <w:rPr>
-          <w:b w:val="0"/>
-        </w:rPr>
-        <w:t xml:space="preserve"> guarantees.</w:t>
+        <w:t>Teacher explanation: The interval is 0.2. (0.64 - 1.44) / 0.2 = -4, not -8.</w:t>
       </w:r>
     </w:p>
     <w:p>
       <w:pPr>
-        <w:spacing w:line="336" w:lineRule="auto" w:after="180"/>
-      </w:pPr>
-      <w:r>
-        <w:rPr>
-          <w:b w:val="0"/>
-        </w:rPr>
-        <w:t xml:space="preserve">Week 11 applies </w:t>
-      </w:r>
-      <w:r>
-        <w:rPr>
-          <w:b/>
-        </w:rPr>
-        <w:t>gradient</w:t>
-      </w:r>
-      <w:r>
-        <w:rPr>
-          <w:b w:val="0"/>
-        </w:rPr>
-        <w:t>s to simultaneous parameter updates.</w:t>
+        <w:pStyle w:val="Heading2"/>
+      </w:pPr>
+      <w:r>
+        <w:t>W3 Separate a direction from a coordinate</w:t>
       </w:r>
     </w:p>
     <w:p>
@@ -3701,15 +3576,489 @@
         <w:rPr>
           <w:b w:val="0"/>
         </w:rPr>
-        <w:t>Retain the project ledger and assess a changed case after support. Check the relevant prerequisite before carrying this component forward.</w:t>
+        <w:t xml:space="preserve">Starting at [w, b] = [1, 0], both coordinates move by plus or minus 0.1 together. Compute the symmetric slope and explain why it is not either </w:t>
+      </w:r>
+      <w:r>
+        <w:rPr>
+          <w:b/>
+        </w:rPr>
+        <w:t>partial derivative</w:t>
+      </w:r>
+      <w:r>
+        <w:rPr>
+          <w:b w:val="0"/>
+        </w:rPr>
+        <w:t>.</w:t>
       </w:r>
     </w:p>
     <w:p>
       <w:pPr>
+        <w:spacing w:line="336" w:lineRule="auto" w:after="180"/>
+      </w:pPr>
+      <w:r>
+        <w:rPr>
+          <w:b w:val="0"/>
+        </w:rPr>
+        <w:t>Teacher explanation: Residuals are -1.3 and -0.7; losses 1.69 and 0.49. Slope is -6. It measures the combined direction [1, 1], equal here to the sum of partials -4 and -2.</w:t>
+      </w:r>
+    </w:p>
+    <w:p>
+      <w:pPr>
+        <w:pStyle w:val="Heading2"/>
+      </w:pPr>
+      <w:r>
+        <w:t>W5 Recognise a corner</w:t>
+      </w:r>
+    </w:p>
+    <w:p>
+      <w:pPr>
+        <w:spacing w:line="336" w:lineRule="auto" w:after="180"/>
+      </w:pPr>
+      <w:r>
+        <w:rPr>
+          <w:b w:val="0"/>
+        </w:rPr>
+        <w:t>Compute the symmetric difference of ReLU at zero with step 0.1. Explain why this does not prove a derivative exists there.</w:t>
+      </w:r>
+    </w:p>
+    <w:p>
+      <w:pPr>
+        <w:spacing w:line="336" w:lineRule="auto" w:after="180"/>
+      </w:pPr>
+      <w:r>
+        <w:rPr>
+          <w:b w:val="0"/>
+        </w:rPr>
+        <w:t>Teacher explanation: The value is 0.5. The left slope is 0 and right slope is 1, so the slopes disagree and the derivative at zero does not exist.</w:t>
+      </w:r>
+    </w:p>
+    <w:p>
+      <w:pPr>
+        <w:pStyle w:val="Heading2"/>
+      </w:pPr>
+      <w:r>
+        <w:t>Earlier wording, alternatives and picture transcripts · reference / check after trying</w:t>
+      </w:r>
+    </w:p>
+    <w:p>
+      <w:pPr>
         <w:pStyle w:val="Heading3"/>
       </w:pPr>
       <w:r>
-        <w:t>Plan the delayed return</w:t>
+        <w:t>Guided and exit questions</w:t>
+      </w:r>
+    </w:p>
+    <w:p>
+      <w:pPr>
+        <w:spacing w:line="336" w:lineRule="auto" w:after="180"/>
+      </w:pPr>
+      <w:r>
+        <w:rPr>
+          <w:b w:val="0"/>
+        </w:rPr>
+        <w:t xml:space="preserve">Guided: </w:t>
+      </w:r>
+      <w:r>
+        <w:rPr>
+          <w:b/>
+        </w:rPr>
+        <w:t>prediction</w:t>
+      </w:r>
+      <w:r>
+        <w:rPr>
+          <w:b w:val="0"/>
+        </w:rPr>
+        <w:t xml:space="preserve"> 1, residual -2, loss 4, </w:t>
+      </w:r>
+      <w:r>
+        <w:rPr>
+          <w:b/>
+        </w:rPr>
+        <w:t>gradient</w:t>
+      </w:r>
+      <w:r>
+        <w:rPr>
+          <w:b w:val="0"/>
+        </w:rPr>
+        <w:t xml:space="preserve"> [-8, -4]. Exit: changing both parameters measures a directional change; each partial must vary just its own coordinate while holding the others fixed.</w:t>
+      </w:r>
+    </w:p>
+    <w:p>
+      <w:pPr>
+        <w:pStyle w:val="Heading3"/>
+      </w:pPr>
+      <w:r>
+        <w:t>W1 Recover a gradient</w:t>
+      </w:r>
+    </w:p>
+    <w:p>
+      <w:pPr>
+        <w:pStyle w:val="Heading3"/>
+      </w:pPr>
+      <w:r>
+        <w:t>W2 Catch a denominator error</w:t>
+      </w:r>
+    </w:p>
+    <w:p>
+      <w:pPr>
+        <w:pStyle w:val="Heading3"/>
+      </w:pPr>
+      <w:r>
+        <w:t>W3 Separate a direction from a coordinate</w:t>
+      </w:r>
+    </w:p>
+    <w:p>
+      <w:pPr>
+        <w:pStyle w:val="Heading3"/>
+      </w:pPr>
+      <w:r>
+        <w:t>W4 Check a new example independently</w:t>
+      </w:r>
+    </w:p>
+    <w:p>
+      <w:pPr>
+        <w:spacing w:line="336" w:lineRule="auto" w:after="180"/>
+      </w:pPr>
+      <w:r>
+        <w:rPr>
+          <w:b w:val="0"/>
+        </w:rPr>
+        <w:t>Use x = 3, target 2 and y = wx + b at w = 0, b = 1. With step 0.1, calculate both numerical partials. Compare with [2 times residual times x, 2 times residual].</w:t>
+      </w:r>
+    </w:p>
+    <w:p>
+      <w:pPr>
+        <w:spacing w:line="336" w:lineRule="auto" w:after="180"/>
+      </w:pPr>
+      <w:r>
+        <w:rPr>
+          <w:b w:val="0"/>
+        </w:rPr>
+        <w:t xml:space="preserve">Teacher explanation: Residual -1 and loss 1. w probes give </w:t>
+      </w:r>
+      <w:r>
+        <w:rPr>
+          <w:b/>
+        </w:rPr>
+        <w:t>prediction</w:t>
+      </w:r>
+      <w:r>
+        <w:rPr>
+          <w:b w:val="0"/>
+        </w:rPr>
+        <w:t xml:space="preserve">s 0.7 and 1.3, losses 1.69 and 0.49, partial -6. b probes give </w:t>
+      </w:r>
+      <w:r>
+        <w:rPr>
+          <w:b/>
+        </w:rPr>
+        <w:t>prediction</w:t>
+      </w:r>
+      <w:r>
+        <w:rPr>
+          <w:b w:val="0"/>
+        </w:rPr>
+        <w:t xml:space="preserve">s 0.9 and 1.1, losses 1.21 and 0.81, partial -2. Formula </w:t>
+      </w:r>
+      <w:r>
+        <w:rPr>
+          <w:b/>
+        </w:rPr>
+        <w:t>gradient</w:t>
+      </w:r>
+      <w:r>
+        <w:rPr>
+          <w:b w:val="0"/>
+        </w:rPr>
+        <w:t xml:space="preserve"> is [-6, -2].</w:t>
+      </w:r>
+    </w:p>
+    <w:p>
+      <w:pPr>
+        <w:pStyle w:val="Heading3"/>
+      </w:pPr>
+      <w:r>
+        <w:t>W5 Recognise a corner</w:t>
+      </w:r>
+    </w:p>
+    <w:p>
+      <w:pPr>
+        <w:pStyle w:val="Heading3"/>
+      </w:pPr>
+      <w:r>
+        <w:t>Independent assessment and fresh retry</w:t>
+      </w:r>
+    </w:p>
+    <w:p>
+      <w:pPr>
+        <w:spacing w:line="336" w:lineRule="auto" w:after="180"/>
+      </w:pPr>
+      <w:r>
+        <w:rPr>
+          <w:b w:val="0"/>
+        </w:rPr>
+        <w:t xml:space="preserve">W4 requires numerical and formula </w:t>
+      </w:r>
+      <w:r>
+        <w:rPr>
+          <w:b/>
+        </w:rPr>
+        <w:t>gradient</w:t>
+      </w:r>
+      <w:r>
+        <w:rPr>
+          <w:b w:val="0"/>
+        </w:rPr>
+        <w:t xml:space="preserve">s [-6, -2] with losses shown. Fresh retry: x = 1, target 4, w = 2, b = 1 gives residual -1 and </w:t>
+      </w:r>
+      <w:r>
+        <w:rPr>
+          <w:b/>
+        </w:rPr>
+        <w:t>gradient</w:t>
+      </w:r>
+      <w:r>
+        <w:rPr>
+          <w:b w:val="0"/>
+        </w:rPr>
+        <w:t xml:space="preserve"> [-2, -2]. Step 0.1 in either coordinate gives losses 1.21 and 0.81.</w:t>
+      </w:r>
+    </w:p>
+    <w:p>
+      <w:pPr>
+        <w:spacing w:line="336" w:lineRule="auto" w:after="180"/>
+      </w:pPr>
+      <w:r>
+        <w:rPr>
+          <w:b w:val="0"/>
+        </w:rPr>
+        <w:t>Require the fixed coordinate to be named.</w:t>
+      </w:r>
+    </w:p>
+    <w:p>
+      <w:pPr>
+        <w:pStyle w:val="Heading3"/>
+      </w:pPr>
+      <w:r>
+        <w:t>Assess independent transfer</w:t>
+      </w:r>
+    </w:p>
+    <w:p>
+      <w:pPr>
+        <w:pStyle w:val="Heading3"/>
+      </w:pPr>
+      <w:r>
+        <w:t>Selected case answer</w:t>
+      </w:r>
+    </w:p>
+    <w:p>
+      <w:pPr>
+        <w:pStyle w:val="Heading3"/>
+      </w:pPr>
+      <w:r>
+        <w:t>Feedback that the learner uses</w:t>
+      </w:r>
+    </w:p>
+    <w:p>
+      <w:pPr>
+        <w:pStyle w:val="Heading1"/>
+      </w:pPr>
+      <w:r>
+        <w:t>06. Connect,support and revisit the mathematics</w:t>
+      </w:r>
+    </w:p>
+    <w:p>
+      <w:r>
+        <w:t>Use the saved evidence to choose the next step.</w:t>
+      </w:r>
+    </w:p>
+    <w:p>
+      <w:pPr>
+        <w:pStyle w:val="Heading2"/>
+      </w:pPr>
+      <w:r>
+        <w:t>Project and next-week bridge</w:t>
+      </w:r>
+    </w:p>
+    <w:p>
+      <w:pPr>
+        <w:spacing w:line="336" w:lineRule="auto" w:after="180"/>
+      </w:pPr>
+      <w:r>
+        <w:rPr>
+          <w:b w:val="0"/>
+        </w:rPr>
+        <w:t xml:space="preserve">Add a labelled </w:t>
+      </w:r>
+      <w:r>
+        <w:rPr>
+          <w:b/>
+        </w:rPr>
+        <w:t>gradient</w:t>
+      </w:r>
+      <w:r>
+        <w:rPr>
+          <w:b w:val="0"/>
+        </w:rPr>
+        <w:t xml:space="preserve">s with a numerical check </w:t>
+      </w:r>
+      <w:r>
+        <w:rPr>
+          <w:b/>
+        </w:rPr>
+        <w:t>evidence</w:t>
+      </w:r>
+      <w:r>
+        <w:rPr>
+          <w:b w:val="0"/>
+        </w:rPr>
+        <w:t xml:space="preserve"> sheet to Image-pattern Network Investigation. Show how you can estimate one </w:t>
+      </w:r>
+      <w:r>
+        <w:rPr>
+          <w:b/>
+        </w:rPr>
+        <w:t>partial derivative</w:t>
+      </w:r>
+      <w:r>
+        <w:rPr>
+          <w:b w:val="0"/>
+        </w:rPr>
+        <w:t xml:space="preserve"> while other parameters stay fixed.</w:t>
+      </w:r>
+    </w:p>
+    <w:p>
+      <w:pPr>
+        <w:spacing w:line="336" w:lineRule="auto" w:after="180"/>
+      </w:pPr>
+      <w:r>
+        <w:rPr>
+          <w:b w:val="0"/>
+        </w:rPr>
+        <w:t xml:space="preserve">Use the supplied fictional case and keep its </w:t>
+      </w:r>
+      <w:r>
+        <w:rPr>
+          <w:b/>
+        </w:rPr>
+        <w:t>input</w:t>
+      </w:r>
+      <w:r>
+        <w:rPr>
+          <w:b w:val="0"/>
+        </w:rPr>
+        <w:t xml:space="preserve">s, intermediate steps, calculation or </w:t>
+      </w:r>
+      <w:r>
+        <w:rPr>
+          <w:b/>
+        </w:rPr>
+        <w:t>prediction</w:t>
+      </w:r>
+      <w:r>
+        <w:rPr>
+          <w:b w:val="0"/>
+        </w:rPr>
+        <w:t>, and limitation. Connect this record to last week’s record; a matching answer without a trace is insufficient.</w:t>
+      </w:r>
+    </w:p>
+    <w:p>
+      <w:pPr>
+        <w:spacing w:line="336" w:lineRule="auto" w:after="180"/>
+      </w:pPr>
+      <w:r>
+        <w:rPr>
+          <w:b w:val="0"/>
+        </w:rPr>
+        <w:t xml:space="preserve">Provide separate w-probe and b-probe tables. Extension: at the lesson model [1, 0], test steps 0.1, 0.01 and 0.001 and report absolute disagreements from [-4, -2], without claiming universal </w:t>
+      </w:r>
+      <w:r>
+        <w:rPr>
+          <w:b/>
+        </w:rPr>
+        <w:t>tolerance</w:t>
+      </w:r>
+      <w:r>
+        <w:rPr>
+          <w:b w:val="0"/>
+        </w:rPr>
+        <w:t xml:space="preserve"> guarantees.</w:t>
+      </w:r>
+    </w:p>
+    <w:p>
+      <w:pPr>
+        <w:spacing w:line="336" w:lineRule="auto" w:after="180"/>
+      </w:pPr>
+      <w:r>
+        <w:rPr>
+          <w:b w:val="0"/>
+        </w:rPr>
+        <w:t xml:space="preserve">Week 11 applies </w:t>
+      </w:r>
+      <w:r>
+        <w:rPr>
+          <w:b/>
+        </w:rPr>
+        <w:t>gradient</w:t>
+      </w:r>
+      <w:r>
+        <w:rPr>
+          <w:b w:val="0"/>
+        </w:rPr>
+        <w:t>s to simultaneous parameter updates.</w:t>
+      </w:r>
+    </w:p>
+    <w:p>
+      <w:pPr>
+        <w:spacing w:line="336" w:lineRule="auto" w:after="180"/>
+      </w:pPr>
+      <w:r>
+        <w:rPr>
+          <w:b w:val="0"/>
+        </w:rPr>
+        <w:t>Retain the project ledger and assess a changed case after support. Check the relevant prerequisite before carrying this component forward.</w:t>
+      </w:r>
+    </w:p>
+    <w:p>
+      <w:pPr>
+        <w:spacing w:line="336" w:lineRule="auto" w:after="180"/>
+      </w:pPr>
+      <w:r>
+        <w:rPr>
+          <w:b w:val="0"/>
+        </w:rPr>
+        <w:t xml:space="preserve">For your Image-pattern Network Investigation, save the </w:t>
+      </w:r>
+      <w:r>
+        <w:rPr>
+          <w:b/>
+        </w:rPr>
+        <w:t>input</w:t>
+      </w:r>
+      <w:r>
+        <w:rPr>
+          <w:b w:val="0"/>
+        </w:rPr>
+        <w:t>, procedure, observed result and limitation of this check.</w:t>
+      </w:r>
+    </w:p>
+    <w:p>
+      <w:pPr>
+        <w:spacing w:line="336" w:lineRule="auto" w:after="180"/>
+      </w:pPr>
+      <w:r>
+        <w:rPr>
+          <w:b w:val="0"/>
+        </w:rPr>
+        <w:t>Label this worked example as practice; use a different, previously unreviewed case when checking independent understanding.</w:t>
+      </w:r>
+    </w:p>
+    <w:p>
+      <w:pPr>
+        <w:pStyle w:val="Heading2"/>
+      </w:pPr>
+      <w:r>
+        <w:t>Delayed return and support record</w:t>
       </w:r>
     </w:p>
     <w:p>
@@ -3926,44 +4275,26 @@
     </w:p>
     <w:p>
       <w:pPr>
-        <w:pStyle w:val="Heading3"/>
-      </w:pPr>
-      <w:r>
-        <w:t>Project evidence from this case</w:t>
+        <w:pStyle w:val="Heading2"/>
+      </w:pPr>
+      <w:r>
+        <w:t>Earlier wording, alternatives and picture transcripts · reference / check after trying</w:t>
       </w:r>
     </w:p>
     <w:p>
       <w:pPr>
-        <w:spacing w:line="336" w:lineRule="auto" w:after="180"/>
-      </w:pPr>
-      <w:r>
-        <w:rPr>
-          <w:b w:val="0"/>
-        </w:rPr>
-        <w:t xml:space="preserve">For your Image-pattern Network Investigation, save the </w:t>
-      </w:r>
-      <w:r>
-        <w:rPr>
-          <w:b/>
-        </w:rPr>
-        <w:t>input</w:t>
-      </w:r>
-      <w:r>
-        <w:rPr>
-          <w:b w:val="0"/>
-        </w:rPr>
-        <w:t>, procedure, observed result and limitation of this check.</w:t>
+        <w:pStyle w:val="Heading3"/>
+      </w:pPr>
+      <w:r>
+        <w:t>Plan the delayed return</w:t>
       </w:r>
     </w:p>
     <w:p>
       <w:pPr>
-        <w:spacing w:line="336" w:lineRule="auto" w:after="180"/>
-      </w:pPr>
-      <w:r>
-        <w:rPr>
-          <w:b w:val="0"/>
-        </w:rPr>
-        <w:t>Label this worked example as practice; use a different, previously unreviewed case when checking independent understanding.</w:t>
+        <w:pStyle w:val="Heading3"/>
+      </w:pPr>
+      <w:r>
+        <w:t>Project evidence from this case</w:t>
       </w:r>
     </w:p>
     <w:p>
@@ -3971,26 +4302,33 @@
         <w:pStyle w:val="Heading1"/>
       </w:pPr>
       <w:r>
-        <w:t>07. Prepare, teach and assess</w:t>
+        <w:t>Reference bank and extra practice</w:t>
       </w:r>
     </w:p>
     <w:p>
-      <w:r>
-        <w:t>Use this preparation summary alongside the detailed Gradients with a numerical check lesson; it is a checklist rather than a replacement for the full sequence.</w:t>
+      <w:pPr>
+        <w:pStyle w:val="Heading1"/>
+      </w:pPr>
+      <w:r>
+        <w:t>07. Reference · Alternative planning checklist</w:t>
       </w:r>
     </w:p>
     <w:p>
-      <w:pPr>
-        <w:pStyle w:val="Heading3"/>
-      </w:pPr>
-      <w:r>
-        <w:t>Teaching target</w:t>
+      <w:r>
+        <w:t>Use alongside the main route when helpful.</w:t>
       </w:r>
     </w:p>
     <w:p>
       <w:pPr>
+        <w:pStyle w:val="Heading2"/>
+      </w:pPr>
+      <w:r>
+        <w:t>Planning,assessment and project reminders</w:t>
+      </w:r>
+    </w:p>
+    <w:p>
+      <w:pPr>
         <w:spacing w:line="336" w:lineRule="auto" w:after="180"/>
-        <w:shd w:fill="EDF7F3"/>
       </w:pPr>
       <w:r>
         <w:rPr>
@@ -4190,22 +4528,48 @@
     </w:p>
     <w:p>
       <w:pPr>
-        <w:pStyle w:val="Heading3"/>
-      </w:pPr>
-      <w:r>
-        <w:t>Supported practice answer</w:t>
+        <w:spacing w:line="336" w:lineRule="auto" w:after="180"/>
+      </w:pPr>
+      <w:r>
+        <w:rPr>
+          <w:b w:val="0"/>
+        </w:rPr>
+        <w:t>Reasoned practice answer: Teacher explanation: The interval is 0.2. (0.64 - 1.44) / 0.2 = -4, not -8.</w:t>
       </w:r>
     </w:p>
     <w:p>
       <w:pPr>
         <w:spacing w:line="336" w:lineRule="auto" w:after="180"/>
-        <w:shd w:fill="F1F6FC"/>
       </w:pPr>
       <w:r>
         <w:rPr>
           <w:b w:val="0"/>
         </w:rPr>
-        <w:t>Reasoned practice answer: Teacher explanation: The interval is 0.2. (0.64 - 1.44) / 0.2 = -4, not -8.</w:t>
+        <w:t xml:space="preserve">Check every learner before discussion: Use the worked case for </w:t>
+      </w:r>
+      <w:r>
+        <w:rPr>
+          <w:b/>
+        </w:rPr>
+        <w:t>Gradient</w:t>
+      </w:r>
+      <w:r>
+        <w:rPr>
+          <w:b w:val="0"/>
+        </w:rPr>
+        <w:t xml:space="preserve">s with a numerical check. Proposed explanation: “The </w:t>
+      </w:r>
+      <w:r>
+        <w:rPr>
+          <w:b/>
+        </w:rPr>
+        <w:t>gradient</w:t>
+      </w:r>
+      <w:r>
+        <w:rPr>
+          <w:b w:val="0"/>
+        </w:rPr>
+        <w:t xml:space="preserve"> is one scalar”. Decide whether this explanation is supported.</w:t>
       </w:r>
     </w:p>
     <w:p>
@@ -4216,31 +4580,7 @@
         <w:rPr>
           <w:b w:val="0"/>
         </w:rPr>
-        <w:t xml:space="preserve">Check every learner before discussion: Use the worked case for </w:t>
-      </w:r>
-      <w:r>
-        <w:rPr>
-          <w:b/>
-        </w:rPr>
-        <w:t>Gradient</w:t>
-      </w:r>
-      <w:r>
-        <w:rPr>
-          <w:b w:val="0"/>
-        </w:rPr>
-        <w:t xml:space="preserve">s with a numerical check. Proposed explanation: “The </w:t>
-      </w:r>
-      <w:r>
-        <w:rPr>
-          <w:b/>
-        </w:rPr>
-        <w:t>gradient</w:t>
-      </w:r>
-      <w:r>
-        <w:rPr>
-          <w:b w:val="0"/>
-        </w:rPr>
-        <w:t xml:space="preserve"> is one scalar”. Decide whether this explanation is supported.</w:t>
+        <w:t>Point to the step or supplied fact that decides; explain your repair if needed.</w:t>
       </w:r>
     </w:p>
     <w:p>
@@ -4251,141 +4591,93 @@
         <w:rPr>
           <w:b w:val="0"/>
         </w:rPr>
-        <w:t>Point to the step or supplied fact that decides; explain your repair if needed.</w:t>
+        <w:t>Misconception repair: It has one entry per parameter for a scalar loss, in a stated order.</w:t>
       </w:r>
     </w:p>
     <w:p>
       <w:pPr>
-        <w:pStyle w:val="Heading3"/>
-      </w:pPr>
-      <w:r>
-        <w:t>Repair the misconception</w:t>
+        <w:spacing w:line="336" w:lineRule="auto" w:after="180"/>
+      </w:pPr>
+      <w:r>
+        <w:rPr>
+          <w:b w:val="0"/>
+        </w:rPr>
+        <w:t xml:space="preserve">Support: read the exact case aloud, enlarge the labelled picture, supply </w:t>
+      </w:r>
+      <w:r>
+        <w:rPr>
+          <w:b/>
+        </w:rPr>
+        <w:t>input</w:t>
+      </w:r>
+      <w:r>
+        <w:rPr>
+          <w:b w:val="0"/>
+        </w:rPr>
+        <w:t xml:space="preserve"> cards and model only the first deciding step. Accept a spoken explanation or drawing; retain the reasoning goal.</w:t>
       </w:r>
     </w:p>
     <w:p>
       <w:pPr>
         <w:spacing w:line="336" w:lineRule="auto" w:after="180"/>
-        <w:shd w:fill="FFF5E6"/>
       </w:pPr>
       <w:r>
         <w:rPr>
           <w:b w:val="0"/>
         </w:rPr>
-        <w:t>Misconception repair: It has one entry per parameter for a scalar loss, in a stated order.</w:t>
+        <w:t xml:space="preserve">Extension: Swap the two </w:t>
+      </w:r>
+      <w:r>
+        <w:rPr>
+          <w:b/>
+        </w:rPr>
+        <w:t>gradient</w:t>
+      </w:r>
+      <w:r>
+        <w:rPr>
+          <w:b w:val="0"/>
+        </w:rPr>
+        <w:t xml:space="preserve"> components in the program </w:t>
+      </w:r>
+      <w:r>
+        <w:rPr>
+          <w:b/>
+        </w:rPr>
+        <w:t>output</w:t>
+      </w:r>
+      <w:r>
+        <w:rPr>
+          <w:b w:val="0"/>
+        </w:rPr>
+        <w:t xml:space="preserve">. Require a </w:t>
+      </w:r>
+      <w:r>
+        <w:rPr>
+          <w:b/>
+        </w:rPr>
+        <w:t>prediction</w:t>
+      </w:r>
+      <w:r>
+        <w:rPr>
+          <w:b w:val="0"/>
+        </w:rPr>
+        <w:t xml:space="preserve"> and a reason before comparing. Expected result: The coordinate-wise numerical check exposes the mismatch.</w:t>
       </w:r>
     </w:p>
     <w:p>
       <w:pPr>
-        <w:pStyle w:val="Heading3"/>
-      </w:pPr>
-      <w:r>
-        <w:t>Support without giving away the answer</w:t>
+        <w:spacing w:line="336" w:lineRule="auto" w:after="180"/>
+      </w:pPr>
+      <w:r>
+        <w:rPr>
+          <w:b w:val="0"/>
+        </w:rPr>
+        <w:t>Reason: The w perturbation changes y twice as strongly as the same b perturbation.</w:t>
       </w:r>
     </w:p>
     <w:p>
       <w:pPr>
         <w:spacing w:line="336" w:lineRule="auto" w:after="180"/>
-        <w:shd w:fill="F1F6F8"/>
-      </w:pPr>
-      <w:r>
-        <w:rPr>
-          <w:b w:val="0"/>
-        </w:rPr>
-        <w:t xml:space="preserve">Support: read the exact case aloud, enlarge the labelled picture, supply </w:t>
-      </w:r>
-      <w:r>
-        <w:rPr>
-          <w:b/>
-        </w:rPr>
-        <w:t>input</w:t>
-      </w:r>
-      <w:r>
-        <w:rPr>
-          <w:b w:val="0"/>
-        </w:rPr>
-        <w:t xml:space="preserve"> cards and model only the first deciding step. Accept a spoken explanation or drawing; retain the reasoning goal.</w:t>
-      </w:r>
-    </w:p>
-    <w:p>
-      <w:pPr>
-        <w:pStyle w:val="Heading3"/>
-      </w:pPr>
-      <w:r>
-        <w:t>Extend the reasoning</w:t>
-      </w:r>
-    </w:p>
-    <w:p>
-      <w:pPr>
-        <w:spacing w:line="336" w:lineRule="auto" w:after="180"/>
-        <w:shd w:fill="F5F1FB"/>
-      </w:pPr>
-      <w:r>
-        <w:rPr>
-          <w:b w:val="0"/>
-        </w:rPr>
-        <w:t xml:space="preserve">Extension: Swap the two </w:t>
-      </w:r>
-      <w:r>
-        <w:rPr>
-          <w:b/>
-        </w:rPr>
-        <w:t>gradient</w:t>
-      </w:r>
-      <w:r>
-        <w:rPr>
-          <w:b w:val="0"/>
-        </w:rPr>
-        <w:t xml:space="preserve"> components in the program </w:t>
-      </w:r>
-      <w:r>
-        <w:rPr>
-          <w:b/>
-        </w:rPr>
-        <w:t>output</w:t>
-      </w:r>
-      <w:r>
-        <w:rPr>
-          <w:b w:val="0"/>
-        </w:rPr>
-        <w:t xml:space="preserve">. Require a </w:t>
-      </w:r>
-      <w:r>
-        <w:rPr>
-          <w:b/>
-        </w:rPr>
-        <w:t>prediction</w:t>
-      </w:r>
-      <w:r>
-        <w:rPr>
-          <w:b w:val="0"/>
-        </w:rPr>
-        <w:t xml:space="preserve"> and a reason before comparing. Expected result: The coordinate-wise numerical check exposes the mismatch.</w:t>
-      </w:r>
-    </w:p>
-    <w:p>
-      <w:pPr>
-        <w:spacing w:line="336" w:lineRule="auto" w:after="180"/>
-        <w:shd w:fill="F5F1FB"/>
-      </w:pPr>
-      <w:r>
-        <w:rPr>
-          <w:b w:val="0"/>
-        </w:rPr>
-        <w:t>Reason: The w perturbation changes y twice as strongly as the same b perturbation.</w:t>
-      </w:r>
-    </w:p>
-    <w:p>
-      <w:pPr>
-        <w:pStyle w:val="Heading3"/>
-      </w:pPr>
-      <w:r>
-        <w:t>Protect the independent attempt</w:t>
-      </w:r>
-    </w:p>
-    <w:p>
-      <w:pPr>
-        <w:spacing w:line="336" w:lineRule="auto" w:after="180"/>
-        <w:shd w:fill="FFF5E6"/>
       </w:pPr>
       <w:r>
         <w:rPr>
@@ -4580,82 +4872,81 @@
     </w:tbl>
     <w:p>
       <w:pPr>
-        <w:pStyle w:val="Heading3"/>
-      </w:pPr>
-      <w:r>
-        <w:t>Project checkpoint</w:t>
+        <w:spacing w:line="336" w:lineRule="auto" w:after="180"/>
+      </w:pPr>
+      <w:r>
+        <w:rPr>
+          <w:b w:val="0"/>
+        </w:rPr>
+        <w:t xml:space="preserve">Project checkpoint: Make a transparent first version. Keep a trace of how one </w:t>
+      </w:r>
+      <w:r>
+        <w:rPr>
+          <w:b/>
+        </w:rPr>
+        <w:t>input</w:t>
+      </w:r>
+      <w:r>
+        <w:rPr>
+          <w:b w:val="0"/>
+        </w:rPr>
+        <w:t xml:space="preserve"> becomes an </w:t>
+      </w:r>
+      <w:r>
+        <w:rPr>
+          <w:b/>
+        </w:rPr>
+        <w:t>output</w:t>
+      </w:r>
+      <w:r>
+        <w:rPr>
+          <w:b w:val="0"/>
+        </w:rPr>
+        <w:t>; explain the rule or learned component.</w:t>
       </w:r>
     </w:p>
     <w:p>
       <w:pPr>
         <w:spacing w:line="336" w:lineRule="auto" w:after="180"/>
-        <w:shd w:fill="EDF7F3"/>
       </w:pPr>
       <w:r>
         <w:rPr>
           <w:b w:val="0"/>
         </w:rPr>
-        <w:t xml:space="preserve">Project checkpoint: Make a transparent first version. Keep a trace of how one </w:t>
+        <w:t xml:space="preserve">Use the weekly teacher answer for topic-specific reasoning. A saved progress tick is an activity record; judge mastery from the learner’s explanation and </w:t>
       </w:r>
       <w:r>
         <w:rPr>
           <w:b/>
         </w:rPr>
-        <w:t>input</w:t>
+        <w:t>evidence</w:t>
       </w:r>
       <w:r>
         <w:rPr>
           <w:b w:val="0"/>
         </w:rPr>
-        <w:t xml:space="preserve"> becomes an </w:t>
-      </w:r>
-      <w:r>
-        <w:rPr>
-          <w:b/>
-        </w:rPr>
-        <w:t>output</w:t>
-      </w:r>
-      <w:r>
-        <w:rPr>
-          <w:b w:val="0"/>
-        </w:rPr>
-        <w:t>; explain the rule or learned component.</w:t>
+        <w:t>.</w:t>
       </w:r>
     </w:p>
     <w:p>
       <w:pPr>
-        <w:spacing w:line="336" w:lineRule="auto" w:after="180"/>
-      </w:pPr>
-      <w:r>
-        <w:rPr>
-          <w:b w:val="0"/>
-        </w:rPr>
-        <w:t xml:space="preserve">Use the weekly teacher answer for topic-specific reasoning. A saved progress tick is an activity record; judge mastery from the learner’s explanation and </w:t>
-      </w:r>
-      <w:r>
-        <w:rPr>
-          <w:b/>
-        </w:rPr>
-        <w:t>evidence</w:t>
-      </w:r>
-      <w:r>
-        <w:rPr>
-          <w:b w:val="0"/>
-        </w:rPr>
-        <w:t>.</w:t>
+        <w:pStyle w:val="Heading1"/>
+      </w:pPr>
+      <w:r>
+        <w:t>08. Reference · Feedback,labs and repair paths</w:t>
       </w:r>
     </w:p>
     <w:p>
-      <w:pPr>
-        <w:pStyle w:val="Heading1"/>
-      </w:pPr>
-      <w:r>
-        <w:t>08. Use feedback, labs and repair paths</w:t>
+      <w:r>
+        <w:t>Retain the first attempt and the evidence used for a repair.</w:t>
       </w:r>
     </w:p>
     <w:p>
-      <w:r>
-        <w:t>Use feedback, earlier review and portfolios purposefully. Apply the coding routine only when this lesson has an executable lab.</w:t>
+      <w:pPr>
+        <w:pStyle w:val="Heading2"/>
+      </w:pPr>
+      <w:r>
+        <w:t>Feedback and record guidance</w:t>
       </w:r>
     </w:p>
     <w:p>
@@ -4754,40 +5045,17 @@
         <w:pStyle w:val="Heading1"/>
       </w:pPr>
       <w:r>
-        <w:t>09. Visual concept journey</w:t>
+        <w:t>09. Reference · Teach with the six pictures</w:t>
       </w:r>
     </w:p>
     <w:p>
       <w:r>
-        <w:t>Show one Gradients with a numerical check graphic at a time, request a prediction and discuss its trace before the independent assessment.</w:t>
+        <w:t>Choose one picture for a particular reasoning move.</w:t>
       </w:r>
     </w:p>
     <w:p>
       <w:pPr>
-        <w:spacing w:line="336" w:lineRule="auto" w:after="180"/>
-      </w:pPr>
-      <w:r>
-        <w:rPr>
-          <w:b w:val="0"/>
-        </w:rPr>
-        <w:t xml:space="preserve">Use one picture at a time. Hide a worked result before asking for a </w:t>
-      </w:r>
-      <w:r>
-        <w:rPr>
-          <w:b/>
-        </w:rPr>
-        <w:t>prediction</w:t>
-      </w:r>
-      <w:r>
-        <w:rPr>
-          <w:b w:val="0"/>
-        </w:rPr>
-        <w:t>, then reveal it for feedback. These are supported teaching cases; retain the separate independent assessment for a fresh first attempt.</w:t>
-      </w:r>
-    </w:p>
-    <w:p>
-      <w:pPr>
-        <w:pStyle w:val="Heading3"/>
+        <w:pStyle w:val="Heading2"/>
       </w:pPr>
       <w:r>
         <w:t>01. Gradients with a numerical check: the case</w:t>
@@ -4798,7 +5066,7 @@
         <w:drawing>
           <wp:inline xmlns:a="http://schemas.openxmlformats.org/drawingml/2006/main" xmlns:pic="http://schemas.openxmlformats.org/drawingml/2006/picture">
             <wp:extent cx="5486400" cy="2990088"/>
-            <wp:docPr id="2" name="Picture 2" descr="Check each coordinate of a gradient while holding the other parameter fixed. Supplied facts: Model y=2w+b, target 3. At [w, b]=[1, 0], y = 2, residual y-target=-1; loss is residual². All inputs and outcomes in this worked example are invented classroom data; no real model run is claimed."/>
+            <wp:docPr id="3" name="Picture 3" descr="Check each coordinate of a gradient while holding the other parameter fixed. Supplied facts: Model y=2w+b, target 3. At [w, b]=[1, 0], y = 2, residual y-target=-1; loss is residual². All inputs and outcomes in this worked example are invented classroom data; no real model run is claimed."/>
             <wp:cNvGraphicFramePr>
               <a:graphicFrameLocks noChangeAspect="1"/>
             </wp:cNvGraphicFramePr>
@@ -4810,7 +5078,7 @@
                     <pic:cNvPicPr/>
                   </pic:nvPicPr>
                   <pic:blipFill>
-                    <a:blip r:embed="rId10"/>
+                    <a:blip r:embed="rId11"/>
                     <a:stretch>
                       <a:fillRect/>
                     </a:stretch>
@@ -4878,7 +5146,6 @@
     <w:p>
       <w:pPr>
         <w:spacing w:line="336" w:lineRule="auto" w:after="180"/>
-        <w:shd w:fill="F5F1FB"/>
       </w:pPr>
       <w:r>
         <w:rPr>
@@ -4889,27 +5156,18 @@
     </w:p>
     <w:p>
       <w:pPr>
-        <w:pStyle w:val="Heading3"/>
-      </w:pPr>
-      <w:r>
-        <w:t>Discuss while showing the picture</w:t>
+        <w:spacing w:line="336" w:lineRule="auto" w:after="180"/>
+      </w:pPr>
+      <w:r>
+        <w:rPr>
+          <w:b w:val="0"/>
+        </w:rPr>
+        <w:t>Teacher prompt: Point to the given fact that matters most. Explain why it matters. Ask learners to describe one label or arrow in ordinary words. Use the adjacent transcript if the image is difficult to see.</w:t>
       </w:r>
     </w:p>
     <w:p>
       <w:pPr>
-        <w:spacing w:line="336" w:lineRule="auto" w:after="180"/>
-        <w:shd w:fill="F1F6F8"/>
-      </w:pPr>
-      <w:r>
-        <w:rPr>
-          <w:b w:val="0"/>
-        </w:rPr>
-        <w:t>Teacher prompt: Point to the given fact that matters most. Explain why it matters. Ask learners to describe one label or arrow in ordinary words. Use the adjacent transcript if the image is difficult to see.</w:t>
-      </w:r>
-    </w:p>
-    <w:p>
-      <w:pPr>
-        <w:pStyle w:val="Heading3"/>
+        <w:pStyle w:val="Heading2"/>
       </w:pPr>
       <w:r>
         <w:t>02. Follow the deciding steps</w:t>
@@ -4920,7 +5178,7 @@
         <w:drawing>
           <wp:inline xmlns:a="http://schemas.openxmlformats.org/drawingml/2006/main" xmlns:pic="http://schemas.openxmlformats.org/drawingml/2006/picture">
             <wp:extent cx="5486400" cy="3182112"/>
-            <wp:docPr id="3" name="Picture 3" descr="Check w direction: Analytic derivative 2×residual×2=-4. → Check b direction: Analytic derivative 2×residual=-2. → Numerical check: With step 0.1: w losses 0.64, 1.44 give -4; b losses 0.81, 1.21 give -2."/>
+            <wp:docPr id="4" name="Picture 4" descr="Check w direction: Analytic derivative 2×residual×2=-4. → Check b direction: Analytic derivative 2×residual=-2. → Numerical check: With step 0.1: w losses 0.64, 1.44 give -4; b losses 0.81, 1.21 give -2."/>
             <wp:cNvGraphicFramePr>
               <a:graphicFrameLocks noChangeAspect="1"/>
             </wp:cNvGraphicFramePr>
@@ -4932,7 +5190,7 @@
                     <pic:cNvPicPr/>
                   </pic:nvPicPr>
                   <pic:blipFill>
-                    <a:blip r:embed="rId11"/>
+                    <a:blip r:embed="rId9"/>
                     <a:stretch>
                       <a:fillRect/>
                     </a:stretch>
@@ -4965,7 +5223,6 @@
     <w:p>
       <w:pPr>
         <w:spacing w:line="336" w:lineRule="auto" w:after="180"/>
-        <w:shd w:fill="F5F1FB"/>
       </w:pPr>
       <w:r>
         <w:rPr>
@@ -4988,39 +5245,30 @@
     </w:p>
     <w:p>
       <w:pPr>
-        <w:pStyle w:val="Heading3"/>
-      </w:pPr>
-      <w:r>
-        <w:t>Discuss while showing the picture</w:t>
+        <w:spacing w:line="336" w:lineRule="auto" w:after="180"/>
+      </w:pPr>
+      <w:r>
+        <w:rPr>
+          <w:b w:val="0"/>
+        </w:rPr>
+        <w:t xml:space="preserve">Teacher prompt: Point to each numbered stage and explain which recorded </w:t>
+      </w:r>
+      <w:r>
+        <w:rPr>
+          <w:b/>
+        </w:rPr>
+        <w:t>input</w:t>
+      </w:r>
+      <w:r>
+        <w:rPr>
+          <w:b w:val="0"/>
+        </w:rPr>
+        <w:t xml:space="preserve"> it uses. Ask learners to describe one label or arrow in ordinary words. Use the adjacent transcript if the image is difficult to see.</w:t>
       </w:r>
     </w:p>
     <w:p>
       <w:pPr>
-        <w:spacing w:line="336" w:lineRule="auto" w:after="180"/>
-        <w:shd w:fill="F1F6F8"/>
-      </w:pPr>
-      <w:r>
-        <w:rPr>
-          <w:b w:val="0"/>
-        </w:rPr>
-        <w:t xml:space="preserve">Teacher prompt: Point to each numbered stage and explain which recorded </w:t>
-      </w:r>
-      <w:r>
-        <w:rPr>
-          <w:b/>
-        </w:rPr>
-        <w:t>input</w:t>
-      </w:r>
-      <w:r>
-        <w:rPr>
-          <w:b w:val="0"/>
-        </w:rPr>
-        <w:t xml:space="preserve"> it uses. Ask learners to describe one label or arrow in ordinary words. Use the adjacent transcript if the image is difficult to see.</w:t>
-      </w:r>
-    </w:p>
-    <w:p>
-      <w:pPr>
-        <w:pStyle w:val="Heading3"/>
+        <w:pStyle w:val="Heading2"/>
       </w:pPr>
       <w:r>
         <w:t>03. Two separate probes at one parameter vector</w:t>
@@ -5031,7 +5279,7 @@
         <w:drawing>
           <wp:inline xmlns:a="http://schemas.openxmlformats.org/drawingml/2006/main" xmlns:pic="http://schemas.openxmlformats.org/drawingml/2006/picture">
             <wp:extent cx="5486400" cy="2834640"/>
-            <wp:docPr id="4" name="Picture 4" descr="Two separate probes at one parameter vector. w near 1 | b is 0 and x is 2 | First entry -4. b near 0 | w is 1 and x is 2 | Second entry -2. Assemble in order [w, b] | Same original model | Gradient [-4, -2]"/>
+            <wp:docPr id="5" name="Picture 5" descr="Two separate probes at one parameter vector. w near 1 | b is 0 and x is 2 | First entry -4. b near 0 | w is 1 and x is 2 | Second entry -2. Assemble in order [w, b] | Same original model | Gradient [-4, -2]"/>
             <wp:cNvGraphicFramePr>
               <a:graphicFrameLocks noChangeAspect="1"/>
             </wp:cNvGraphicFramePr>
@@ -5088,7 +5336,6 @@
     <w:p>
       <w:pPr>
         <w:spacing w:line="336" w:lineRule="auto" w:after="180"/>
-        <w:shd w:fill="F5F1FB"/>
       </w:pPr>
       <w:r>
         <w:rPr>
@@ -5099,27 +5346,18 @@
     </w:p>
     <w:p>
       <w:pPr>
-        <w:pStyle w:val="Heading3"/>
-      </w:pPr>
-      <w:r>
-        <w:t>Discuss while showing the picture</w:t>
+        <w:spacing w:line="336" w:lineRule="auto" w:after="180"/>
+      </w:pPr>
+      <w:r>
+        <w:rPr>
+          <w:b w:val="0"/>
+        </w:rPr>
+        <w:t>Teacher prompt: Read the labels and values. Explain the relationship the model shows. Ask learners to describe one label or arrow in ordinary words. Use the adjacent transcript if the image is difficult to see.</w:t>
       </w:r>
     </w:p>
     <w:p>
       <w:pPr>
-        <w:spacing w:line="336" w:lineRule="auto" w:after="180"/>
-        <w:shd w:fill="F1F6F8"/>
-      </w:pPr>
-      <w:r>
-        <w:rPr>
-          <w:b w:val="0"/>
-        </w:rPr>
-        <w:t>Teacher prompt: Read the labels and values. Explain the relationship the model shows. Ask learners to describe one label or arrow in ordinary words. Use the adjacent transcript if the image is difficult to see.</w:t>
-      </w:r>
-    </w:p>
-    <w:p>
-      <w:pPr>
-        <w:pStyle w:val="Heading3"/>
+        <w:pStyle w:val="Heading2"/>
       </w:pPr>
       <w:r>
         <w:t>04. Change one thing. Trace what follows.</w:t>
@@ -5130,7 +5368,7 @@
         <w:drawing>
           <wp:inline xmlns:a="http://schemas.openxmlformats.org/drawingml/2006/main" xmlns:pic="http://schemas.openxmlformats.org/drawingml/2006/picture">
             <wp:extent cx="5486400" cy="3026664"/>
-            <wp:docPr id="5" name="Picture 5" descr="Original case: With step 0.1: w losses 0.64, 1.44 give -4; b losses 0.81, 1.21 give -2. Changed condition: Swap the two gradient components in the program output. Expected result: The coordinate-wise numerical check exposes the mismatch. Reason: The w perturbation changes y twice as strongly as the same b perturbation."/>
+            <wp:docPr id="6" name="Picture 6" descr="Original case: With step 0.1: w losses 0.64, 1.44 give -4; b losses 0.81, 1.21 give -2. Changed condition: Swap the two gradient components in the program output. Expected result: The coordinate-wise numerical check exposes the mismatch. Reason: The w perturbation changes y twice as strongly as the same b perturbation."/>
             <wp:cNvGraphicFramePr>
               <a:graphicFrameLocks noChangeAspect="1"/>
             </wp:cNvGraphicFramePr>
@@ -5210,7 +5448,6 @@
     <w:p>
       <w:pPr>
         <w:spacing w:line="336" w:lineRule="auto" w:after="180"/>
-        <w:shd w:fill="F5F1FB"/>
       </w:pPr>
       <w:r>
         <w:rPr>
@@ -5221,39 +5458,29 @@
     </w:p>
     <w:p>
       <w:pPr>
-        <w:pStyle w:val="Heading3"/>
-      </w:pPr>
-      <w:r>
-        <w:t>Discuss while showing the picture</w:t>
+        <w:spacing w:line="336" w:lineRule="auto" w:after="180"/>
+      </w:pPr>
+      <w:r>
+        <w:rPr>
+          <w:b w:val="0"/>
+        </w:rPr>
+        <w:t>Teacher prompt: Predict before checking the worked changed-case result. Name what changed and what the supplied facts allow you to conclude. Ask learners to describe one label or arrow in ordinary words.</w:t>
       </w:r>
     </w:p>
     <w:p>
       <w:pPr>
         <w:spacing w:line="336" w:lineRule="auto" w:after="180"/>
-        <w:shd w:fill="F1F6F8"/>
       </w:pPr>
       <w:r>
         <w:rPr>
           <w:b w:val="0"/>
         </w:rPr>
-        <w:t>Teacher prompt: Predict before checking the worked changed-case result. Name what changed and what the supplied facts allow you to conclude. Ask learners to describe one label or arrow in ordinary words.</w:t>
+        <w:t>Use the adjacent transcript if the image is difficult to see. Changed-case reasoning: The w perturbation changes y twice as strongly as the same b perturbation.</w:t>
       </w:r>
     </w:p>
     <w:p>
       <w:pPr>
-        <w:spacing w:line="336" w:lineRule="auto" w:after="180"/>
-        <w:shd w:fill="F1F6F8"/>
-      </w:pPr>
-      <w:r>
-        <w:rPr>
-          <w:b w:val="0"/>
-        </w:rPr>
-        <w:t>Use the adjacent transcript if the image is difficult to see. Changed-case reasoning: The w perturbation changes y twice as strongly as the same b perturbation.</w:t>
-      </w:r>
-    </w:p>
-    <w:p>
-      <w:pPr>
-        <w:pStyle w:val="Heading3"/>
+        <w:pStyle w:val="Heading2"/>
       </w:pPr>
       <w:r>
         <w:t>05. Connect the explanation to its limit</w:t>
@@ -5264,7 +5491,7 @@
         <w:drawing>
           <wp:inline xmlns:a="http://schemas.openxmlformats.org/drawingml/2006/main" xmlns:pic="http://schemas.openxmlformats.org/drawingml/2006/picture">
             <wp:extent cx="5486400" cy="2834640"/>
-            <wp:docPr id="6" name="Picture 6" descr="A gradient lists the slope for each parameter, in a declared order. Changing w by a small amount changes the prediction twice as much as changing b by the same amount. That explains the different derivative magnitudes. Perturb one coordinate while holding the other fixed, then compare the numerical slope with its analytic counterpart. Limit: The exact agreement occurs for this quadratic toy case; finite differences in larger models involve rounding and step-size limits."/>
+            <wp:docPr id="7" name="Picture 7" descr="A gradient lists the slope for each parameter, in a declared order. Changing w by a small amount changes the prediction twice as much as changing b by the same amount. That explains the different derivative magnitudes. Perturb one coordinate while holding the other fixed, then compare the numerical slope with its analytic counterpart. Limit: The exact agreement occurs for this quadratic toy case; finite differences in larger models involve rounding and step-size limits."/>
             <wp:cNvGraphicFramePr>
               <a:graphicFrameLocks noChangeAspect="1"/>
             </wp:cNvGraphicFramePr>
@@ -5367,7 +5594,6 @@
     <w:p>
       <w:pPr>
         <w:spacing w:line="336" w:lineRule="auto" w:after="180"/>
-        <w:shd w:fill="F5F1FB"/>
       </w:pPr>
       <w:r>
         <w:rPr>
@@ -5378,51 +5604,41 @@
     </w:p>
     <w:p>
       <w:pPr>
-        <w:pStyle w:val="Heading3"/>
-      </w:pPr>
-      <w:r>
-        <w:t>Discuss while showing the picture</w:t>
+        <w:spacing w:line="336" w:lineRule="auto" w:after="180"/>
+      </w:pPr>
+      <w:r>
+        <w:rPr>
+          <w:b w:val="0"/>
+        </w:rPr>
+        <w:t>Teacher prompt: Explain the case, then point to a limit on the claim. Ask learners to describe one label or arrow in ordinary words. Use the adjacent transcript if the image is difficult to see.</w:t>
       </w:r>
     </w:p>
     <w:p>
       <w:pPr>
         <w:spacing w:line="336" w:lineRule="auto" w:after="180"/>
-        <w:shd w:fill="F1F6F8"/>
       </w:pPr>
       <w:r>
         <w:rPr>
           <w:b w:val="0"/>
         </w:rPr>
-        <w:t>Teacher prompt: Explain the case, then point to a limit on the claim. Ask learners to describe one label or arrow in ordinary words. Use the adjacent transcript if the image is difficult to see.</w:t>
+        <w:t xml:space="preserve">Keep the stated scope: The exact agreement occurs for this quadratic toy case; </w:t>
+      </w:r>
+      <w:r>
+        <w:rPr>
+          <w:b/>
+        </w:rPr>
+        <w:t>finite difference</w:t>
+      </w:r>
+      <w:r>
+        <w:rPr>
+          <w:b w:val="0"/>
+        </w:rPr>
+        <w:t>s in larger models involve rounding and step-size limits.</w:t>
       </w:r>
     </w:p>
     <w:p>
       <w:pPr>
-        <w:spacing w:line="336" w:lineRule="auto" w:after="180"/>
-        <w:shd w:fill="F1F6F8"/>
-      </w:pPr>
-      <w:r>
-        <w:rPr>
-          <w:b w:val="0"/>
-        </w:rPr>
-        <w:t xml:space="preserve">Keep the stated scope: The exact agreement occurs for this quadratic toy case; </w:t>
-      </w:r>
-      <w:r>
-        <w:rPr>
-          <w:b/>
-        </w:rPr>
-        <w:t>finite difference</w:t>
-      </w:r>
-      <w:r>
-        <w:rPr>
-          <w:b w:val="0"/>
-        </w:rPr>
-        <w:t>s in larger models involve rounding and step-size limits.</w:t>
-      </w:r>
-    </w:p>
-    <w:p>
-      <w:pPr>
-        <w:pStyle w:val="Heading3"/>
+        <w:pStyle w:val="Heading2"/>
       </w:pPr>
       <w:r>
         <w:t>06. Make the idea visible in your project</w:t>
@@ -5433,7 +5649,7 @@
         <w:drawing>
           <wp:inline xmlns:a="http://schemas.openxmlformats.org/drawingml/2006/main" xmlns:pic="http://schemas.openxmlformats.org/drawingml/2006/picture">
             <wp:extent cx="5486400" cy="3681984"/>
-            <wp:docPr id="7" name="Picture 7" descr="For your Image-pattern Network Investigation, save the input, procedure, observed result and limitation of this check. Label this worked example as practice; use a different, previously unreviewed case when checking independent understanding. Draw your input, deciding step, result and limit. Supported question: Why should the numerical checks perturb one coordinate at a time? Point to the relevant step in the picture, then write the changed result and the rule or evidence that supports it."/>
+            <wp:docPr id="8" name="Picture 8" descr="For your Image-pattern Network Investigation, save the input, procedure, observed result and limitation of this check. Label this worked example as practice; use a different, previously unreviewed case when checking independent understanding. Draw your input, deciding step, result and limit. Supported question: Why should the numerical checks perturb one coordinate at a time? Point to the relevant step in the picture, then write the changed result and the rule or evidence that supports it."/>
             <wp:cNvGraphicFramePr>
               <a:graphicFrameLocks noChangeAspect="1"/>
             </wp:cNvGraphicFramePr>
@@ -5536,7 +5752,6 @@
     <w:p>
       <w:pPr>
         <w:spacing w:line="336" w:lineRule="auto" w:after="180"/>
-        <w:shd w:fill="F5F1FB"/>
       </w:pPr>
       <w:r>
         <w:rPr>
@@ -5559,70 +5774,138 @@
     </w:p>
     <w:p>
       <w:pPr>
-        <w:pStyle w:val="Heading3"/>
-      </w:pPr>
-      <w:r>
-        <w:t>Discuss while showing the picture</w:t>
+        <w:spacing w:line="336" w:lineRule="auto" w:after="180"/>
+      </w:pPr>
+      <w:r>
+        <w:rPr>
+          <w:b w:val="0"/>
+        </w:rPr>
+        <w:t xml:space="preserve">Teacher prompt: Draw your project trace and justify the deciding step using </w:t>
+      </w:r>
+      <w:r>
+        <w:rPr>
+          <w:b/>
+        </w:rPr>
+        <w:t>evidence</w:t>
+      </w:r>
+      <w:r>
+        <w:rPr>
+          <w:b w:val="0"/>
+        </w:rPr>
+        <w:t>. Ask learners to describe one label or arrow in ordinary words. Use the adjacent transcript if the image is difficult to see.</w:t>
       </w:r>
     </w:p>
     <w:p>
       <w:pPr>
         <w:spacing w:line="336" w:lineRule="auto" w:after="180"/>
-        <w:shd w:fill="F1F6F8"/>
       </w:pPr>
       <w:r>
         <w:rPr>
           <w:b w:val="0"/>
         </w:rPr>
-        <w:t xml:space="preserve">Teacher prompt: Draw your project trace and justify the deciding step using </w:t>
+        <w:t xml:space="preserve">Supported practice key: They estimate a </w:t>
       </w:r>
       <w:r>
         <w:rPr>
           <w:b/>
         </w:rPr>
-        <w:t>evidence</w:t>
+        <w:t>partial derivative</w:t>
       </w:r>
       <w:r>
         <w:rPr>
           <w:b w:val="0"/>
         </w:rPr>
-        <w:t>. Ask learners to describe one label or arrow in ordinary words. Use the adjacent transcript if the image is difficult to see.</w:t>
+        <w:t>. Changing both coordinates would mix their effects and would not independently verify [-4,-2].</w:t>
       </w:r>
     </w:p>
     <w:p>
       <w:pPr>
         <w:spacing w:line="336" w:lineRule="auto" w:after="180"/>
-        <w:shd w:fill="F1F6F8"/>
       </w:pPr>
       <w:r>
         <w:rPr>
           <w:b w:val="0"/>
         </w:rPr>
-        <w:t xml:space="preserve">Supported practice key: They estimate a </w:t>
-      </w:r>
-      <w:r>
-        <w:rPr>
-          <w:b/>
-        </w:rPr>
-        <w:t>partial derivative</w:t>
-      </w:r>
-      <w:r>
-        <w:rPr>
-          <w:b w:val="0"/>
-        </w:rPr>
-        <w:t>. Changing both coordinates would mix their effects and would not independently verify [-4,-2].</w:t>
+        <w:t>Changed-case check: The coordinate-wise numerical check exposes the mismatch. The w perturbation changes y twice as strongly as the same b perturbation.</w:t>
       </w:r>
     </w:p>
     <w:p>
       <w:pPr>
+        <w:pStyle w:val="Heading2"/>
+      </w:pPr>
+      <w:r>
+        <w:t>Earlier wording, alternatives and picture transcripts · reference / check after trying</w:t>
+      </w:r>
+    </w:p>
+    <w:p>
+      <w:pPr>
         <w:spacing w:line="336" w:lineRule="auto" w:after="180"/>
-        <w:shd w:fill="F1F6F8"/>
       </w:pPr>
       <w:r>
         <w:rPr>
           <w:b w:val="0"/>
         </w:rPr>
-        <w:t>Changed-case check: The coordinate-wise numerical check exposes the mismatch. The w perturbation changes y twice as strongly as the same b perturbation.</w:t>
+        <w:t xml:space="preserve">Use one picture at a time. Hide a worked result before asking for a </w:t>
+      </w:r>
+      <w:r>
+        <w:rPr>
+          <w:b/>
+        </w:rPr>
+        <w:t>prediction</w:t>
+      </w:r>
+      <w:r>
+        <w:rPr>
+          <w:b w:val="0"/>
+        </w:rPr>
+        <w:t>, then reveal it for feedback. These are supported teaching cases; retain the separate independent assessment for a fresh first attempt.</w:t>
+      </w:r>
+    </w:p>
+    <w:p>
+      <w:pPr>
+        <w:pStyle w:val="Heading3"/>
+      </w:pPr>
+      <w:r>
+        <w:t>01. Gradients with a numerical check: the case</w:t>
+      </w:r>
+    </w:p>
+    <w:p>
+      <w:pPr>
+        <w:pStyle w:val="Heading3"/>
+      </w:pPr>
+      <w:r>
+        <w:t>02. Follow the deciding steps</w:t>
+      </w:r>
+    </w:p>
+    <w:p>
+      <w:pPr>
+        <w:pStyle w:val="Heading3"/>
+      </w:pPr>
+      <w:r>
+        <w:t>03. Two separate probes at one parameter vector</w:t>
+      </w:r>
+    </w:p>
+    <w:p>
+      <w:pPr>
+        <w:pStyle w:val="Heading3"/>
+      </w:pPr>
+      <w:r>
+        <w:t>04. Change one thing. Trace what follows.</w:t>
+      </w:r>
+    </w:p>
+    <w:p>
+      <w:pPr>
+        <w:pStyle w:val="Heading3"/>
+      </w:pPr>
+      <w:r>
+        <w:t>05. Connect the explanation to its limit</w:t>
+      </w:r>
+    </w:p>
+    <w:p>
+      <w:pPr>
+        <w:pStyle w:val="Heading3"/>
+      </w:pPr>
+      <w:r>
+        <w:t>06. Make the idea visible in your project</w:t>
       </w:r>
     </w:p>
     <w:sectPr>
